--- a/Go-based Refactored System/deploy/mbti-templates/MBTI-ENTP.docx
+++ b/Go-based Refactored System/deploy/mbti-templates/MBTI-ENTP.docx
@@ -1,6 +1,6 @@
 
 <file path=word/document.xml><?xml version="1.0" encoding="utf-8"?>
-<w:document xmlns:wpc="http://schemas.microsoft.com/office/word/2010/wordprocessingCanvas" xmlns:cx="http://schemas.microsoft.com/office/drawing/2014/chartex" xmlns:cx1="http://schemas.microsoft.com/office/drawing/2015/9/8/chartex" xmlns:cx2="http://schemas.microsoft.com/office/drawing/2015/10/21/chartex" xmlns:cx3="http://schemas.microsoft.com/office/drawing/2016/5/9/chartex" xmlns:cx4="http://schemas.microsoft.com/office/drawing/2016/5/10/chartex" xmlns:cx5="http://schemas.microsoft.com/office/drawing/2016/5/11/chartex" xmlns:cx6="http://schemas.microsoft.com/office/drawing/2016/5/12/chartex" xmlns:cx7="http://schemas.microsoft.com/office/drawing/2016/5/13/chartex" xmlns:cx8="http://schemas.microsoft.com/office/drawing/2016/5/14/chartex" xmlns:mc="http://schemas.openxmlformats.org/markup-compatibility/2006" xmlns:aink="http://schemas.microsoft.com/office/drawing/2016/ink" xmlns:am3d="http://schemas.microsoft.com/office/drawing/2017/model3d" xmlns:o="urn:schemas-microsoft-com:office:office" xmlns:oel="http://schemas.microsoft.com/office/2019/extlst" xmlns:r="http://schemas.openxmlformats.org/officeDocument/2006/relationships" xmlns:m="http://schemas.openxmlformats.org/officeDocument/2006/math" xmlns:v="urn:schemas-microsoft-com:vml" xmlns:wp14="http://schemas.microsoft.com/office/word/2010/wordprocessingDrawing" xmlns:wp="http://schemas.openxmlformats.org/drawingml/2006/wordprocessingDrawing" xmlns:w10="urn:schemas-microsoft-com:office:word" xmlns:w="http://schemas.openxmlformats.org/wordprocessingml/2006/main" xmlns:w14="http://schemas.microsoft.com/office/word/2010/wordml" xmlns:w15="http://schemas.microsoft.com/office/word/2012/wordml" xmlns:w16cex="http://schemas.microsoft.com/office/word/2018/wordml/cex" xmlns:w16cid="http://schemas.microsoft.com/office/word/2016/wordml/cid" xmlns:w16="http://schemas.microsoft.com/office/word/2018/wordml" xmlns:w16du="http://schemas.microsoft.com/office/word/2023/wordml/word16du" xmlns:w16sdtdh="http://schemas.microsoft.com/office/word/2020/wordml/sdtdatahash" xmlns:w16sdtfl="http://schemas.microsoft.com/office/word/2024/wordml/sdtformatlock" xmlns:w16se="http://schemas.microsoft.com/office/word/2015/wordml/symex" xmlns:wpg="http://schemas.microsoft.com/office/word/2010/wordprocessingGroup" xmlns:wpi="http://schemas.microsoft.com/office/word/2010/wordprocessingInk" xmlns:wne="http://schemas.microsoft.com/office/word/2006/wordml" xmlns:wps="http://schemas.microsoft.com/office/word/2010/wordprocessingShape" mc:Ignorable="w14 w15 w16se w16cid w16 w16cex w16sdtdh w16sdtfl w16du wp14">
+<w:document xmlns:wpc="http://schemas.microsoft.com/office/word/2010/wordprocessingCanvas" xmlns:mc="http://schemas.openxmlformats.org/markup-compatibility/2006" xmlns:o="urn:schemas-microsoft-com:office:office" xmlns:r="http://schemas.openxmlformats.org/officeDocument/2006/relationships" xmlns:m="http://schemas.openxmlformats.org/officeDocument/2006/math" xmlns:v="urn:schemas-microsoft-com:vml" xmlns:wp14="http://schemas.microsoft.com/office/word/2010/wordprocessingDrawing" xmlns:wp="http://schemas.openxmlformats.org/drawingml/2006/wordprocessingDrawing" xmlns:w10="urn:schemas-microsoft-com:office:word" xmlns:w="http://schemas.openxmlformats.org/wordprocessingml/2006/main" xmlns:w14="http://schemas.microsoft.com/office/word/2010/wordml" xmlns:w15="http://schemas.microsoft.com/office/word/2012/wordml" xmlns:wpg="http://schemas.microsoft.com/office/word/2010/wordprocessingGroup" xmlns:wpi="http://schemas.microsoft.com/office/word/2010/wordprocessingInk" xmlns:wne="http://schemas.microsoft.com/office/word/2006/wordml" xmlns:wps="http://schemas.microsoft.com/office/word/2010/wordprocessingShape" mc:Ignorable="w14 w15 wp14">
   <w:body>
     <w:p>
       <w:pPr>
@@ -14,13 +14,13 @@
           <w:color w:val="000000" w:themeColor="text1"/>
         </w:rPr>
         <w:drawing>
-          <wp:anchor distT="0" distB="0" distL="114300" distR="114300" simplePos="0" relativeHeight="251653120" behindDoc="1" locked="0" layoutInCell="1" allowOverlap="1" wp14:anchorId="799E62F7" wp14:editId="4C47A906">
+          <wp:anchor distT="0" distB="0" distL="114300" distR="114300" simplePos="0" relativeHeight="251658240" behindDoc="1" locked="0" layoutInCell="1" allowOverlap="1" wp14:anchorId="064CB2D5" wp14:editId="47755BD0">
             <wp:simplePos x="0" y="0"/>
             <wp:positionH relativeFrom="column">
-              <wp:posOffset>-1195070</wp:posOffset>
+              <wp:posOffset>-1165878</wp:posOffset>
             </wp:positionH>
             <wp:positionV relativeFrom="paragraph">
-              <wp:posOffset>-915670</wp:posOffset>
+              <wp:posOffset>-914400</wp:posOffset>
             </wp:positionV>
             <wp:extent cx="7594600" cy="10758805"/>
             <wp:effectExtent l="0" t="0" r="6350" b="4445"/>
@@ -39,7 +39,7 @@
                     </pic:cNvPicPr>
                   </pic:nvPicPr>
                   <pic:blipFill>
-                    <a:blip r:embed="rId8"/>
+                    <a:blip r:embed="rId9"/>
                     <a:stretch>
                       <a:fillRect/>
                     </a:stretch>
@@ -71,7 +71,7 @@
         <mc:AlternateContent>
           <mc:Choice Requires="wps">
             <w:drawing>
-              <wp:anchor distT="0" distB="0" distL="114300" distR="114300" simplePos="0" relativeHeight="251651072" behindDoc="0" locked="0" layoutInCell="1" allowOverlap="1" wp14:anchorId="742C186E" wp14:editId="5AB21837">
+              <wp:anchor distT="0" distB="0" distL="114300" distR="114300" simplePos="0" relativeHeight="251653120" behindDoc="0" locked="0" layoutInCell="1" allowOverlap="1" wp14:anchorId="05D721F5" wp14:editId="293E6B87">
                 <wp:simplePos x="0" y="0"/>
                 <wp:positionH relativeFrom="column">
                   <wp:posOffset>-1075690</wp:posOffset>
@@ -121,7 +121,7 @@
                             <w:pPr>
                               <w:jc w:val="right"/>
                               <w:rPr>
-                                <w:rFonts w:ascii="汉仪雅酷黑 75W" w:eastAsia="汉仪雅酷黑 75W" w:hAnsi="汉仪雅酷黑 75W" w:cs="汉仪雅酷黑 75W" w:hint="eastAsia"/>
+                                <w:rFonts w:ascii="汉仪雅酷黑 75W" w:eastAsia="汉仪雅酷黑 75W" w:hAnsi="汉仪雅酷黑 75W" w:cs="汉仪雅酷黑 75W"/>
                                 <w:b/>
                                 <w:bCs/>
                                 <w:color w:val="75BD42" w:themeColor="accent4"/>
@@ -160,18 +160,18 @@
           </mc:Choice>
           <mc:Fallback>
             <w:pict>
-              <v:shapetype w14:anchorId="742C186E" id="_x0000_t202" coordsize="21600,21600" o:spt="202" path="m,l,21600r21600,l21600,xe">
+              <v:shapetype w14:anchorId="05D721F5" id="_x0000_t202" coordsize="21600,21600" o:spt="202" path="m,l,21600r21600,l21600,xe">
                 <v:stroke joinstyle="miter"/>
                 <v:path gradientshapeok="t" o:connecttype="rect"/>
               </v:shapetype>
-              <v:shape id="文本框 3" o:spid="_x0000_s1026" type="#_x0000_t202" style="position:absolute;left:0;text-align:left;margin-left:-84.7pt;margin-top:134.3pt;width:552.9pt;height:104.4pt;z-index:251651072;visibility:visible;mso-wrap-style:square;mso-wrap-distance-left:9pt;mso-wrap-distance-top:0;mso-wrap-distance-right:9pt;mso-wrap-distance-bottom:0;mso-position-horizontal:absolute;mso-position-horizontal-relative:text;mso-position-vertical:absolute;mso-position-vertical-relative:text;v-text-anchor:top" o:gfxdata="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" filled="f" stroked="f" strokeweight=".5pt">
+              <v:shape id="文本框 3" o:spid="_x0000_s1026" type="#_x0000_t202" style="position:absolute;left:0;text-align:left;margin-left:-84.7pt;margin-top:134.3pt;width:552.9pt;height:104.4pt;z-index:251653120;visibility:visible;mso-wrap-style:square;mso-wrap-distance-left:9pt;mso-wrap-distance-top:0;mso-wrap-distance-right:9pt;mso-wrap-distance-bottom:0;mso-position-horizontal:absolute;mso-position-horizontal-relative:text;mso-position-vertical:absolute;mso-position-vertical-relative:text;v-text-anchor:top" o:gfxdata="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" filled="f" stroked="f" strokeweight=".5pt">
                 <v:textbox>
                   <w:txbxContent>
                     <w:p>
                       <w:pPr>
                         <w:jc w:val="right"/>
                         <w:rPr>
-                          <w:rFonts w:ascii="汉仪雅酷黑 75W" w:eastAsia="汉仪雅酷黑 75W" w:hAnsi="汉仪雅酷黑 75W" w:cs="汉仪雅酷黑 75W" w:hint="eastAsia"/>
+                          <w:rFonts w:ascii="汉仪雅酷黑 75W" w:eastAsia="汉仪雅酷黑 75W" w:hAnsi="汉仪雅酷黑 75W" w:cs="汉仪雅酷黑 75W"/>
                           <w:b/>
                           <w:bCs/>
                           <w:color w:val="75BD42" w:themeColor="accent4"/>
@@ -212,7 +212,7 @@
         <mc:AlternateContent>
           <mc:Choice Requires="wps">
             <w:drawing>
-              <wp:anchor distT="0" distB="0" distL="114300" distR="114300" simplePos="0" relativeHeight="251655168" behindDoc="0" locked="0" layoutInCell="1" allowOverlap="1" wp14:anchorId="7D57D151" wp14:editId="2D05FA60">
+              <wp:anchor distT="0" distB="0" distL="114300" distR="114300" simplePos="0" relativeHeight="251662336" behindDoc="0" locked="0" layoutInCell="1" allowOverlap="1" wp14:anchorId="5AAFF207" wp14:editId="2AE4D1F5">
                 <wp:simplePos x="0" y="0"/>
                 <wp:positionH relativeFrom="column">
                   <wp:posOffset>-207645</wp:posOffset>
@@ -272,7 +272,7 @@
           </mc:Choice>
           <mc:Fallback>
             <w:pict>
-              <v:shape w14:anchorId="7D57D151" id="文本框 4" o:spid="_x0000_s1027" type="#_x0000_t202" style="position:absolute;left:0;text-align:left;margin-left:-16.35pt;margin-top:507pt;width:474.1pt;height:75.9pt;z-index:251655168;visibility:visible;mso-wrap-style:square;mso-wrap-distance-left:9pt;mso-wrap-distance-top:0;mso-wrap-distance-right:9pt;mso-wrap-distance-bottom:0;mso-position-horizontal:absolute;mso-position-horizontal-relative:text;mso-position-vertical:absolute;mso-position-vertical-relative:text;v-text-anchor:top" o:gfxdata="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" filled="f" stroked="f" strokeweight=".5pt">
+              <v:shape w14:anchorId="5AAFF207" id="文本框 4" o:spid="_x0000_s1027" type="#_x0000_t202" style="position:absolute;left:0;text-align:left;margin-left:-16.35pt;margin-top:507pt;width:474.1pt;height:75.9pt;z-index:251662336;visibility:visible;mso-wrap-style:square;mso-wrap-distance-left:9pt;mso-wrap-distance-top:0;mso-wrap-distance-right:9pt;mso-wrap-distance-bottom:0;mso-position-horizontal:absolute;mso-position-horizontal-relative:text;mso-position-vertical:absolute;mso-position-vertical-relative:text;v-text-anchor:top" o:gfxdata="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" filled="f" stroked="f" strokeweight=".5pt">
                 <v:textbox>
                   <w:txbxContent>
                     <w:p/>
@@ -291,7 +291,7 @@
         <mc:AlternateContent>
           <mc:Choice Requires="wps">
             <w:drawing>
-              <wp:anchor distT="0" distB="0" distL="114300" distR="114300" simplePos="0" relativeHeight="251652096" behindDoc="0" locked="0" layoutInCell="1" allowOverlap="1" wp14:anchorId="596308B8" wp14:editId="47525E80">
+              <wp:anchor distT="0" distB="0" distL="114300" distR="114300" simplePos="0" relativeHeight="251654144" behindDoc="0" locked="0" layoutInCell="1" allowOverlap="1" wp14:anchorId="27576E8F" wp14:editId="60393385">
                 <wp:simplePos x="0" y="0"/>
                 <wp:positionH relativeFrom="column">
                   <wp:posOffset>-1183640</wp:posOffset>
@@ -341,7 +341,7 @@
                             <w:pPr>
                               <w:jc w:val="right"/>
                               <w:rPr>
-                                <w:rFonts w:ascii="汉仪雅酷黑 75W" w:eastAsia="汉仪雅酷黑 75W" w:hAnsi="汉仪雅酷黑 75W" w:cs="汉仪雅酷黑 75W" w:hint="eastAsia"/>
+                                <w:rFonts w:ascii="汉仪雅酷黑 75W" w:eastAsia="汉仪雅酷黑 75W" w:hAnsi="汉仪雅酷黑 75W" w:cs="汉仪雅酷黑 75W"/>
                                 <w:b/>
                                 <w:bCs/>
                                 <w:color w:val="00B0F0"/>
@@ -374,14 +374,14 @@
           </mc:Choice>
           <mc:Fallback>
             <w:pict>
-              <v:shape w14:anchorId="596308B8" id="文本框 6" o:spid="_x0000_s1028" type="#_x0000_t202" style="position:absolute;left:0;text-align:left;margin-left:-93.2pt;margin-top:222.85pt;width:556.85pt;height:75pt;z-index:251652096;visibility:visible;mso-wrap-style:square;mso-wrap-distance-left:9pt;mso-wrap-distance-top:0;mso-wrap-distance-right:9pt;mso-wrap-distance-bottom:0;mso-position-horizontal:absolute;mso-position-horizontal-relative:text;mso-position-vertical:absolute;mso-position-vertical-relative:text;v-text-anchor:top" o:gfxdata="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" filled="f" stroked="f" strokeweight=".5pt">
+              <v:shape w14:anchorId="27576E8F" id="文本框 6" o:spid="_x0000_s1028" type="#_x0000_t202" style="position:absolute;left:0;text-align:left;margin-left:-93.2pt;margin-top:222.85pt;width:556.85pt;height:75pt;z-index:251654144;visibility:visible;mso-wrap-style:square;mso-wrap-distance-left:9pt;mso-wrap-distance-top:0;mso-wrap-distance-right:9pt;mso-wrap-distance-bottom:0;mso-position-horizontal:absolute;mso-position-horizontal-relative:text;mso-position-vertical:absolute;mso-position-vertical-relative:text;v-text-anchor:top" o:gfxdata="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" filled="f" stroked="f" strokeweight=".5pt">
                 <v:textbox>
                   <w:txbxContent>
                     <w:p>
                       <w:pPr>
                         <w:jc w:val="right"/>
                         <w:rPr>
-                          <w:rFonts w:ascii="汉仪雅酷黑 75W" w:eastAsia="汉仪雅酷黑 75W" w:hAnsi="汉仪雅酷黑 75W" w:cs="汉仪雅酷黑 75W" w:hint="eastAsia"/>
+                          <w:rFonts w:ascii="汉仪雅酷黑 75W" w:eastAsia="汉仪雅酷黑 75W" w:hAnsi="汉仪雅酷黑 75W" w:cs="汉仪雅酷黑 75W"/>
                           <w:b/>
                           <w:bCs/>
                           <w:color w:val="00B0F0"/>
@@ -408,109 +408,6 @@
           </mc:Fallback>
         </mc:AlternateContent>
       </w:r>
-      <w:r>
-        <w:rPr>
-          <w:noProof/>
-          <w:color w:val="000000" w:themeColor="text1"/>
-        </w:rPr>
-        <mc:AlternateContent>
-          <mc:Choice Requires="wps">
-            <w:drawing>
-              <wp:anchor distT="0" distB="0" distL="114300" distR="114300" simplePos="0" relativeHeight="251654144" behindDoc="0" locked="0" layoutInCell="1" allowOverlap="1" wp14:anchorId="3E001E4E" wp14:editId="25976CF4">
-                <wp:simplePos x="0" y="0"/>
-                <wp:positionH relativeFrom="column">
-                  <wp:posOffset>-1158240</wp:posOffset>
-                </wp:positionH>
-                <wp:positionV relativeFrom="paragraph">
-                  <wp:posOffset>-534035</wp:posOffset>
-                </wp:positionV>
-                <wp:extent cx="6978015" cy="1023620"/>
-                <wp:effectExtent l="0" t="0" r="0" b="0"/>
-                <wp:wrapNone/>
-                <wp:docPr id="2" name="文本框 2"/>
-                <wp:cNvGraphicFramePr/>
-                <a:graphic xmlns:a="http://schemas.openxmlformats.org/drawingml/2006/main">
-                  <a:graphicData uri="http://schemas.microsoft.com/office/word/2010/wordprocessingShape">
-                    <wps:wsp>
-                      <wps:cNvSpPr txBox="1"/>
-                      <wps:spPr>
-                        <a:xfrm>
-                          <a:off x="0" y="0"/>
-                          <a:ext cx="6978015" cy="1023620"/>
-                        </a:xfrm>
-                        <a:prstGeom prst="rect">
-                          <a:avLst/>
-                        </a:prstGeom>
-                        <a:noFill/>
-                        <a:ln w="6350">
-                          <a:noFill/>
-                        </a:ln>
-                      </wps:spPr>
-                      <wps:style>
-                        <a:lnRef idx="0">
-                          <a:schemeClr val="accent1"/>
-                        </a:lnRef>
-                        <a:fillRef idx="0">
-                          <a:schemeClr val="accent1"/>
-                        </a:fillRef>
-                        <a:effectRef idx="0">
-                          <a:schemeClr val="accent1"/>
-                        </a:effectRef>
-                        <a:fontRef idx="minor">
-                          <a:schemeClr val="dk1"/>
-                        </a:fontRef>
-                      </wps:style>
-                      <wps:txbx>
-                        <w:txbxContent>
-                          <w:p>
-                            <w:pPr>
-                              <w:jc w:val="right"/>
-                              <w:rPr>
-                                <w:rFonts w:ascii="汉仪雅酷黑 75W" w:eastAsia="汉仪雅酷黑 75W" w:hAnsi="汉仪雅酷黑 75W" w:cs="汉仪雅酷黑 75W" w:hint="eastAsia"/>
-                                <w:b/>
-                                <w:bCs/>
-                                <w:color w:val="2FABB4"/>
-                                <w:sz w:val="48"/>
-                                <w:szCs w:val="48"/>
-                              </w:rPr>
-                            </w:pPr>
-                          </w:p>
-                        </w:txbxContent>
-                      </wps:txbx>
-                      <wps:bodyPr rot="0" spcFirstLastPara="0" vertOverflow="overflow" horzOverflow="overflow" vert="horz" wrap="square" lIns="91440" tIns="45720" rIns="91440" bIns="45720" numCol="1" spcCol="0" rtlCol="0" fromWordArt="0" anchor="t" anchorCtr="0" forceAA="0" compatLnSpc="1">
-                        <a:noAutofit/>
-                      </wps:bodyPr>
-                    </wps:wsp>
-                  </a:graphicData>
-                </a:graphic>
-              </wp:anchor>
-            </w:drawing>
-          </mc:Choice>
-          <mc:Fallback>
-            <w:pict>
-              <v:shape w14:anchorId="3E001E4E" id="文本框 2" o:spid="_x0000_s1029" type="#_x0000_t202" style="position:absolute;left:0;text-align:left;margin-left:-91.2pt;margin-top:-42.05pt;width:549.45pt;height:80.6pt;z-index:251654144;visibility:visible;mso-wrap-style:square;mso-wrap-distance-left:9pt;mso-wrap-distance-top:0;mso-wrap-distance-right:9pt;mso-wrap-distance-bottom:0;mso-position-horizontal:absolute;mso-position-horizontal-relative:text;mso-position-vertical:absolute;mso-position-vertical-relative:text;v-text-anchor:top" o:gfxdata="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" filled="f" stroked="f" strokeweight=".5pt">
-                <v:textbox>
-                  <w:txbxContent>
-                    <w:p>
-                      <w:pPr>
-                        <w:jc w:val="right"/>
-                        <w:rPr>
-                          <w:rFonts w:ascii="汉仪雅酷黑 75W" w:eastAsia="汉仪雅酷黑 75W" w:hAnsi="汉仪雅酷黑 75W" w:cs="汉仪雅酷黑 75W" w:hint="eastAsia"/>
-                          <w:b/>
-                          <w:bCs/>
-                          <w:color w:val="2FABB4"/>
-                          <w:sz w:val="48"/>
-                          <w:szCs w:val="48"/>
-                        </w:rPr>
-                      </w:pPr>
-                    </w:p>
-                  </w:txbxContent>
-                </v:textbox>
-              </v:shape>
-            </w:pict>
-          </mc:Fallback>
-        </mc:AlternateContent>
-      </w:r>
     </w:p>
     <w:p>
       <w:pPr>
@@ -518,7 +415,8 @@
           <w:color w:val="000000" w:themeColor="text1"/>
         </w:rPr>
         <w:sectPr>
-          <w:headerReference w:type="default" r:id="rId9"/>
+          <w:headerReference w:type="default" r:id="rId10"/>
+          <w:footerReference w:type="default" r:id="rId11"/>
           <w:pgSz w:w="11906" w:h="16838"/>
           <w:pgMar w:top="1440" w:right="1800" w:bottom="1440" w:left="1800" w:header="851" w:footer="992" w:gutter="0"/>
           <w:cols w:space="425"/>
@@ -533,13 +431,13 @@
         <mc:AlternateContent>
           <mc:Choice Requires="wps">
             <w:drawing>
-              <wp:anchor distT="0" distB="0" distL="0" distR="0" simplePos="0" relativeHeight="251656192" behindDoc="0" locked="0" layoutInCell="1" allowOverlap="1" wp14:anchorId="3D3BA595" wp14:editId="344C0FE9">
+              <wp:anchor distT="0" distB="0" distL="0" distR="0" simplePos="0" relativeHeight="251655168" behindDoc="0" locked="0" layoutInCell="1" allowOverlap="1">
                 <wp:simplePos x="0" y="0"/>
                 <wp:positionH relativeFrom="column">
-                  <wp:posOffset>-31115</wp:posOffset>
+                  <wp:posOffset>-3917</wp:posOffset>
                 </wp:positionH>
                 <wp:positionV relativeFrom="paragraph">
-                  <wp:posOffset>5530215</wp:posOffset>
+                  <wp:posOffset>5040938</wp:posOffset>
                 </wp:positionV>
                 <wp:extent cx="3123565" cy="3604260"/>
                 <wp:effectExtent l="0" t="0" r="0" b="0"/>
@@ -585,7 +483,7 @@
                             <w:pPr>
                               <w:spacing w:line="500" w:lineRule="exact"/>
                               <w:rPr>
-                                <w:rFonts w:ascii="黑体" w:eastAsia="黑体" w:hAnsi="黑体" w:hint="eastAsia"/>
+                                <w:rFonts w:ascii="微软雅黑" w:eastAsia="微软雅黑" w:hAnsi="微软雅黑"/>
                                 <w:color w:val="75BD42" w:themeColor="accent4"/>
                                 <w:sz w:val="30"/>
                                 <w:szCs w:val="30"/>
@@ -596,7 +494,7 @@
                             </w:pPr>
                             <w:r>
                               <w:rPr>
-                                <w:rFonts w:ascii="黑体" w:eastAsia="黑体" w:hAnsi="黑体" w:hint="eastAsia"/>
+                                <w:rFonts w:ascii="微软雅黑" w:eastAsia="微软雅黑" w:hAnsi="微软雅黑" w:hint="eastAsia"/>
                                 <w:color w:val="75BD42" w:themeColor="accent4"/>
                                 <w:sz w:val="30"/>
                                 <w:szCs w:val="30"/>
@@ -608,7 +506,7 @@
                             </w:r>
                             <w:r>
                               <w:rPr>
-                                <w:rFonts w:ascii="黑体" w:eastAsia="黑体" w:hAnsi="黑体" w:hint="eastAsia"/>
+                                <w:rFonts w:ascii="微软雅黑" w:eastAsia="微软雅黑" w:hAnsi="微软雅黑" w:hint="eastAsia"/>
                                 <w:color w:val="75BD42" w:themeColor="accent4"/>
                                 <w:sz w:val="30"/>
                                 <w:szCs w:val="30"/>
@@ -624,7 +522,7 @@
                             <w:pPr>
                               <w:spacing w:line="500" w:lineRule="exact"/>
                               <w:rPr>
-                                <w:rFonts w:ascii="黑体" w:eastAsia="黑体" w:hAnsi="黑体" w:hint="eastAsia"/>
+                                <w:rFonts w:ascii="微软雅黑" w:eastAsia="微软雅黑" w:hAnsi="微软雅黑"/>
                                 <w:color w:val="75BD42" w:themeColor="accent4"/>
                                 <w:sz w:val="30"/>
                                 <w:szCs w:val="30"/>
@@ -635,7 +533,7 @@
                             </w:pPr>
                             <w:r>
                               <w:rPr>
-                                <w:rFonts w:ascii="黑体" w:eastAsia="黑体" w:hAnsi="黑体" w:hint="eastAsia"/>
+                                <w:rFonts w:ascii="微软雅黑" w:eastAsia="微软雅黑" w:hAnsi="微软雅黑" w:hint="eastAsia"/>
                                 <w:color w:val="75BD42" w:themeColor="accent4"/>
                                 <w:sz w:val="30"/>
                                 <w:szCs w:val="30"/>
@@ -647,7 +545,7 @@
                             </w:r>
                             <w:r>
                               <w:rPr>
-                                <w:rFonts w:ascii="黑体" w:eastAsia="黑体" w:hAnsi="黑体" w:hint="eastAsia"/>
+                                <w:rFonts w:ascii="微软雅黑" w:eastAsia="微软雅黑" w:hAnsi="微软雅黑" w:hint="eastAsia"/>
                                 <w:color w:val="75BD42" w:themeColor="accent4"/>
                                 <w:sz w:val="30"/>
                                 <w:szCs w:val="30"/>
@@ -663,7 +561,7 @@
                             <w:pPr>
                               <w:spacing w:line="500" w:lineRule="exact"/>
                               <w:rPr>
-                                <w:rFonts w:ascii="黑体" w:eastAsia="黑体" w:hAnsi="黑体" w:hint="eastAsia"/>
+                                <w:rFonts w:ascii="微软雅黑" w:eastAsia="微软雅黑" w:hAnsi="微软雅黑"/>
                                 <w:color w:val="75BD42" w:themeColor="accent4"/>
                                 <w:sz w:val="30"/>
                                 <w:szCs w:val="30"/>
@@ -674,7 +572,7 @@
                             </w:pPr>
                             <w:r>
                               <w:rPr>
-                                <w:rFonts w:ascii="黑体" w:eastAsia="黑体" w:hAnsi="黑体" w:hint="eastAsia"/>
+                                <w:rFonts w:ascii="微软雅黑" w:eastAsia="微软雅黑" w:hAnsi="微软雅黑" w:hint="eastAsia"/>
                                 <w:color w:val="75BD42" w:themeColor="accent4"/>
                                 <w:sz w:val="30"/>
                                 <w:szCs w:val="30"/>
@@ -686,7 +584,7 @@
                             </w:r>
                             <w:r>
                               <w:rPr>
-                                <w:rFonts w:ascii="黑体" w:eastAsia="黑体" w:hAnsi="黑体" w:hint="eastAsia"/>
+                                <w:rFonts w:ascii="微软雅黑" w:eastAsia="微软雅黑" w:hAnsi="微软雅黑" w:hint="eastAsia"/>
                                 <w:color w:val="75BD42" w:themeColor="accent4"/>
                                 <w:sz w:val="30"/>
                                 <w:szCs w:val="30"/>
@@ -702,7 +600,7 @@
                             <w:pPr>
                               <w:spacing w:line="500" w:lineRule="exact"/>
                               <w:rPr>
-                                <w:rFonts w:ascii="黑体" w:eastAsia="黑体" w:hAnsi="黑体" w:hint="eastAsia"/>
+                                <w:rFonts w:ascii="微软雅黑" w:eastAsia="微软雅黑" w:hAnsi="微软雅黑"/>
                                 <w:color w:val="75BD42" w:themeColor="accent4"/>
                                 <w:sz w:val="30"/>
                                 <w:szCs w:val="30"/>
@@ -713,7 +611,7 @@
                             </w:pPr>
                             <w:r>
                               <w:rPr>
-                                <w:rFonts w:ascii="黑体" w:eastAsia="黑体" w:hAnsi="黑体" w:hint="eastAsia"/>
+                                <w:rFonts w:ascii="微软雅黑" w:eastAsia="微软雅黑" w:hAnsi="微软雅黑" w:hint="eastAsia"/>
                                 <w:color w:val="75BD42" w:themeColor="accent4"/>
                                 <w:sz w:val="30"/>
                                 <w:szCs w:val="30"/>
@@ -725,7 +623,7 @@
                             </w:r>
                             <w:r>
                               <w:rPr>
-                                <w:rFonts w:ascii="黑体" w:eastAsia="黑体" w:hAnsi="黑体" w:hint="eastAsia"/>
+                                <w:rFonts w:ascii="微软雅黑" w:eastAsia="微软雅黑" w:hAnsi="微软雅黑" w:hint="eastAsia"/>
                                 <w:color w:val="75BD42" w:themeColor="accent4"/>
                                 <w:sz w:val="30"/>
                                 <w:szCs w:val="30"/>
@@ -741,7 +639,7 @@
                             <w:pPr>
                               <w:spacing w:line="500" w:lineRule="exact"/>
                               <w:rPr>
-                                <w:rFonts w:ascii="黑体" w:eastAsia="黑体" w:hAnsi="黑体" w:hint="eastAsia"/>
+                                <w:rFonts w:ascii="微软雅黑" w:eastAsia="微软雅黑" w:hAnsi="微软雅黑"/>
                                 <w:color w:val="75BD42" w:themeColor="accent4"/>
                                 <w:sz w:val="30"/>
                                 <w:szCs w:val="30"/>
@@ -753,7 +651,7 @@
                             </w:pPr>
                             <w:r>
                               <w:rPr>
-                                <w:rFonts w:ascii="黑体" w:eastAsia="黑体" w:hAnsi="黑体" w:hint="eastAsia"/>
+                                <w:rFonts w:ascii="微软雅黑" w:eastAsia="微软雅黑" w:hAnsi="微软雅黑" w:hint="eastAsia"/>
                                 <w:color w:val="75BD42" w:themeColor="accent4"/>
                                 <w:sz w:val="30"/>
                                 <w:szCs w:val="30"/>
@@ -765,7 +663,7 @@
                             </w:r>
                             <w:r>
                               <w:rPr>
-                                <w:rFonts w:ascii="黑体" w:eastAsia="黑体" w:hAnsi="黑体" w:hint="eastAsia"/>
+                                <w:rFonts w:ascii="微软雅黑" w:eastAsia="微软雅黑" w:hAnsi="微软雅黑" w:hint="eastAsia"/>
                                 <w:color w:val="75BD42" w:themeColor="accent4"/>
                                 <w:sz w:val="30"/>
                                 <w:szCs w:val="30"/>
@@ -781,7 +679,7 @@
                             <w:pPr>
                               <w:spacing w:line="500" w:lineRule="exact"/>
                               <w:rPr>
-                                <w:rFonts w:ascii="黑体" w:eastAsia="黑体" w:hAnsi="黑体" w:hint="eastAsia"/>
+                                <w:rFonts w:ascii="微软雅黑" w:eastAsia="微软雅黑" w:hAnsi="微软雅黑"/>
                                 <w:color w:val="75BD42" w:themeColor="accent4"/>
                                 <w:sz w:val="30"/>
                                 <w:szCs w:val="30"/>
@@ -793,7 +691,7 @@
                             </w:pPr>
                             <w:r>
                               <w:rPr>
-                                <w:rFonts w:ascii="黑体" w:eastAsia="黑体" w:hAnsi="黑体" w:hint="eastAsia"/>
+                                <w:rFonts w:ascii="微软雅黑" w:eastAsia="微软雅黑" w:hAnsi="微软雅黑" w:hint="eastAsia"/>
                                 <w:color w:val="75BD42" w:themeColor="accent4"/>
                                 <w:sz w:val="30"/>
                                 <w:szCs w:val="30"/>
@@ -805,7 +703,7 @@
                             </w:r>
                             <w:r>
                               <w:rPr>
-                                <w:rFonts w:ascii="黑体" w:eastAsia="黑体" w:hAnsi="黑体" w:hint="eastAsia"/>
+                                <w:rFonts w:ascii="微软雅黑" w:eastAsia="微软雅黑" w:hAnsi="微软雅黑" w:hint="eastAsia"/>
                                 <w:color w:val="75BD42" w:themeColor="accent4"/>
                                 <w:sz w:val="30"/>
                                 <w:szCs w:val="30"/>
@@ -821,7 +719,7 @@
                             <w:pPr>
                               <w:spacing w:line="500" w:lineRule="exact"/>
                               <w:rPr>
-                                <w:rFonts w:ascii="黑体" w:eastAsia="黑体" w:hAnsi="黑体" w:hint="eastAsia"/>
+                                <w:rFonts w:ascii="微软雅黑" w:eastAsia="微软雅黑" w:hAnsi="微软雅黑"/>
                                 <w:color w:val="75BD42" w:themeColor="accent4"/>
                                 <w:sz w:val="30"/>
                                 <w:szCs w:val="30"/>
@@ -833,7 +731,7 @@
                             </w:pPr>
                             <w:r>
                               <w:rPr>
-                                <w:rFonts w:ascii="黑体" w:eastAsia="黑体" w:hAnsi="黑体" w:hint="eastAsia"/>
+                                <w:rFonts w:ascii="微软雅黑" w:eastAsia="微软雅黑" w:hAnsi="微软雅黑" w:hint="eastAsia"/>
                                 <w:color w:val="75BD42" w:themeColor="accent4"/>
                                 <w:sz w:val="30"/>
                                 <w:szCs w:val="30"/>
@@ -845,7 +743,7 @@
                             </w:r>
                             <w:r>
                               <w:rPr>
-                                <w:rFonts w:ascii="黑体" w:eastAsia="黑体" w:hAnsi="黑体" w:hint="eastAsia"/>
+                                <w:rFonts w:ascii="微软雅黑" w:eastAsia="微软雅黑" w:hAnsi="微软雅黑" w:hint="eastAsia"/>
                                 <w:color w:val="75BD42" w:themeColor="accent4"/>
                                 <w:sz w:val="30"/>
                                 <w:szCs w:val="30"/>
@@ -861,7 +759,7 @@
                             <w:pPr>
                               <w:spacing w:line="500" w:lineRule="exact"/>
                               <w:rPr>
-                                <w:rFonts w:ascii="黑体" w:eastAsia="黑体" w:hAnsi="黑体" w:hint="eastAsia"/>
+                                <w:rFonts w:ascii="微软雅黑" w:eastAsia="微软雅黑" w:hAnsi="微软雅黑"/>
                                 <w:color w:val="75BD42" w:themeColor="accent4"/>
                                 <w:sz w:val="30"/>
                                 <w:szCs w:val="30"/>
@@ -872,7 +770,7 @@
                             </w:pPr>
                             <w:r>
                               <w:rPr>
-                                <w:rFonts w:ascii="黑体" w:eastAsia="黑体" w:hAnsi="黑体" w:hint="eastAsia"/>
+                                <w:rFonts w:ascii="微软雅黑" w:eastAsia="微软雅黑" w:hAnsi="微软雅黑" w:hint="eastAsia"/>
                                 <w:color w:val="75BD42" w:themeColor="accent4"/>
                                 <w:sz w:val="30"/>
                                 <w:szCs w:val="30"/>
@@ -884,7 +782,7 @@
                             </w:r>
                             <w:r>
                               <w:rPr>
-                                <w:rFonts w:ascii="黑体" w:eastAsia="黑体" w:hAnsi="黑体" w:hint="eastAsia"/>
+                                <w:rFonts w:ascii="微软雅黑" w:eastAsia="微软雅黑" w:hAnsi="微软雅黑" w:hint="eastAsia"/>
                                 <w:color w:val="75BD42" w:themeColor="accent4"/>
                                 <w:sz w:val="30"/>
                                 <w:szCs w:val="30"/>
@@ -909,7 +807,7 @@
           </mc:Choice>
           <mc:Fallback>
             <w:pict>
-              <v:roundrect w14:anchorId="3D3BA595" id="圆角矩形 42" o:spid="_x0000_s1030" style="position:absolute;left:0;text-align:left;margin-left:-2.45pt;margin-top:435.45pt;width:245.95pt;height:283.8pt;z-index:251656192;visibility:visible;mso-wrap-style:square;mso-wrap-distance-left:0;mso-wrap-distance-top:0;mso-wrap-distance-right:0;mso-wrap-distance-bottom:0;mso-position-horizontal:absolute;mso-position-horizontal-relative:text;mso-position-vertical:absolute;mso-position-vertical-relative:text;v-text-anchor:middle" arcsize="10923f" o:gfxdata="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" filled="f" stroked="f" strokeweight="1pt">
+              <v:roundrect id="圆角矩形 42" o:spid="_x0000_s1029" style="position:absolute;left:0;text-align:left;margin-left:-.3pt;margin-top:396.9pt;width:245.95pt;height:283.8pt;z-index:251655168;visibility:visible;mso-wrap-style:square;mso-wrap-distance-left:0;mso-wrap-distance-top:0;mso-wrap-distance-right:0;mso-wrap-distance-bottom:0;mso-position-horizontal:absolute;mso-position-horizontal-relative:text;mso-position-vertical:absolute;mso-position-vertical-relative:text;v-text-anchor:middle" arcsize="10923f" o:gfxdata="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" filled="f" stroked="f" strokeweight="1pt">
                 <v:stroke joinstyle="miter"/>
                 <v:textbox>
                   <w:txbxContent>
@@ -917,7 +815,7 @@
                       <w:pPr>
                         <w:spacing w:line="500" w:lineRule="exact"/>
                         <w:rPr>
-                          <w:rFonts w:ascii="黑体" w:eastAsia="黑体" w:hAnsi="黑体" w:hint="eastAsia"/>
+                          <w:rFonts w:ascii="微软雅黑" w:eastAsia="微软雅黑" w:hAnsi="微软雅黑"/>
                           <w:color w:val="75BD42" w:themeColor="accent4"/>
                           <w:sz w:val="30"/>
                           <w:szCs w:val="30"/>
@@ -928,7 +826,7 @@
                       </w:pPr>
                       <w:r>
                         <w:rPr>
-                          <w:rFonts w:ascii="黑体" w:eastAsia="黑体" w:hAnsi="黑体" w:hint="eastAsia"/>
+                          <w:rFonts w:ascii="微软雅黑" w:eastAsia="微软雅黑" w:hAnsi="微软雅黑" w:hint="eastAsia"/>
                           <w:color w:val="75BD42" w:themeColor="accent4"/>
                           <w:sz w:val="30"/>
                           <w:szCs w:val="30"/>
@@ -940,7 +838,7 @@
                       </w:r>
                       <w:r>
                         <w:rPr>
-                          <w:rFonts w:ascii="黑体" w:eastAsia="黑体" w:hAnsi="黑体" w:hint="eastAsia"/>
+                          <w:rFonts w:ascii="微软雅黑" w:eastAsia="微软雅黑" w:hAnsi="微软雅黑" w:hint="eastAsia"/>
                           <w:color w:val="75BD42" w:themeColor="accent4"/>
                           <w:sz w:val="30"/>
                           <w:szCs w:val="30"/>
@@ -956,7 +854,7 @@
                       <w:pPr>
                         <w:spacing w:line="500" w:lineRule="exact"/>
                         <w:rPr>
-                          <w:rFonts w:ascii="黑体" w:eastAsia="黑体" w:hAnsi="黑体" w:hint="eastAsia"/>
+                          <w:rFonts w:ascii="微软雅黑" w:eastAsia="微软雅黑" w:hAnsi="微软雅黑"/>
                           <w:color w:val="75BD42" w:themeColor="accent4"/>
                           <w:sz w:val="30"/>
                           <w:szCs w:val="30"/>
@@ -967,7 +865,7 @@
                       </w:pPr>
                       <w:r>
                         <w:rPr>
-                          <w:rFonts w:ascii="黑体" w:eastAsia="黑体" w:hAnsi="黑体" w:hint="eastAsia"/>
+                          <w:rFonts w:ascii="微软雅黑" w:eastAsia="微软雅黑" w:hAnsi="微软雅黑" w:hint="eastAsia"/>
                           <w:color w:val="75BD42" w:themeColor="accent4"/>
                           <w:sz w:val="30"/>
                           <w:szCs w:val="30"/>
@@ -979,7 +877,7 @@
                       </w:r>
                       <w:r>
                         <w:rPr>
-                          <w:rFonts w:ascii="黑体" w:eastAsia="黑体" w:hAnsi="黑体" w:hint="eastAsia"/>
+                          <w:rFonts w:ascii="微软雅黑" w:eastAsia="微软雅黑" w:hAnsi="微软雅黑" w:hint="eastAsia"/>
                           <w:color w:val="75BD42" w:themeColor="accent4"/>
                           <w:sz w:val="30"/>
                           <w:szCs w:val="30"/>
@@ -995,7 +893,7 @@
                       <w:pPr>
                         <w:spacing w:line="500" w:lineRule="exact"/>
                         <w:rPr>
-                          <w:rFonts w:ascii="黑体" w:eastAsia="黑体" w:hAnsi="黑体" w:hint="eastAsia"/>
+                          <w:rFonts w:ascii="微软雅黑" w:eastAsia="微软雅黑" w:hAnsi="微软雅黑"/>
                           <w:color w:val="75BD42" w:themeColor="accent4"/>
                           <w:sz w:val="30"/>
                           <w:szCs w:val="30"/>
@@ -1006,7 +904,7 @@
                       </w:pPr>
                       <w:r>
                         <w:rPr>
-                          <w:rFonts w:ascii="黑体" w:eastAsia="黑体" w:hAnsi="黑体" w:hint="eastAsia"/>
+                          <w:rFonts w:ascii="微软雅黑" w:eastAsia="微软雅黑" w:hAnsi="微软雅黑" w:hint="eastAsia"/>
                           <w:color w:val="75BD42" w:themeColor="accent4"/>
                           <w:sz w:val="30"/>
                           <w:szCs w:val="30"/>
@@ -1018,7 +916,7 @@
                       </w:r>
                       <w:r>
                         <w:rPr>
-                          <w:rFonts w:ascii="黑体" w:eastAsia="黑体" w:hAnsi="黑体" w:hint="eastAsia"/>
+                          <w:rFonts w:ascii="微软雅黑" w:eastAsia="微软雅黑" w:hAnsi="微软雅黑" w:hint="eastAsia"/>
                           <w:color w:val="75BD42" w:themeColor="accent4"/>
                           <w:sz w:val="30"/>
                           <w:szCs w:val="30"/>
@@ -1034,7 +932,7 @@
                       <w:pPr>
                         <w:spacing w:line="500" w:lineRule="exact"/>
                         <w:rPr>
-                          <w:rFonts w:ascii="黑体" w:eastAsia="黑体" w:hAnsi="黑体" w:hint="eastAsia"/>
+                          <w:rFonts w:ascii="微软雅黑" w:eastAsia="微软雅黑" w:hAnsi="微软雅黑"/>
                           <w:color w:val="75BD42" w:themeColor="accent4"/>
                           <w:sz w:val="30"/>
                           <w:szCs w:val="30"/>
@@ -1045,7 +943,7 @@
                       </w:pPr>
                       <w:r>
                         <w:rPr>
-                          <w:rFonts w:ascii="黑体" w:eastAsia="黑体" w:hAnsi="黑体" w:hint="eastAsia"/>
+                          <w:rFonts w:ascii="微软雅黑" w:eastAsia="微软雅黑" w:hAnsi="微软雅黑" w:hint="eastAsia"/>
                           <w:color w:val="75BD42" w:themeColor="accent4"/>
                           <w:sz w:val="30"/>
                           <w:szCs w:val="30"/>
@@ -1057,7 +955,7 @@
                       </w:r>
                       <w:r>
                         <w:rPr>
-                          <w:rFonts w:ascii="黑体" w:eastAsia="黑体" w:hAnsi="黑体" w:hint="eastAsia"/>
+                          <w:rFonts w:ascii="微软雅黑" w:eastAsia="微软雅黑" w:hAnsi="微软雅黑" w:hint="eastAsia"/>
                           <w:color w:val="75BD42" w:themeColor="accent4"/>
                           <w:sz w:val="30"/>
                           <w:szCs w:val="30"/>
@@ -1073,7 +971,7 @@
                       <w:pPr>
                         <w:spacing w:line="500" w:lineRule="exact"/>
                         <w:rPr>
-                          <w:rFonts w:ascii="黑体" w:eastAsia="黑体" w:hAnsi="黑体" w:hint="eastAsia"/>
+                          <w:rFonts w:ascii="微软雅黑" w:eastAsia="微软雅黑" w:hAnsi="微软雅黑"/>
                           <w:color w:val="75BD42" w:themeColor="accent4"/>
                           <w:sz w:val="30"/>
                           <w:szCs w:val="30"/>
@@ -1085,7 +983,7 @@
                       </w:pPr>
                       <w:r>
                         <w:rPr>
-                          <w:rFonts w:ascii="黑体" w:eastAsia="黑体" w:hAnsi="黑体" w:hint="eastAsia"/>
+                          <w:rFonts w:ascii="微软雅黑" w:eastAsia="微软雅黑" w:hAnsi="微软雅黑" w:hint="eastAsia"/>
                           <w:color w:val="75BD42" w:themeColor="accent4"/>
                           <w:sz w:val="30"/>
                           <w:szCs w:val="30"/>
@@ -1097,7 +995,7 @@
                       </w:r>
                       <w:r>
                         <w:rPr>
-                          <w:rFonts w:ascii="黑体" w:eastAsia="黑体" w:hAnsi="黑体" w:hint="eastAsia"/>
+                          <w:rFonts w:ascii="微软雅黑" w:eastAsia="微软雅黑" w:hAnsi="微软雅黑" w:hint="eastAsia"/>
                           <w:color w:val="75BD42" w:themeColor="accent4"/>
                           <w:sz w:val="30"/>
                           <w:szCs w:val="30"/>
@@ -1113,7 +1011,7 @@
                       <w:pPr>
                         <w:spacing w:line="500" w:lineRule="exact"/>
                         <w:rPr>
-                          <w:rFonts w:ascii="黑体" w:eastAsia="黑体" w:hAnsi="黑体" w:hint="eastAsia"/>
+                          <w:rFonts w:ascii="微软雅黑" w:eastAsia="微软雅黑" w:hAnsi="微软雅黑"/>
                           <w:color w:val="75BD42" w:themeColor="accent4"/>
                           <w:sz w:val="30"/>
                           <w:szCs w:val="30"/>
@@ -1125,7 +1023,7 @@
                       </w:pPr>
                       <w:r>
                         <w:rPr>
-                          <w:rFonts w:ascii="黑体" w:eastAsia="黑体" w:hAnsi="黑体" w:hint="eastAsia"/>
+                          <w:rFonts w:ascii="微软雅黑" w:eastAsia="微软雅黑" w:hAnsi="微软雅黑" w:hint="eastAsia"/>
                           <w:color w:val="75BD42" w:themeColor="accent4"/>
                           <w:sz w:val="30"/>
                           <w:szCs w:val="30"/>
@@ -1137,7 +1035,7 @@
                       </w:r>
                       <w:r>
                         <w:rPr>
-                          <w:rFonts w:ascii="黑体" w:eastAsia="黑体" w:hAnsi="黑体" w:hint="eastAsia"/>
+                          <w:rFonts w:ascii="微软雅黑" w:eastAsia="微软雅黑" w:hAnsi="微软雅黑" w:hint="eastAsia"/>
                           <w:color w:val="75BD42" w:themeColor="accent4"/>
                           <w:sz w:val="30"/>
                           <w:szCs w:val="30"/>
@@ -1153,7 +1051,7 @@
                       <w:pPr>
                         <w:spacing w:line="500" w:lineRule="exact"/>
                         <w:rPr>
-                          <w:rFonts w:ascii="黑体" w:eastAsia="黑体" w:hAnsi="黑体" w:hint="eastAsia"/>
+                          <w:rFonts w:ascii="微软雅黑" w:eastAsia="微软雅黑" w:hAnsi="微软雅黑"/>
                           <w:color w:val="75BD42" w:themeColor="accent4"/>
                           <w:sz w:val="30"/>
                           <w:szCs w:val="30"/>
@@ -1165,7 +1063,7 @@
                       </w:pPr>
                       <w:r>
                         <w:rPr>
-                          <w:rFonts w:ascii="黑体" w:eastAsia="黑体" w:hAnsi="黑体" w:hint="eastAsia"/>
+                          <w:rFonts w:ascii="微软雅黑" w:eastAsia="微软雅黑" w:hAnsi="微软雅黑" w:hint="eastAsia"/>
                           <w:color w:val="75BD42" w:themeColor="accent4"/>
                           <w:sz w:val="30"/>
                           <w:szCs w:val="30"/>
@@ -1177,7 +1075,7 @@
                       </w:r>
                       <w:r>
                         <w:rPr>
-                          <w:rFonts w:ascii="黑体" w:eastAsia="黑体" w:hAnsi="黑体" w:hint="eastAsia"/>
+                          <w:rFonts w:ascii="微软雅黑" w:eastAsia="微软雅黑" w:hAnsi="微软雅黑" w:hint="eastAsia"/>
                           <w:color w:val="75BD42" w:themeColor="accent4"/>
                           <w:sz w:val="30"/>
                           <w:szCs w:val="30"/>
@@ -1193,7 +1091,7 @@
                       <w:pPr>
                         <w:spacing w:line="500" w:lineRule="exact"/>
                         <w:rPr>
-                          <w:rFonts w:ascii="黑体" w:eastAsia="黑体" w:hAnsi="黑体" w:hint="eastAsia"/>
+                          <w:rFonts w:ascii="微软雅黑" w:eastAsia="微软雅黑" w:hAnsi="微软雅黑"/>
                           <w:color w:val="75BD42" w:themeColor="accent4"/>
                           <w:sz w:val="30"/>
                           <w:szCs w:val="30"/>
@@ -1204,7 +1102,7 @@
                       </w:pPr>
                       <w:r>
                         <w:rPr>
-                          <w:rFonts w:ascii="黑体" w:eastAsia="黑体" w:hAnsi="黑体" w:hint="eastAsia"/>
+                          <w:rFonts w:ascii="微软雅黑" w:eastAsia="微软雅黑" w:hAnsi="微软雅黑" w:hint="eastAsia"/>
                           <w:color w:val="75BD42" w:themeColor="accent4"/>
                           <w:sz w:val="30"/>
                           <w:szCs w:val="30"/>
@@ -1216,7 +1114,7 @@
                       </w:r>
                       <w:r>
                         <w:rPr>
-                          <w:rFonts w:ascii="黑体" w:eastAsia="黑体" w:hAnsi="黑体" w:hint="eastAsia"/>
+                          <w:rFonts w:ascii="微软雅黑" w:eastAsia="微软雅黑" w:hAnsi="微软雅黑" w:hint="eastAsia"/>
                           <w:color w:val="75BD42" w:themeColor="accent4"/>
                           <w:sz w:val="30"/>
                           <w:szCs w:val="30"/>
@@ -1270,13 +1168,155 @@
         <w:adjustRightInd w:val="0"/>
         <w:jc w:val="center"/>
         <w:rPr>
+          <w:rFonts w:ascii="微软雅黑" w:eastAsia="微软雅黑" w:hAnsi="微软雅黑" w:cs="微软雅黑"/>
+          <w:b/>
+          <w:color w:val="000000" w:themeColor="text1"/>
+          <w:sz w:val="28"/>
+          <w:szCs w:val="28"/>
+        </w:rPr>
+      </w:pPr>
+      <w:r>
+        <w:rPr>
           <w:rFonts w:ascii="微软雅黑" w:eastAsia="微软雅黑" w:hAnsi="微软雅黑" w:cs="微软雅黑" w:hint="eastAsia"/>
           <w:b/>
           <w:color w:val="000000" w:themeColor="text1"/>
           <w:sz w:val="32"/>
           <w:szCs w:val="32"/>
         </w:rPr>
-      </w:pPr>
+        <w:lastRenderedPageBreak/>
+        <w:t>报告阅读说明</w:t>
+      </w:r>
+    </w:p>
+    <w:p>
+      <w:pPr>
+        <w:spacing w:line="520" w:lineRule="exact"/>
+        <w:ind w:firstLineChars="200" w:firstLine="480"/>
+        <w:rPr>
+          <w:rFonts w:ascii="微软雅黑" w:eastAsia="微软雅黑" w:hAnsi="微软雅黑" w:cs="微软雅黑"/>
+          <w:color w:val="000000" w:themeColor="text1"/>
+          <w:sz w:val="24"/>
+        </w:rPr>
+      </w:pPr>
+      <w:r>
+        <w:rPr>
+          <w:rFonts w:ascii="微软雅黑" w:eastAsia="微软雅黑" w:hAnsi="微软雅黑" w:cs="微软雅黑" w:hint="eastAsia"/>
+          <w:color w:val="000000" w:themeColor="text1"/>
+          <w:sz w:val="24"/>
+        </w:rPr>
+        <w:t>不论是职业选择，还是学习进修，或者是构建自己的职业生涯规划，许多人会感到无所适从，不知道如何选择最适合自己的发展路径。这时，通过进行职业性格测验，可以获得一些宝贵的启示和指导。本</w:t>
+      </w:r>
+      <w:bookmarkStart w:id="0" w:name="OLE_LINK20"/>
+      <w:r>
+        <w:rPr>
+          <w:rFonts w:ascii="微软雅黑" w:eastAsia="微软雅黑" w:hAnsi="微软雅黑" w:cs="微软雅黑" w:hint="eastAsia"/>
+          <w:color w:val="000000" w:themeColor="text1"/>
+          <w:sz w:val="24"/>
+        </w:rPr>
+        <w:t>测验</w:t>
+      </w:r>
+      <w:bookmarkEnd w:id="0"/>
+      <w:r>
+        <w:rPr>
+          <w:rFonts w:ascii="微软雅黑" w:eastAsia="微软雅黑" w:hAnsi="微软雅黑" w:cs="微软雅黑" w:hint="eastAsia"/>
+          <w:color w:val="000000" w:themeColor="text1"/>
+          <w:sz w:val="24"/>
+        </w:rPr>
+        <w:t>是由MBTI演变和优化而来，主要用于了解你的处事风格、特点、职业适应性等，从而提供合理的工作及决策建议。因此，本测验报告旨在对你的测验结果进行初步阐释，目的是协助你开始认识和分析最真实的自我，助力你迈出职业定位和发展规划的第一步，从职业性格类型的角度阐述符合你的岗位和发展建议。</w:t>
+      </w:r>
+    </w:p>
+    <w:p>
+      <w:pPr>
+        <w:spacing w:line="520" w:lineRule="exact"/>
+        <w:ind w:firstLineChars="200" w:firstLine="480"/>
+        <w:rPr>
+          <w:rFonts w:ascii="微软雅黑" w:eastAsia="微软雅黑" w:hAnsi="微软雅黑" w:cs="微软雅黑"/>
+          <w:color w:val="000000" w:themeColor="text1"/>
+          <w:sz w:val="24"/>
+        </w:rPr>
+      </w:pPr>
+      <w:r>
+        <w:rPr>
+          <w:rFonts w:ascii="微软雅黑" w:eastAsia="微软雅黑" w:hAnsi="微软雅黑" w:cs="微软雅黑" w:hint="eastAsia"/>
+          <w:color w:val="000000" w:themeColor="text1"/>
+          <w:sz w:val="24"/>
+        </w:rPr>
+        <w:t>本测验把性格分成四个维度，每个维度上包含相互对立的2种偏好：</w:t>
+      </w:r>
+    </w:p>
+    <w:p>
+      <w:pPr>
+        <w:jc w:val="center"/>
+        <w:rPr>
+          <w:color w:val="000000" w:themeColor="text1"/>
+        </w:rPr>
+      </w:pPr>
+      <w:r>
+        <w:rPr>
+          <w:noProof/>
+          <w:color w:val="000000" w:themeColor="text1"/>
+        </w:rPr>
+        <w:drawing>
+          <wp:inline distT="0" distB="0" distL="114300" distR="114300">
+            <wp:extent cx="3837305" cy="3581400"/>
+            <wp:effectExtent l="0" t="0" r="10795" b="0"/>
+            <wp:docPr id="28" name="图片 4"/>
+            <wp:cNvGraphicFramePr>
+              <a:graphicFrameLocks xmlns:a="http://schemas.openxmlformats.org/drawingml/2006/main" noChangeAspect="1"/>
+            </wp:cNvGraphicFramePr>
+            <a:graphic xmlns:a="http://schemas.openxmlformats.org/drawingml/2006/main">
+              <a:graphicData uri="http://schemas.openxmlformats.org/drawingml/2006/picture">
+                <pic:pic xmlns:pic="http://schemas.openxmlformats.org/drawingml/2006/picture">
+                  <pic:nvPicPr>
+                    <pic:cNvPr id="28" name="图片 4"/>
+                    <pic:cNvPicPr>
+                      <a:picLocks noChangeAspect="1"/>
+                    </pic:cNvPicPr>
+                  </pic:nvPicPr>
+                  <pic:blipFill>
+                    <a:blip r:embed="rId12"/>
+                    <a:stretch>
+                      <a:fillRect/>
+                    </a:stretch>
+                  </pic:blipFill>
+                  <pic:spPr>
+                    <a:xfrm>
+                      <a:off x="0" y="0"/>
+                      <a:ext cx="3837305" cy="3581400"/>
+                    </a:xfrm>
+                    <a:prstGeom prst="rect">
+                      <a:avLst/>
+                    </a:prstGeom>
+                    <a:noFill/>
+                    <a:ln>
+                      <a:noFill/>
+                    </a:ln>
+                  </pic:spPr>
+                </pic:pic>
+              </a:graphicData>
+            </a:graphic>
+          </wp:inline>
+        </w:drawing>
+      </w:r>
+    </w:p>
+    <w:p>
+      <w:pPr>
+        <w:ind w:firstLine="560"/>
+        <w:rPr>
+          <w:rFonts w:ascii="方正仿宋_GB2312" w:eastAsia="方正仿宋_GB2312" w:hAnsi="方正仿宋_GB2312" w:cs="方正仿宋_GB2312"/>
+          <w:color w:val="000000" w:themeColor="text1"/>
+          <w:sz w:val="28"/>
+          <w:szCs w:val="28"/>
+        </w:rPr>
+      </w:pPr>
+      <w:r>
+        <w:rPr>
+          <w:rFonts w:ascii="方正仿宋_GB2312" w:eastAsia="方正仿宋_GB2312" w:hAnsi="方正仿宋_GB2312" w:cs="方正仿宋_GB2312" w:hint="eastAsia"/>
+          <w:color w:val="000000" w:themeColor="text1"/>
+          <w:sz w:val="28"/>
+          <w:szCs w:val="28"/>
+        </w:rPr>
+        <w:br w:type="page"/>
+      </w:r>
     </w:p>
     <w:p>
       <w:pPr>
@@ -1312,190 +1352,7 @@
         <w:adjustRightInd w:val="0"/>
         <w:jc w:val="center"/>
         <w:rPr>
-          <w:rFonts w:ascii="微软雅黑" w:eastAsia="微软雅黑" w:hAnsi="微软雅黑" w:cs="微软雅黑" w:hint="eastAsia"/>
-          <w:b/>
-          <w:color w:val="000000" w:themeColor="text1"/>
-          <w:sz w:val="28"/>
-          <w:szCs w:val="28"/>
-        </w:rPr>
-      </w:pPr>
-      <w:r>
-        <w:rPr>
-          <w:rFonts w:ascii="微软雅黑" w:eastAsia="微软雅黑" w:hAnsi="微软雅黑" w:cs="微软雅黑" w:hint="eastAsia"/>
-          <w:b/>
-          <w:color w:val="000000" w:themeColor="text1"/>
-          <w:sz w:val="32"/>
-          <w:szCs w:val="32"/>
-        </w:rPr>
-        <w:t>报告阅读说明</w:t>
-      </w:r>
-    </w:p>
-    <w:p>
-      <w:pPr>
-        <w:spacing w:line="520" w:lineRule="exact"/>
-        <w:ind w:firstLineChars="200" w:firstLine="480"/>
-        <w:rPr>
-          <w:rFonts w:ascii="微软雅黑" w:eastAsia="微软雅黑" w:hAnsi="微软雅黑" w:cs="微软雅黑" w:hint="eastAsia"/>
-          <w:color w:val="000000" w:themeColor="text1"/>
-          <w:sz w:val="24"/>
-        </w:rPr>
-      </w:pPr>
-      <w:r>
-        <w:rPr>
-          <w:rFonts w:ascii="微软雅黑" w:eastAsia="微软雅黑" w:hAnsi="微软雅黑" w:cs="微软雅黑" w:hint="eastAsia"/>
-          <w:color w:val="000000" w:themeColor="text1"/>
-          <w:sz w:val="24"/>
-        </w:rPr>
-        <w:t>不论是职业选择，还是学习进修，或者是构建自己的职业生涯规划，许多人会感到无所适从，不知道如何选择最适合自己的发展路径。这时，通过进行职业性格测验，可以获得一些宝贵的启示和指导。本</w:t>
-      </w:r>
-      <w:bookmarkStart w:id="0" w:name="OLE_LINK20"/>
-      <w:r>
-        <w:rPr>
-          <w:rFonts w:ascii="微软雅黑" w:eastAsia="微软雅黑" w:hAnsi="微软雅黑" w:cs="微软雅黑" w:hint="eastAsia"/>
-          <w:color w:val="000000" w:themeColor="text1"/>
-          <w:sz w:val="24"/>
-        </w:rPr>
-        <w:t>测验</w:t>
-      </w:r>
-      <w:bookmarkEnd w:id="0"/>
-      <w:r>
-        <w:rPr>
-          <w:rFonts w:ascii="微软雅黑" w:eastAsia="微软雅黑" w:hAnsi="微软雅黑" w:cs="微软雅黑" w:hint="eastAsia"/>
-          <w:color w:val="000000" w:themeColor="text1"/>
-          <w:sz w:val="24"/>
-        </w:rPr>
-        <w:t>是由MBTI演变和优化而来，主要用于了解你的处事风格、特点、职业适应性等，从而提供合理的工作及决策建议。因此，本测验报告旨在对你的测验结果进行初步阐释，目的是协助你开始认识和分析最真实的自我，助力你迈出职业定位和发展规划的第一步，从职业性格类型的角度阐述符合你的岗位和发展建议。</w:t>
-      </w:r>
-    </w:p>
-    <w:p>
-      <w:pPr>
-        <w:spacing w:line="520" w:lineRule="exact"/>
-        <w:ind w:firstLineChars="200" w:firstLine="480"/>
-        <w:rPr>
-          <w:rFonts w:ascii="微软雅黑" w:eastAsia="微软雅黑" w:hAnsi="微软雅黑" w:cs="微软雅黑" w:hint="eastAsia"/>
-          <w:color w:val="000000" w:themeColor="text1"/>
-          <w:sz w:val="24"/>
-        </w:rPr>
-      </w:pPr>
-      <w:r>
-        <w:rPr>
-          <w:rFonts w:ascii="微软雅黑" w:eastAsia="微软雅黑" w:hAnsi="微软雅黑" w:cs="微软雅黑" w:hint="eastAsia"/>
-          <w:color w:val="000000" w:themeColor="text1"/>
-          <w:sz w:val="24"/>
-        </w:rPr>
-        <w:t>本测验把性格分成四个维度，每个维度上包含相互对立的2种偏好：</w:t>
-      </w:r>
-    </w:p>
-    <w:p>
-      <w:pPr>
-        <w:jc w:val="center"/>
-        <w:rPr>
-          <w:color w:val="000000" w:themeColor="text1"/>
-        </w:rPr>
-      </w:pPr>
-      <w:r>
-        <w:rPr>
-          <w:noProof/>
-          <w:color w:val="000000" w:themeColor="text1"/>
-        </w:rPr>
-        <w:drawing>
-          <wp:inline distT="0" distB="0" distL="114300" distR="114300" wp14:anchorId="650B1BC2" wp14:editId="7634D191">
-            <wp:extent cx="3837305" cy="3581400"/>
-            <wp:effectExtent l="0" t="0" r="10795" b="0"/>
-            <wp:docPr id="28" name="图片 4"/>
-            <wp:cNvGraphicFramePr>
-              <a:graphicFrameLocks xmlns:a="http://schemas.openxmlformats.org/drawingml/2006/main" noChangeAspect="1"/>
-            </wp:cNvGraphicFramePr>
-            <a:graphic xmlns:a="http://schemas.openxmlformats.org/drawingml/2006/main">
-              <a:graphicData uri="http://schemas.openxmlformats.org/drawingml/2006/picture">
-                <pic:pic xmlns:pic="http://schemas.openxmlformats.org/drawingml/2006/picture">
-                  <pic:nvPicPr>
-                    <pic:cNvPr id="28" name="图片 4"/>
-                    <pic:cNvPicPr>
-                      <a:picLocks noChangeAspect="1"/>
-                    </pic:cNvPicPr>
-                  </pic:nvPicPr>
-                  <pic:blipFill>
-                    <a:blip r:embed="rId10"/>
-                    <a:stretch>
-                      <a:fillRect/>
-                    </a:stretch>
-                  </pic:blipFill>
-                  <pic:spPr>
-                    <a:xfrm>
-                      <a:off x="0" y="0"/>
-                      <a:ext cx="3837305" cy="3581400"/>
-                    </a:xfrm>
-                    <a:prstGeom prst="rect">
-                      <a:avLst/>
-                    </a:prstGeom>
-                    <a:noFill/>
-                    <a:ln>
-                      <a:noFill/>
-                    </a:ln>
-                  </pic:spPr>
-                </pic:pic>
-              </a:graphicData>
-            </a:graphic>
-          </wp:inline>
-        </w:drawing>
-      </w:r>
-    </w:p>
-    <w:p>
-      <w:pPr>
-        <w:ind w:firstLine="560"/>
-        <w:rPr>
-          <w:rFonts w:ascii="方正仿宋_GB2312" w:eastAsia="方正仿宋_GB2312" w:hAnsi="方正仿宋_GB2312" w:cs="方正仿宋_GB2312" w:hint="eastAsia"/>
-          <w:color w:val="000000" w:themeColor="text1"/>
-          <w:sz w:val="28"/>
-          <w:szCs w:val="28"/>
-        </w:rPr>
-      </w:pPr>
-      <w:r>
-        <w:rPr>
-          <w:rFonts w:ascii="方正仿宋_GB2312" w:eastAsia="方正仿宋_GB2312" w:hAnsi="方正仿宋_GB2312" w:cs="方正仿宋_GB2312" w:hint="eastAsia"/>
-          <w:color w:val="000000" w:themeColor="text1"/>
-          <w:sz w:val="28"/>
-          <w:szCs w:val="28"/>
-        </w:rPr>
-        <w:br w:type="page"/>
-      </w:r>
-    </w:p>
-    <w:p>
-      <w:pPr>
-        <w:tabs>
-          <w:tab w:val="left" w:pos="360"/>
-          <w:tab w:val="left" w:pos="720"/>
-          <w:tab w:val="left" w:pos="1080"/>
-          <w:tab w:val="left" w:pos="1440"/>
-          <w:tab w:val="left" w:pos="1800"/>
-          <w:tab w:val="left" w:pos="2160"/>
-          <w:tab w:val="left" w:pos="2520"/>
-          <w:tab w:val="left" w:pos="2880"/>
-          <w:tab w:val="left" w:pos="3240"/>
-          <w:tab w:val="left" w:pos="3600"/>
-          <w:tab w:val="left" w:pos="3960"/>
-          <w:tab w:val="left" w:pos="4320"/>
-          <w:tab w:val="left" w:pos="4680"/>
-          <w:tab w:val="left" w:pos="5040"/>
-          <w:tab w:val="left" w:pos="5400"/>
-          <w:tab w:val="left" w:pos="5760"/>
-          <w:tab w:val="left" w:pos="6120"/>
-          <w:tab w:val="left" w:pos="6480"/>
-          <w:tab w:val="left" w:pos="6840"/>
-          <w:tab w:val="left" w:pos="7200"/>
-          <w:tab w:val="left" w:pos="7560"/>
-          <w:tab w:val="left" w:pos="7920"/>
-          <w:tab w:val="left" w:pos="8280"/>
-          <w:tab w:val="left" w:pos="8640"/>
-          <w:tab w:val="left" w:pos="9000"/>
-        </w:tabs>
-        <w:autoSpaceDE w:val="0"/>
-        <w:autoSpaceDN w:val="0"/>
-        <w:adjustRightInd w:val="0"/>
-        <w:jc w:val="center"/>
-        <w:rPr>
-          <w:rFonts w:ascii="微软雅黑" w:eastAsia="微软雅黑" w:hAnsi="微软雅黑" w:cs="微软雅黑" w:hint="eastAsia"/>
+          <w:rFonts w:ascii="微软雅黑" w:eastAsia="微软雅黑" w:hAnsi="微软雅黑" w:cs="微软雅黑"/>
           <w:b/>
           <w:color w:val="000000" w:themeColor="text1"/>
           <w:sz w:val="56"/>
@@ -1516,257 +1373,84 @@
     </w:p>
     <w:p>
       <w:pPr>
-        <w:rPr>
-          <w:rFonts w:ascii="微软雅黑" w:eastAsia="微软雅黑" w:hAnsi="微软雅黑" w:cs="微软雅黑" w:hint="eastAsia"/>
-          <w:color w:val="000000" w:themeColor="text1"/>
-          <w:sz w:val="24"/>
-        </w:rPr>
-      </w:pPr>
-      <w:r>
-        <w:rPr>
-          <w:noProof/>
-          <w:color w:val="000000" w:themeColor="text1"/>
-          <w:sz w:val="44"/>
-        </w:rPr>
-        <mc:AlternateContent>
-          <mc:Choice Requires="wps">
-            <w:drawing>
-              <wp:anchor distT="0" distB="0" distL="114300" distR="114300" simplePos="0" relativeHeight="251650048" behindDoc="0" locked="0" layoutInCell="1" allowOverlap="1" wp14:anchorId="63589DB0" wp14:editId="59A64612">
-                <wp:simplePos x="0" y="0"/>
-                <wp:positionH relativeFrom="column">
-                  <wp:posOffset>-1077595</wp:posOffset>
-                </wp:positionH>
-                <wp:positionV relativeFrom="paragraph">
-                  <wp:posOffset>276225</wp:posOffset>
-                </wp:positionV>
-                <wp:extent cx="7541895" cy="969010"/>
-                <wp:effectExtent l="0" t="0" r="1905" b="2540"/>
-                <wp:wrapNone/>
-                <wp:docPr id="16" name="矩形 16"/>
-                <wp:cNvGraphicFramePr/>
-                <a:graphic xmlns:a="http://schemas.openxmlformats.org/drawingml/2006/main">
-                  <a:graphicData uri="http://schemas.microsoft.com/office/word/2010/wordprocessingShape">
-                    <wps:wsp>
-                      <wps:cNvSpPr/>
-                      <wps:spPr>
-                        <a:xfrm>
-                          <a:off x="65405" y="1745615"/>
-                          <a:ext cx="7541895" cy="969010"/>
-                        </a:xfrm>
-                        <a:prstGeom prst="rect">
-                          <a:avLst/>
-                        </a:prstGeom>
-                        <a:solidFill>
-                          <a:schemeClr val="bg1">
-                            <a:lumMod val="95000"/>
-                            <a:alpha val="60000"/>
-                          </a:schemeClr>
-                        </a:solidFill>
-                        <a:ln>
-                          <a:noFill/>
-                        </a:ln>
-                      </wps:spPr>
-                      <wps:style>
-                        <a:lnRef idx="2">
-                          <a:schemeClr val="accent1">
-                            <a:lumMod val="75000"/>
-                          </a:schemeClr>
-                        </a:lnRef>
-                        <a:fillRef idx="1">
-                          <a:schemeClr val="accent1"/>
-                        </a:fillRef>
-                        <a:effectRef idx="0">
-                          <a:srgbClr val="FFFFFF"/>
-                        </a:effectRef>
-                        <a:fontRef idx="minor">
-                          <a:schemeClr val="lt1"/>
-                        </a:fontRef>
-                      </wps:style>
-                      <wps:bodyPr rot="0" spcFirstLastPara="0" vertOverflow="overflow" horzOverflow="overflow" vert="horz" wrap="square" lIns="91440" tIns="45720" rIns="91440" bIns="45720" numCol="1" spcCol="0" rtlCol="0" fromWordArt="0" anchor="ctr" anchorCtr="0" forceAA="0" compatLnSpc="1">
-                        <a:noAutofit/>
-                      </wps:bodyPr>
-                    </wps:wsp>
-                  </a:graphicData>
-                </a:graphic>
-              </wp:anchor>
-            </w:drawing>
-          </mc:Choice>
-          <mc:Fallback>
-            <w:pict>
-              <v:rect w14:anchorId="278608A8" id="矩形 16" o:spid="_x0000_s1026" style="position:absolute;margin-left:-84.85pt;margin-top:21.75pt;width:593.85pt;height:76.3pt;z-index:251650048;visibility:visible;mso-wrap-style:square;mso-wrap-distance-left:9pt;mso-wrap-distance-top:0;mso-wrap-distance-right:9pt;mso-wrap-distance-bottom:0;mso-position-horizontal:absolute;mso-position-horizontal-relative:text;mso-position-vertical:absolute;mso-position-vertical-relative:text;v-text-anchor:middle" o:gfxdata="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" fillcolor="#f2f2f2 [3052]" stroked="f" strokeweight="1pt">
-                <v:fill opacity="39321f"/>
-              </v:rect>
-            </w:pict>
-          </mc:Fallback>
-        </mc:AlternateContent>
-      </w:r>
-    </w:p>
-    <w:p>
-      <w:pPr>
-        <w:ind w:firstLine="480"/>
-        <w:rPr>
-          <w:rFonts w:ascii="微软雅黑" w:eastAsia="微软雅黑" w:hAnsi="微软雅黑" w:cs="微软雅黑" w:hint="eastAsia"/>
-          <w:color w:val="000000" w:themeColor="text1"/>
-          <w:sz w:val="24"/>
-        </w:rPr>
-      </w:pPr>
-      <w:r>
-        <w:rPr>
-          <w:noProof/>
-          <w:color w:val="000000" w:themeColor="text1"/>
-        </w:rPr>
-        <mc:AlternateContent>
-          <mc:Choice Requires="wps">
-            <w:drawing>
-              <wp:anchor distT="0" distB="0" distL="114300" distR="114300" simplePos="0" relativeHeight="251657216" behindDoc="0" locked="0" layoutInCell="1" allowOverlap="1" wp14:anchorId="5ADB1846" wp14:editId="223F1950">
-                <wp:simplePos x="0" y="0"/>
-                <wp:positionH relativeFrom="column">
-                  <wp:posOffset>234315</wp:posOffset>
-                </wp:positionH>
-                <wp:positionV relativeFrom="paragraph">
-                  <wp:posOffset>56515</wp:posOffset>
-                </wp:positionV>
-                <wp:extent cx="4925060" cy="579120"/>
-                <wp:effectExtent l="0" t="0" r="0" b="0"/>
-                <wp:wrapNone/>
-                <wp:docPr id="15" name="矩形 5"/>
-                <wp:cNvGraphicFramePr/>
-                <a:graphic xmlns:a="http://schemas.openxmlformats.org/drawingml/2006/main">
-                  <a:graphicData uri="http://schemas.microsoft.com/office/word/2010/wordprocessingShape">
-                    <wps:wsp>
-                      <wps:cNvSpPr/>
-                      <wps:spPr>
-                        <a:xfrm>
-                          <a:off x="0" y="0"/>
-                          <a:ext cx="4925060" cy="579120"/>
-                        </a:xfrm>
-                        <a:prstGeom prst="rect">
-                          <a:avLst/>
-                        </a:prstGeom>
-                        <a:noFill/>
-                      </wps:spPr>
-                      <wps:txbx>
-                        <w:txbxContent>
-                          <w:p>
-                            <w:pPr>
-                              <w:pStyle w:val="a6"/>
-                              <w:jc w:val="center"/>
-                              <w:rPr>
-                                <w:rFonts w:ascii="微软雅黑" w:eastAsia="微软雅黑" w:hAnsi="微软雅黑" w:cs="微软雅黑" w:hint="eastAsia"/>
-                                <w:b/>
-                                <w:sz w:val="52"/>
-                                <w:szCs w:val="52"/>
-                              </w:rPr>
-                            </w:pPr>
-                            <w:proofErr w:type="gramStart"/>
-                            <w:r>
-                              <w:rPr>
-                                <w:rFonts w:ascii="微软雅黑" w:eastAsia="微软雅黑" w:hAnsi="微软雅黑" w:cs="微软雅黑" w:hint="eastAsia"/>
-                                <w:b/>
-                                <w:kern w:val="24"/>
-                                <w:sz w:val="52"/>
-                                <w:szCs w:val="52"/>
-                              </w:rPr>
-                              <w:t xml:space="preserve">第一部分  </w:t>
-                            </w:r>
-                            <w:r>
-                              <w:rPr>
-                                <w:rFonts w:ascii="微软雅黑" w:eastAsia="微软雅黑" w:hAnsi="微软雅黑" w:cs="微软雅黑" w:hint="eastAsia"/>
-                                <w:b/>
-                                <w:kern w:val="24"/>
-                                <w:sz w:val="52"/>
-                                <w:szCs w:val="52"/>
-                              </w:rPr>
-                              <w:t>职业性格类型</w:t>
-                            </w:r>
-                            <w:proofErr w:type="gramEnd"/>
-                          </w:p>
-                        </w:txbxContent>
-                      </wps:txbx>
-                      <wps:bodyPr wrap="square" lIns="0" tIns="0" rIns="0" bIns="0" rtlCol="0" anchor="b" anchorCtr="0">
-                        <a:noAutofit/>
-                      </wps:bodyPr>
-                    </wps:wsp>
-                  </a:graphicData>
-                </a:graphic>
-              </wp:anchor>
-            </w:drawing>
-          </mc:Choice>
-          <mc:Fallback>
-            <w:pict>
-              <v:rect w14:anchorId="5ADB1846" id="矩形 5" o:spid="_x0000_s1031" style="position:absolute;left:0;text-align:left;margin-left:18.45pt;margin-top:4.45pt;width:387.8pt;height:45.6pt;z-index:251657216;visibility:visible;mso-wrap-style:square;mso-wrap-distance-left:9pt;mso-wrap-distance-top:0;mso-wrap-distance-right:9pt;mso-wrap-distance-bottom:0;mso-position-horizontal:absolute;mso-position-horizontal-relative:text;mso-position-vertical:absolute;mso-position-vertical-relative:text;v-text-anchor:bottom" o:gfxdata="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" filled="f" stroked="f">
-                <v:textbox inset="0,0,0,0">
-                  <w:txbxContent>
-                    <w:p>
-                      <w:pPr>
-                        <w:pStyle w:val="a6"/>
-                        <w:jc w:val="center"/>
-                        <w:rPr>
-                          <w:rFonts w:ascii="微软雅黑" w:eastAsia="微软雅黑" w:hAnsi="微软雅黑" w:cs="微软雅黑" w:hint="eastAsia"/>
-                          <w:b/>
-                          <w:sz w:val="52"/>
-                          <w:szCs w:val="52"/>
-                        </w:rPr>
-                      </w:pPr>
-                      <w:proofErr w:type="gramStart"/>
-                      <w:r>
-                        <w:rPr>
-                          <w:rFonts w:ascii="微软雅黑" w:eastAsia="微软雅黑" w:hAnsi="微软雅黑" w:cs="微软雅黑" w:hint="eastAsia"/>
-                          <w:b/>
-                          <w:kern w:val="24"/>
-                          <w:sz w:val="52"/>
-                          <w:szCs w:val="52"/>
-                        </w:rPr>
-                        <w:t xml:space="preserve">第一部分  </w:t>
-                      </w:r>
-                      <w:r>
-                        <w:rPr>
-                          <w:rFonts w:ascii="微软雅黑" w:eastAsia="微软雅黑" w:hAnsi="微软雅黑" w:cs="微软雅黑" w:hint="eastAsia"/>
-                          <w:b/>
-                          <w:kern w:val="24"/>
-                          <w:sz w:val="52"/>
-                          <w:szCs w:val="52"/>
-                        </w:rPr>
-                        <w:t>职业性格类型</w:t>
-                      </w:r>
-                      <w:proofErr w:type="gramEnd"/>
-                    </w:p>
-                  </w:txbxContent>
-                </v:textbox>
-              </v:rect>
-            </w:pict>
-          </mc:Fallback>
-        </mc:AlternateContent>
-      </w:r>
-    </w:p>
-    <w:p>
-      <w:pPr>
-        <w:ind w:firstLine="480"/>
-        <w:rPr>
-          <w:rFonts w:ascii="微软雅黑" w:eastAsia="微软雅黑" w:hAnsi="微软雅黑" w:cs="微软雅黑" w:hint="eastAsia"/>
-          <w:color w:val="000000" w:themeColor="text1"/>
-          <w:sz w:val="24"/>
-        </w:rPr>
-      </w:pPr>
-    </w:p>
-    <w:p>
-      <w:pPr>
-        <w:spacing w:line="240" w:lineRule="exact"/>
-        <w:ind w:firstLine="482"/>
-        <w:rPr>
-          <w:rFonts w:ascii="微软雅黑" w:eastAsia="微软雅黑" w:hAnsi="微软雅黑" w:cs="微软雅黑" w:hint="eastAsia"/>
-          <w:color w:val="000000" w:themeColor="text1"/>
-          <w:sz w:val="24"/>
-        </w:rPr>
-      </w:pPr>
-    </w:p>
-    <w:p>
-      <w:pPr>
-        <w:pStyle w:val="a3"/>
-        <w:spacing w:before="36"/>
-        <w:ind w:firstLineChars="200" w:firstLine="360"/>
-        <w:rPr>
-          <w:rFonts w:hint="eastAsia"/>
+        <w:jc w:val="center"/>
+        <w:rPr>
+          <w:color w:val="000000" w:themeColor="text1"/>
+        </w:rPr>
+      </w:pPr>
+    </w:p>
+    <w:tbl>
+      <w:tblPr>
+        <w:tblStyle w:val="a7"/>
+        <w:tblW w:w="11906" w:type="dxa"/>
+        <w:jc w:val="center"/>
+        <w:tblBorders>
+          <w:top w:val="none" w:sz="0" w:space="0" w:color="auto"/>
+          <w:left w:val="none" w:sz="0" w:space="0" w:color="auto"/>
+          <w:bottom w:val="none" w:sz="0" w:space="0" w:color="auto"/>
+          <w:right w:val="none" w:sz="0" w:space="0" w:color="auto"/>
+          <w:insideH w:val="none" w:sz="0" w:space="0" w:color="auto"/>
+          <w:insideV w:val="none" w:sz="0" w:space="0" w:color="auto"/>
+        </w:tblBorders>
+        <w:shd w:val="clear" w:color="auto" w:fill="F2F2F2" w:themeFill="background1" w:themeFillShade="F2"/>
+        <w:tblLook w:val="04A0" w:firstRow="1" w:lastRow="0" w:firstColumn="1" w:lastColumn="0" w:noHBand="0" w:noVBand="1"/>
+      </w:tblPr>
+      <w:tblGrid>
+        <w:gridCol w:w="11906"/>
+      </w:tblGrid>
+      <w:tr>
+        <w:trPr>
+          <w:trHeight w:val="850"/>
+          <w:jc w:val="center"/>
+        </w:trPr>
+        <w:tc>
+          <w:tcPr>
+            <w:tcW w:w="11906" w:type="dxa"/>
+            <w:shd w:val="clear" w:color="auto" w:fill="F2F2F2" w:themeFill="background1" w:themeFillShade="F2"/>
+            <w:vAlign w:val="center"/>
+          </w:tcPr>
+          <w:p>
+            <w:pPr>
+              <w:pStyle w:val="a6"/>
+              <w:adjustRightInd w:val="0"/>
+              <w:snapToGrid w:val="0"/>
+              <w:spacing w:beforeAutospacing="0" w:afterAutospacing="0"/>
+              <w:jc w:val="center"/>
+              <w:rPr>
+                <w:rFonts w:ascii="微软雅黑" w:eastAsia="微软雅黑" w:hAnsi="微软雅黑" w:cs="微软雅黑"/>
+                <w:b/>
+                <w:color w:val="248F86" w:themeColor="accent5" w:themeShade="BF"/>
+                <w:sz w:val="52"/>
+                <w:szCs w:val="52"/>
+              </w:rPr>
+            </w:pPr>
+            <w:r>
+              <w:rPr>
+                <w:rFonts w:ascii="微软雅黑" w:eastAsia="微软雅黑" w:hAnsi="微软雅黑" w:cs="微软雅黑" w:hint="eastAsia"/>
+                <w:b/>
+                <w:color w:val="248F86" w:themeColor="accent5" w:themeShade="BF"/>
+                <w:kern w:val="24"/>
+                <w:sz w:val="52"/>
+                <w:szCs w:val="52"/>
+              </w:rPr>
+              <w:t>第一部分  职业性格类型</w:t>
+            </w:r>
+          </w:p>
+        </w:tc>
+      </w:tr>
+    </w:tbl>
+    <w:p>
+      <w:pPr>
+        <w:jc w:val="center"/>
+        <w:rPr>
+          <w:color w:val="000000" w:themeColor="text1"/>
+        </w:rPr>
+      </w:pPr>
+    </w:p>
+    <w:p>
+      <w:pPr>
+        <w:jc w:val="center"/>
+        <w:rPr>
           <w:color w:val="000000" w:themeColor="text1"/>
         </w:rPr>
       </w:pPr>
@@ -1778,7 +1462,7 @@
         <mc:AlternateContent>
           <mc:Choice Requires="wpg">
             <w:drawing>
-              <wp:inline distT="0" distB="0" distL="114300" distR="114300" wp14:anchorId="69BACA68" wp14:editId="3DF3E866">
+              <wp:inline distT="0" distB="0" distL="114300" distR="114300" wp14:anchorId="6572C663" wp14:editId="7F31C3A4">
                 <wp:extent cx="4166870" cy="1585595"/>
                 <wp:effectExtent l="0" t="635" r="119380" b="128270"/>
                 <wp:docPr id="19" name="组合 7"/>
@@ -1853,7 +1537,7 @@
                                 <w:jc w:val="center"/>
                                 <w:textAlignment w:val="top"/>
                                 <w:rPr>
-                                  <w:rFonts w:ascii="微软雅黑" w:eastAsia="微软雅黑" w:hAnsi="微软雅黑" w:hint="eastAsia"/>
+                                  <w:rFonts w:ascii="微软雅黑" w:eastAsia="微软雅黑" w:hAnsi="微软雅黑"/>
                                   <w:b/>
                                   <w:bCs/>
                                   <w:color w:val="404040"/>
@@ -1869,7 +1553,6 @@
                                 <w:jc w:val="center"/>
                                 <w:textAlignment w:val="top"/>
                                 <w:rPr>
-                                  <w:rFonts w:eastAsia="微软雅黑"/>
                                   <w:b/>
                                   <w:bCs/>
                                   <w:color w:val="000000" w:themeColor="text1"/>
@@ -1886,18 +1569,7 @@
                                   <w:sz w:val="32"/>
                                   <w:szCs w:val="32"/>
                                 </w:rPr>
-                                <w:t>EN</w:t>
-                              </w:r>
-                              <w:r>
-                                <w:rPr>
-                                  <w:rFonts w:ascii="微软雅黑" w:eastAsia="微软雅黑" w:hAnsi="微软雅黑" w:hint="eastAsia"/>
-                                  <w:b/>
-                                  <w:bCs/>
-                                  <w:color w:val="000000" w:themeColor="text1"/>
-                                  <w:sz w:val="32"/>
-                                  <w:szCs w:val="32"/>
-                                </w:rPr>
-                                <w:t>TP</w:t>
+                                <w:t>ENTP</w:t>
                               </w:r>
                             </w:p>
                             <w:p>
@@ -1907,7 +1579,7 @@
                                 <w:jc w:val="center"/>
                                 <w:textAlignment w:val="top"/>
                                 <w:rPr>
-                                  <w:rFonts w:ascii="微软雅黑" w:eastAsia="微软雅黑" w:hAnsi="微软雅黑" w:hint="eastAsia"/>
+                                  <w:rFonts w:ascii="微软雅黑" w:eastAsia="微软雅黑" w:hAnsi="微软雅黑"/>
                                   <w:color w:val="000000" w:themeColor="text1"/>
                                 </w:rPr>
                               </w:pPr>
@@ -1926,16 +1598,32 @@
                                 <w:jc w:val="center"/>
                                 <w:textAlignment w:val="top"/>
                                 <w:rPr>
-                                  <w:color w:val="0000FF"/>
+                                  <w:rFonts w:ascii="微软雅黑" w:eastAsia="微软雅黑" w:hAnsi="微软雅黑"/>
+                                  <w:color w:val="000000" w:themeColor="text1"/>
                                 </w:rPr>
                               </w:pPr>
-                              <w:r>
+                            </w:p>
+                            <w:p>
+                              <w:pPr>
+                                <w:pStyle w:val="a6"/>
+                                <w:spacing w:line="400" w:lineRule="exact"/>
+                                <w:jc w:val="center"/>
+                                <w:textAlignment w:val="top"/>
                                 <w:rPr>
-                                  <w:rFonts w:ascii="微软雅黑" w:eastAsia="微软雅黑" w:hAnsi="微软雅黑"/>
-                                  <w:color w:val="0000FF"/>
+                                  <w:color w:val="000000" w:themeColor="text1"/>
                                 </w:rPr>
-                                <w:t>。</w:t>
-                              </w:r>
+                              </w:pPr>
+                            </w:p>
+                            <w:p>
+                              <w:pPr>
+                                <w:pStyle w:val="a6"/>
+                                <w:spacing w:line="400" w:lineRule="exact"/>
+                                <w:jc w:val="center"/>
+                                <w:textAlignment w:val="top"/>
+                                <w:rPr>
+                                  <w:color w:val="000000" w:themeColor="text1"/>
+                                </w:rPr>
+                              </w:pPr>
                             </w:p>
                           </w:txbxContent>
                         </wps:txbx>
@@ -2209,8 +1897,8 @@
           </mc:Choice>
           <mc:Fallback>
             <w:pict>
-              <v:group w14:anchorId="69BACA68" id="组合 7" o:spid="_x0000_s1032" style="width:328.1pt;height:124.85pt;mso-position-horizontal-relative:char;mso-position-vertical-relative:line" coordorigin="1964,3715" coordsize="6562,2497" o:gfxdata="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">
-                <v:roundrect id="圆角矩形 20" o:spid="_x0000_s1033" style="position:absolute;left:2287;top:4097;width:6239;height:2115;visibility:visible;mso-wrap-style:square;v-text-anchor:middle" arcsize="7807f" o:gfxdata="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" strokecolor="#999" strokeweight=".25pt">
+              <v:group w14:anchorId="6572C663" id="组合 7" o:spid="_x0000_s1030" style="width:328.1pt;height:124.85pt;mso-position-horizontal-relative:char;mso-position-vertical-relative:line" coordorigin="1964,3715" coordsize="6562,2497" o:gfxdata="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">
+                <v:roundrect id="圆角矩形 20" o:spid="_x0000_s1031" style="position:absolute;left:2287;top:4097;width:6239;height:2115;visibility:visible;mso-wrap-style:square;v-text-anchor:middle" arcsize="7807f" o:gfxdata="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" strokecolor="#999" strokeweight=".25pt">
                   <v:stroke opacity="13107f" joinstyle="miter"/>
                   <v:shadow on="t" color="black" opacity="9830f" origin="-.5,-.5" offset=".74836mm,.74836mm"/>
                   <v:textbox inset="19.85pt,0,22.7pt,0">
@@ -2222,7 +1910,7 @@
                           <w:jc w:val="center"/>
                           <w:textAlignment w:val="top"/>
                           <w:rPr>
-                            <w:rFonts w:ascii="微软雅黑" w:eastAsia="微软雅黑" w:hAnsi="微软雅黑" w:hint="eastAsia"/>
+                            <w:rFonts w:ascii="微软雅黑" w:eastAsia="微软雅黑" w:hAnsi="微软雅黑"/>
                             <w:b/>
                             <w:bCs/>
                             <w:color w:val="404040"/>
@@ -2238,7 +1926,6 @@
                           <w:jc w:val="center"/>
                           <w:textAlignment w:val="top"/>
                           <w:rPr>
-                            <w:rFonts w:eastAsia="微软雅黑"/>
                             <w:b/>
                             <w:bCs/>
                             <w:color w:val="000000" w:themeColor="text1"/>
@@ -2255,18 +1942,7 @@
                             <w:sz w:val="32"/>
                             <w:szCs w:val="32"/>
                           </w:rPr>
-                          <w:t>EN</w:t>
-                        </w:r>
-                        <w:r>
-                          <w:rPr>
-                            <w:rFonts w:ascii="微软雅黑" w:eastAsia="微软雅黑" w:hAnsi="微软雅黑" w:hint="eastAsia"/>
-                            <w:b/>
-                            <w:bCs/>
-                            <w:color w:val="000000" w:themeColor="text1"/>
-                            <w:sz w:val="32"/>
-                            <w:szCs w:val="32"/>
-                          </w:rPr>
-                          <w:t>TP</w:t>
+                          <w:t>ENTP</w:t>
                         </w:r>
                       </w:p>
                       <w:p>
@@ -2276,7 +1952,7 @@
                           <w:jc w:val="center"/>
                           <w:textAlignment w:val="top"/>
                           <w:rPr>
-                            <w:rFonts w:ascii="微软雅黑" w:eastAsia="微软雅黑" w:hAnsi="微软雅黑" w:hint="eastAsia"/>
+                            <w:rFonts w:ascii="微软雅黑" w:eastAsia="微软雅黑" w:hAnsi="微软雅黑"/>
                             <w:color w:val="000000" w:themeColor="text1"/>
                           </w:rPr>
                         </w:pPr>
@@ -2295,25 +1971,41 @@
                           <w:jc w:val="center"/>
                           <w:textAlignment w:val="top"/>
                           <w:rPr>
-                            <w:color w:val="0000FF"/>
+                            <w:rFonts w:ascii="微软雅黑" w:eastAsia="微软雅黑" w:hAnsi="微软雅黑"/>
+                            <w:color w:val="000000" w:themeColor="text1"/>
                           </w:rPr>
                         </w:pPr>
-                        <w:r>
+                      </w:p>
+                      <w:p>
+                        <w:pPr>
+                          <w:pStyle w:val="a6"/>
+                          <w:spacing w:line="400" w:lineRule="exact"/>
+                          <w:jc w:val="center"/>
+                          <w:textAlignment w:val="top"/>
                           <w:rPr>
-                            <w:rFonts w:ascii="微软雅黑" w:eastAsia="微软雅黑" w:hAnsi="微软雅黑"/>
-                            <w:color w:val="0000FF"/>
+                            <w:color w:val="000000" w:themeColor="text1"/>
                           </w:rPr>
-                          <w:t>。</w:t>
-                        </w:r>
+                        </w:pPr>
+                      </w:p>
+                      <w:p>
+                        <w:pPr>
+                          <w:pStyle w:val="a6"/>
+                          <w:spacing w:line="400" w:lineRule="exact"/>
+                          <w:jc w:val="center"/>
+                          <w:textAlignment w:val="top"/>
+                          <w:rPr>
+                            <w:color w:val="000000" w:themeColor="text1"/>
+                          </w:rPr>
+                        </w:pPr>
                       </w:p>
                     </w:txbxContent>
                   </v:textbox>
                 </v:roundrect>
-                <v:shape id="图形 34" o:spid="_x0000_s1034" alt="未标题-1 [已恢复]" style="position:absolute;left:1964;top:4557;width:322;height:1036;visibility:visible;mso-wrap-style:square;v-text-anchor:middle" coordsize="101828,327088" o:gfxdata="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" path="m-57,47867r,151447c-329,224699,8034,249416,23660,269418v21085,25032,47871,44625,78105,57150l101765,-520v,,-15811,2381,-101822,48387xe" fillcolor="#28b198" stroked="f">
+                <v:shape id="图形 34" o:spid="_x0000_s1032" alt="未标题-1 [已恢复]" style="position:absolute;left:1964;top:4557;width:322;height:1036;visibility:visible;mso-wrap-style:square;v-text-anchor:middle" coordsize="101828,327088" o:gfxdata="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" path="m-57,47867r,151447c-329,224699,8034,249416,23660,269418v21085,25032,47871,44625,78105,57150l101765,-520v,,-15811,2381,-101822,48387xe" fillcolor="#28b198" stroked="f">
                   <v:stroke joinstyle="miter"/>
                   <v:path arrowok="t" o:connecttype="custom" o:connectlocs="0,152;0,631;75,853;322,1034;322,-2;0,152" o:connectangles="0,0,0,0,0,0"/>
                 </v:shape>
-                <v:shape id="图形 35" o:spid="_x0000_s1035" alt="12356" style="position:absolute;left:1964;top:3715;width:3009;height:1089;visibility:visible;mso-wrap-style:square;v-text-anchor:middle" coordsize="1399508,425100" o:spt="100" o:gfxdata="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" adj="-11796480,,5400" path="m165296,367481r1050131,c1317011,367539,1399393,285233,1399450,183649v,-29,,-67,,-95l1399450,183554c1399450,81922,1317059,-469,1215427,-469r-1031462,c82332,-469,-58,81922,-58,183554r,241077l23087,406534v26578,-20955,58611,-33852,92298,-37148c132149,367672,149198,367481,165296,367481xe" fillcolor="#2fabb4" stroked="f">
+                <v:shape id="图形 35" o:spid="_x0000_s1033" alt="12356" style="position:absolute;left:1964;top:3715;width:3009;height:1089;visibility:visible;mso-wrap-style:square;v-text-anchor:middle" coordsize="1399508,425100" o:spt="100" o:gfxdata="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" adj="-11796480,,5400" path="m165296,367481r1050131,c1317011,367539,1399393,285233,1399450,183649v,-29,,-67,,-95l1399450,183554c1399450,81922,1317059,-469,1215427,-469r-1031462,c82332,-469,-58,81922,-58,183554r,241077l23087,406534v26578,-20955,58611,-33852,92298,-37148c132149,367672,149198,367481,165296,367481xe" fillcolor="#2fabb4" stroked="f">
                   <v:stroke joinstyle="miter"/>
                   <v:formulas/>
                   <v:path arrowok="t" o:connecttype="custom" o:connectlocs="355,941;2613,941;3009,470;3009,470;3009,470;2613,-1;396,-1;0,470;0,1088;50,1041;248,946;355,941" o:connectangles="0,0,0,0,0,0,0,0,0,0,0,0" textboxrect="0,0,1399508,425100"/>
@@ -2353,9 +2045,10 @@
     </w:p>
     <w:p>
       <w:pPr>
-        <w:ind w:firstLine="480"/>
-        <w:rPr>
-          <w:rFonts w:ascii="微软雅黑" w:eastAsia="微软雅黑" w:hAnsi="微软雅黑" w:cs="微软雅黑" w:hint="eastAsia"/>
+        <w:spacing w:line="520" w:lineRule="exact"/>
+        <w:ind w:firstLineChars="200" w:firstLine="480"/>
+        <w:rPr>
+          <w:rFonts w:ascii="微软雅黑" w:eastAsia="微软雅黑" w:hAnsi="微软雅黑" w:cs="微软雅黑"/>
           <w:color w:val="000000" w:themeColor="text1"/>
           <w:sz w:val="24"/>
         </w:rPr>
@@ -2373,7 +2066,7 @@
       <w:pPr>
         <w:jc w:val="center"/>
         <w:rPr>
-          <w:rFonts w:ascii="微软雅黑" w:eastAsia="微软雅黑" w:hAnsi="微软雅黑" w:cs="微软雅黑" w:hint="eastAsia"/>
+          <w:rFonts w:ascii="微软雅黑" w:eastAsia="微软雅黑" w:hAnsi="微软雅黑" w:cs="微软雅黑"/>
           <w:color w:val="000000" w:themeColor="text1"/>
           <w:sz w:val="24"/>
         </w:rPr>
@@ -2384,14 +2077,14 @@
           <w:color w:val="000000" w:themeColor="text1"/>
         </w:rPr>
         <w:drawing>
-          <wp:inline distT="0" distB="0" distL="114300" distR="114300" wp14:anchorId="51276B1E" wp14:editId="70454479">
+          <wp:inline distT="0" distB="0" distL="114300" distR="114300">
             <wp:extent cx="4540250" cy="2580640"/>
             <wp:effectExtent l="4445" t="4445" r="8255" b="5715"/>
             <wp:docPr id="29" name="图表 1"/>
             <wp:cNvGraphicFramePr/>
             <a:graphic xmlns:a="http://schemas.openxmlformats.org/drawingml/2006/main">
               <a:graphicData uri="http://schemas.openxmlformats.org/drawingml/2006/chart">
-                <c:chart xmlns:c="http://schemas.openxmlformats.org/drawingml/2006/chart" xmlns:r="http://schemas.openxmlformats.org/officeDocument/2006/relationships" r:id="rId11"/>
+                <c:chart xmlns:c="http://schemas.openxmlformats.org/drawingml/2006/chart" xmlns:r="http://schemas.openxmlformats.org/officeDocument/2006/relationships" r:id="rId13"/>
               </a:graphicData>
             </a:graphic>
           </wp:inline>
@@ -2403,7 +2096,7 @@
         <w:spacing w:line="520" w:lineRule="exact"/>
         <w:ind w:firstLineChars="200" w:firstLine="480"/>
         <w:rPr>
-          <w:rFonts w:ascii="微软雅黑" w:eastAsia="微软雅黑" w:hAnsi="微软雅黑" w:cs="微软雅黑" w:hint="eastAsia"/>
+          <w:rFonts w:ascii="微软雅黑" w:eastAsia="微软雅黑" w:hAnsi="微软雅黑" w:cs="微软雅黑"/>
           <w:color w:val="000000" w:themeColor="text1"/>
           <w:sz w:val="24"/>
         </w:rPr>
@@ -2417,14 +2110,74 @@
         <w:t>你在每个维度中得分较高的人格特点为你的外显人格类型，表明你倾向于该种人格类型，也体现出了你在学习、生活及工作中独特的行为表现，如注意力方向、认知方式、判断方式、生活方式等方面的个性特征。以便在你的职业性格偏好的基础上，更好地做好自身的职业发展规划，匹配更合适的职业发展领域。</w:t>
       </w:r>
     </w:p>
-    <w:p>
-      <w:pPr>
-        <w:rPr>
-          <w:rFonts w:ascii="微软雅黑" w:eastAsia="微软雅黑" w:hAnsi="微软雅黑" w:cs="微软雅黑" w:hint="eastAsia"/>
+    <w:tbl>
+      <w:tblPr>
+        <w:tblStyle w:val="a7"/>
+        <w:tblW w:w="11906" w:type="dxa"/>
+        <w:jc w:val="center"/>
+        <w:tblBorders>
+          <w:top w:val="none" w:sz="0" w:space="0" w:color="auto"/>
+          <w:left w:val="none" w:sz="0" w:space="0" w:color="auto"/>
+          <w:bottom w:val="none" w:sz="0" w:space="0" w:color="auto"/>
+          <w:right w:val="none" w:sz="0" w:space="0" w:color="auto"/>
+          <w:insideH w:val="none" w:sz="0" w:space="0" w:color="auto"/>
+          <w:insideV w:val="none" w:sz="0" w:space="0" w:color="auto"/>
+        </w:tblBorders>
+        <w:shd w:val="clear" w:color="auto" w:fill="F2F2F2" w:themeFill="background1" w:themeFillShade="F2"/>
+        <w:tblLook w:val="04A0" w:firstRow="1" w:lastRow="0" w:firstColumn="1" w:lastColumn="0" w:noHBand="0" w:noVBand="1"/>
+      </w:tblPr>
+      <w:tblGrid>
+        <w:gridCol w:w="11906"/>
+      </w:tblGrid>
+      <w:tr>
+        <w:trPr>
+          <w:trHeight w:val="850"/>
+          <w:jc w:val="center"/>
+        </w:trPr>
+        <w:tc>
+          <w:tcPr>
+            <w:tcW w:w="11906" w:type="dxa"/>
+            <w:shd w:val="clear" w:color="auto" w:fill="F2F2F2" w:themeFill="background1" w:themeFillShade="F2"/>
+            <w:vAlign w:val="center"/>
+          </w:tcPr>
+          <w:p>
+            <w:pPr>
+              <w:pStyle w:val="a6"/>
+              <w:jc w:val="center"/>
+              <w:rPr>
+                <w:rFonts w:ascii="微软雅黑" w:eastAsia="微软雅黑" w:hAnsi="微软雅黑" w:cs="微软雅黑"/>
+                <w:b/>
+                <w:color w:val="248F86" w:themeColor="accent5" w:themeShade="BF"/>
+                <w:kern w:val="24"/>
+                <w:sz w:val="52"/>
+                <w:szCs w:val="52"/>
+              </w:rPr>
+            </w:pPr>
+            <w:r>
+              <w:rPr>
+                <w:rFonts w:ascii="微软雅黑" w:eastAsia="微软雅黑" w:hAnsi="微软雅黑" w:cs="微软雅黑" w:hint="eastAsia"/>
+                <w:b/>
+                <w:color w:val="248F86" w:themeColor="accent5" w:themeShade="BF"/>
+                <w:kern w:val="24"/>
+                <w:sz w:val="52"/>
+                <w:szCs w:val="52"/>
+              </w:rPr>
+              <w:lastRenderedPageBreak/>
+              <w:t>第二部分  个性基本描述</w:t>
+            </w:r>
+          </w:p>
+        </w:tc>
+      </w:tr>
+    </w:tbl>
+    <w:p>
+      <w:pPr>
+        <w:spacing w:beforeLines="100" w:before="312"/>
+        <w:rPr>
+          <w:rFonts w:ascii="微软雅黑" w:eastAsia="微软雅黑" w:hAnsi="微软雅黑" w:cs="微软雅黑"/>
           <w:b/>
           <w:color w:val="000000" w:themeColor="text1"/>
-          <w:sz w:val="10"/>
-          <w:szCs w:val="10"/>
+          <w:sz w:val="32"/>
+          <w:szCs w:val="32"/>
         </w:rPr>
       </w:pPr>
       <w:r>
@@ -2432,266 +2185,37 @@
           <w:rFonts w:ascii="微软雅黑" w:eastAsia="微软雅黑" w:hAnsi="微软雅黑" w:cs="微软雅黑" w:hint="eastAsia"/>
           <w:b/>
           <w:color w:val="000000" w:themeColor="text1"/>
-          <w:sz w:val="10"/>
-          <w:szCs w:val="10"/>
-        </w:rPr>
-        <w:br w:type="page"/>
-      </w:r>
-    </w:p>
-    <w:p>
-      <w:pPr>
-        <w:rPr>
-          <w:rFonts w:ascii="微软雅黑" w:eastAsia="微软雅黑" w:hAnsi="微软雅黑" w:cs="微软雅黑" w:hint="eastAsia"/>
-          <w:color w:val="000000" w:themeColor="text1"/>
-          <w:sz w:val="10"/>
-          <w:szCs w:val="10"/>
-        </w:rPr>
-      </w:pPr>
-      <w:r>
-        <w:rPr>
-          <w:noProof/>
-          <w:color w:val="000000" w:themeColor="text1"/>
-          <w:sz w:val="44"/>
-        </w:rPr>
-        <w:lastRenderedPageBreak/>
-        <mc:AlternateContent>
-          <mc:Choice Requires="wps">
-            <w:drawing>
-              <wp:anchor distT="0" distB="0" distL="114300" distR="114300" simplePos="0" relativeHeight="251658240" behindDoc="0" locked="0" layoutInCell="1" allowOverlap="1" wp14:anchorId="2C60C959" wp14:editId="18192AAF">
-                <wp:simplePos x="0" y="0"/>
-                <wp:positionH relativeFrom="column">
-                  <wp:posOffset>-1066800</wp:posOffset>
-                </wp:positionH>
-                <wp:positionV relativeFrom="paragraph">
-                  <wp:posOffset>107315</wp:posOffset>
-                </wp:positionV>
-                <wp:extent cx="7541895" cy="969010"/>
-                <wp:effectExtent l="0" t="0" r="1905" b="2540"/>
-                <wp:wrapNone/>
-                <wp:docPr id="22" name="矩形 22"/>
-                <wp:cNvGraphicFramePr/>
-                <a:graphic xmlns:a="http://schemas.openxmlformats.org/drawingml/2006/main">
-                  <a:graphicData uri="http://schemas.microsoft.com/office/word/2010/wordprocessingShape">
-                    <wps:wsp>
-                      <wps:cNvSpPr/>
-                      <wps:spPr>
-                        <a:xfrm>
-                          <a:off x="0" y="0"/>
-                          <a:ext cx="7541895" cy="969010"/>
-                        </a:xfrm>
-                        <a:prstGeom prst="rect">
-                          <a:avLst/>
-                        </a:prstGeom>
-                        <a:solidFill>
-                          <a:schemeClr val="bg1">
-                            <a:lumMod val="95000"/>
-                            <a:alpha val="60000"/>
-                          </a:schemeClr>
-                        </a:solidFill>
-                        <a:ln>
-                          <a:noFill/>
-                        </a:ln>
-                      </wps:spPr>
-                      <wps:style>
-                        <a:lnRef idx="2">
-                          <a:schemeClr val="accent1">
-                            <a:lumMod val="75000"/>
-                          </a:schemeClr>
-                        </a:lnRef>
-                        <a:fillRef idx="1">
-                          <a:schemeClr val="accent1"/>
-                        </a:fillRef>
-                        <a:effectRef idx="0">
-                          <a:srgbClr val="FFFFFF"/>
-                        </a:effectRef>
-                        <a:fontRef idx="minor">
-                          <a:schemeClr val="lt1"/>
-                        </a:fontRef>
-                      </wps:style>
-                      <wps:bodyPr rot="0" spcFirstLastPara="0" vertOverflow="overflow" horzOverflow="overflow" vert="horz" wrap="square" lIns="91440" tIns="45720" rIns="91440" bIns="45720" numCol="1" spcCol="0" rtlCol="0" fromWordArt="0" anchor="ctr" anchorCtr="0" forceAA="0" compatLnSpc="1">
-                        <a:noAutofit/>
-                      </wps:bodyPr>
-                    </wps:wsp>
-                  </a:graphicData>
-                </a:graphic>
-              </wp:anchor>
-            </w:drawing>
-          </mc:Choice>
-          <mc:Fallback>
-            <w:pict>
-              <v:rect w14:anchorId="21EBD885" id="矩形 22" o:spid="_x0000_s1026" style="position:absolute;margin-left:-84pt;margin-top:8.45pt;width:593.85pt;height:76.3pt;z-index:251658240;visibility:visible;mso-wrap-style:square;mso-wrap-distance-left:9pt;mso-wrap-distance-top:0;mso-wrap-distance-right:9pt;mso-wrap-distance-bottom:0;mso-position-horizontal:absolute;mso-position-horizontal-relative:text;mso-position-vertical:absolute;mso-position-vertical-relative:text;v-text-anchor:middle" o:gfxdata="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" fillcolor="#f2f2f2 [3052]" stroked="f" strokeweight="1pt">
-                <v:fill opacity="39321f"/>
-              </v:rect>
-            </w:pict>
-          </mc:Fallback>
-        </mc:AlternateContent>
-      </w:r>
-    </w:p>
-    <w:p>
-      <w:pPr>
-        <w:rPr>
-          <w:rFonts w:ascii="微软雅黑" w:eastAsia="微软雅黑" w:hAnsi="微软雅黑" w:cs="微软雅黑" w:hint="eastAsia"/>
-          <w:color w:val="000000" w:themeColor="text1"/>
-          <w:sz w:val="10"/>
-          <w:szCs w:val="10"/>
-        </w:rPr>
-      </w:pPr>
-      <w:r>
-        <w:rPr>
-          <w:noProof/>
-          <w:color w:val="000000" w:themeColor="text1"/>
-        </w:rPr>
-        <mc:AlternateContent>
-          <mc:Choice Requires="wps">
-            <w:drawing>
-              <wp:anchor distT="0" distB="0" distL="114300" distR="114300" simplePos="0" relativeHeight="251659264" behindDoc="0" locked="0" layoutInCell="1" allowOverlap="1" wp14:anchorId="18873CC4" wp14:editId="1732DFBB">
-                <wp:simplePos x="0" y="0"/>
-                <wp:positionH relativeFrom="column">
-                  <wp:posOffset>276860</wp:posOffset>
-                </wp:positionH>
-                <wp:positionV relativeFrom="paragraph">
-                  <wp:posOffset>99695</wp:posOffset>
-                </wp:positionV>
-                <wp:extent cx="4925060" cy="579120"/>
-                <wp:effectExtent l="0" t="0" r="0" b="0"/>
-                <wp:wrapNone/>
-                <wp:docPr id="23" name="矩形 5"/>
-                <wp:cNvGraphicFramePr/>
-                <a:graphic xmlns:a="http://schemas.openxmlformats.org/drawingml/2006/main">
-                  <a:graphicData uri="http://schemas.microsoft.com/office/word/2010/wordprocessingShape">
-                    <wps:wsp>
-                      <wps:cNvSpPr/>
-                      <wps:spPr>
-                        <a:xfrm>
-                          <a:off x="0" y="0"/>
-                          <a:ext cx="4925060" cy="579120"/>
-                        </a:xfrm>
-                        <a:prstGeom prst="rect">
-                          <a:avLst/>
-                        </a:prstGeom>
-                        <a:noFill/>
-                      </wps:spPr>
-                      <wps:txbx>
-                        <w:txbxContent>
-                          <w:p>
-                            <w:pPr>
-                              <w:pStyle w:val="a6"/>
-                              <w:jc w:val="center"/>
-                              <w:rPr>
-                                <w:rFonts w:ascii="微软雅黑" w:eastAsia="微软雅黑" w:hAnsi="微软雅黑" w:cs="微软雅黑" w:hint="eastAsia"/>
-                                <w:b/>
-                                <w:sz w:val="52"/>
-                                <w:szCs w:val="52"/>
-                              </w:rPr>
-                            </w:pPr>
-                            <w:proofErr w:type="gramStart"/>
-                            <w:r>
-                              <w:rPr>
-                                <w:rFonts w:ascii="微软雅黑" w:eastAsia="微软雅黑" w:hAnsi="微软雅黑" w:cs="微软雅黑" w:hint="eastAsia"/>
-                                <w:b/>
-                                <w:kern w:val="24"/>
-                                <w:sz w:val="52"/>
-                                <w:szCs w:val="52"/>
-                              </w:rPr>
-                              <w:t>第二部分  个性基本描述</w:t>
-                            </w:r>
-                            <w:proofErr w:type="gramEnd"/>
-                          </w:p>
-                        </w:txbxContent>
-                      </wps:txbx>
-                      <wps:bodyPr wrap="square" lIns="0" tIns="0" rIns="0" bIns="0" rtlCol="0" anchor="b" anchorCtr="0">
-                        <a:noAutofit/>
-                      </wps:bodyPr>
-                    </wps:wsp>
-                  </a:graphicData>
-                </a:graphic>
-              </wp:anchor>
-            </w:drawing>
-          </mc:Choice>
-          <mc:Fallback>
-            <w:pict>
-              <v:rect w14:anchorId="18873CC4" id="_x0000_s1036" style="position:absolute;left:0;text-align:left;margin-left:21.8pt;margin-top:7.85pt;width:387.8pt;height:45.6pt;z-index:251659264;visibility:visible;mso-wrap-style:square;mso-wrap-distance-left:9pt;mso-wrap-distance-top:0;mso-wrap-distance-right:9pt;mso-wrap-distance-bottom:0;mso-position-horizontal:absolute;mso-position-horizontal-relative:text;mso-position-vertical:absolute;mso-position-vertical-relative:text;v-text-anchor:bottom" o:gfxdata="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" filled="f" stroked="f">
-                <v:textbox inset="0,0,0,0">
-                  <w:txbxContent>
-                    <w:p>
-                      <w:pPr>
-                        <w:pStyle w:val="a6"/>
-                        <w:jc w:val="center"/>
-                        <w:rPr>
-                          <w:rFonts w:ascii="微软雅黑" w:eastAsia="微软雅黑" w:hAnsi="微软雅黑" w:cs="微软雅黑" w:hint="eastAsia"/>
-                          <w:b/>
-                          <w:sz w:val="52"/>
-                          <w:szCs w:val="52"/>
-                        </w:rPr>
-                      </w:pPr>
-                      <w:proofErr w:type="gramStart"/>
-                      <w:r>
-                        <w:rPr>
-                          <w:rFonts w:ascii="微软雅黑" w:eastAsia="微软雅黑" w:hAnsi="微软雅黑" w:cs="微软雅黑" w:hint="eastAsia"/>
-                          <w:b/>
-                          <w:kern w:val="24"/>
-                          <w:sz w:val="52"/>
-                          <w:szCs w:val="52"/>
-                        </w:rPr>
-                        <w:t>第二部分  个性基本描述</w:t>
-                      </w:r>
-                      <w:proofErr w:type="gramEnd"/>
-                    </w:p>
-                  </w:txbxContent>
-                </v:textbox>
-              </v:rect>
-            </w:pict>
-          </mc:Fallback>
-        </mc:AlternateContent>
-      </w:r>
-    </w:p>
-    <w:p>
-      <w:pPr>
-        <w:rPr>
-          <w:rFonts w:ascii="微软雅黑" w:eastAsia="微软雅黑" w:hAnsi="微软雅黑" w:cs="微软雅黑" w:hint="eastAsia"/>
-          <w:color w:val="000000" w:themeColor="text1"/>
-          <w:sz w:val="10"/>
-          <w:szCs w:val="10"/>
-        </w:rPr>
-      </w:pPr>
-    </w:p>
-    <w:p>
-      <w:pPr>
-        <w:rPr>
-          <w:rFonts w:ascii="微软雅黑" w:eastAsia="微软雅黑" w:hAnsi="微软雅黑" w:cs="微软雅黑" w:hint="eastAsia"/>
-          <w:color w:val="000000" w:themeColor="text1"/>
-          <w:sz w:val="10"/>
-          <w:szCs w:val="10"/>
-        </w:rPr>
-      </w:pPr>
-    </w:p>
-    <w:p>
-      <w:pPr>
-        <w:rPr>
-          <w:rFonts w:ascii="微软雅黑" w:eastAsia="微软雅黑" w:hAnsi="微软雅黑" w:cs="微软雅黑" w:hint="eastAsia"/>
-          <w:color w:val="000000" w:themeColor="text1"/>
-          <w:sz w:val="10"/>
-          <w:szCs w:val="10"/>
-        </w:rPr>
-      </w:pPr>
-    </w:p>
-    <w:p>
-      <w:pPr>
-        <w:rPr>
-          <w:rFonts w:ascii="微软雅黑" w:eastAsia="微软雅黑" w:hAnsi="微软雅黑" w:cs="微软雅黑" w:hint="eastAsia"/>
-          <w:b/>
-          <w:color w:val="000000" w:themeColor="text1"/>
-          <w:sz w:val="10"/>
-          <w:szCs w:val="10"/>
-        </w:rPr>
-      </w:pPr>
+          <w:sz w:val="32"/>
+          <w:szCs w:val="32"/>
+        </w:rPr>
+        <w:t>个性特征描述</w:t>
+      </w:r>
+    </w:p>
+    <w:p>
+      <w:pPr>
+        <w:spacing w:line="520" w:lineRule="exact"/>
+        <w:ind w:firstLineChars="200" w:firstLine="480"/>
+        <w:rPr>
+          <w:rFonts w:ascii="微软雅黑" w:eastAsia="微软雅黑" w:hAnsi="微软雅黑" w:cs="微软雅黑" w:hint="eastAsia"/>
+          <w:color w:val="000000" w:themeColor="text1"/>
+          <w:sz w:val="24"/>
+        </w:rPr>
+      </w:pPr>
+      <w:r>
+        <w:rPr>
+          <w:rFonts w:ascii="微软雅黑" w:eastAsia="微软雅黑" w:hAnsi="微软雅黑" w:cs="微软雅黑" w:hint="eastAsia"/>
+          <w:color w:val="000000" w:themeColor="text1"/>
+          <w:sz w:val="24"/>
+        </w:rPr>
+        <w:t>该类型的人追求刺激与挑战。性格开朗，足智多谋，健谈而聪明，具备多方面的才能，持续致力于提升个人技能与影响力。天生具有丰富的想象力，对新观念抱有浓厚兴趣，总是关注各种潜在的机会；极具创新精神和创造力，视灵感高于一切，力求将新颖的想法转变为现实。好奇心旺盛，多才多艺，适应性强；灵活而率直，能够迅速识别出各种情境中的不足，并乐于深入探讨问题和进行辩论。拥有卓越的分析能力，是杰出的策略规划者。大多数人喜欢审视周围的环境，认为多数的规则和章程如果不被打破，便等同于屈服。向往自由自在的生活，善于在日常生活中寻找快乐和变化。在处理社会关系时，富有想象力，常常有许多的朋友和熟人。积极乐观，具有幽默感，常常吸引和鼓励同伴，通过富有感染力的热情，鼓舞他人加入行动中。喜欢努力理解和回应他人，而不是轻易对他人做出评判。</w:t>
+      </w:r>
     </w:p>
     <w:p>
       <w:pPr>
         <w:spacing w:beforeLines="70" w:before="218" w:afterLines="70" w:after="218"/>
         <w:ind w:left="420" w:hanging="420"/>
         <w:rPr>
-          <w:rFonts w:ascii="微软雅黑" w:eastAsia="微软雅黑" w:hAnsi="微软雅黑" w:cs="微软雅黑" w:hint="eastAsia"/>
+          <w:rFonts w:ascii="微软雅黑" w:eastAsia="微软雅黑" w:hAnsi="微软雅黑" w:cs="微软雅黑"/>
           <w:b/>
           <w:color w:val="000000" w:themeColor="text1"/>
           <w:sz w:val="32"/>
@@ -2706,401 +2230,150 @@
           <w:sz w:val="32"/>
           <w:szCs w:val="32"/>
         </w:rPr>
-        <w:t>个性特征描述</w:t>
-      </w:r>
-    </w:p>
-    <w:p>
-      <w:pPr>
-        <w:spacing w:line="520" w:lineRule="exact"/>
+        <w:t>可能存在的盲点</w:t>
+      </w:r>
+    </w:p>
+    <w:p>
+      <w:pPr>
+        <w:spacing w:afterLines="100" w:after="312" w:line="520" w:lineRule="exact"/>
         <w:ind w:firstLineChars="200" w:firstLine="480"/>
         <w:rPr>
-          <w:rFonts w:ascii="微软雅黑" w:eastAsia="微软雅黑" w:hAnsi="微软雅黑" w:cs="微软雅黑" w:hint="eastAsia"/>
-          <w:color w:val="000000" w:themeColor="text1"/>
-          <w:sz w:val="24"/>
-        </w:rPr>
-      </w:pPr>
-      <w:r>
-        <w:rPr>
-          <w:rFonts w:ascii="微软雅黑" w:eastAsia="微软雅黑" w:hAnsi="微软雅黑" w:cs="微软雅黑" w:hint="eastAsia"/>
-          <w:color w:val="000000" w:themeColor="text1"/>
-          <w:sz w:val="24"/>
-        </w:rPr>
-        <w:t>该类型的人追求刺激与挑战。性格开朗，足智多谋，健谈而聪明，具备多方面的才能，持续致力于提升个人技能与影响力。天生具有丰富的想象力，对新观念抱有浓厚兴趣，总是关注各种潜在的机会；极具创新精神和创造力，视灵感高于一切，力求将新颖的想法转变为现实。好奇心旺盛，多才多艺，适应性强；灵活而率直，能够迅速识别出各种情境中的不足，并乐于深入探讨问题和进行辩论。拥有卓越的分析能力，是杰出的策略规划者。大多数人喜欢审视周围的环境，认为多数的规则和章程如果不被打破，便等同于屈服。向往自由自在的生活，善于在日常生活中寻找快乐和变化。在处理社会关系时，富有想象力，常常有许多的朋友和熟人。积极乐观，具有幽默感，常常吸引和鼓励同伴，通过富有感染力的热情，鼓舞他人加入行动中。喜欢努力理解和回应他人，而不是轻易对他人做出评判。</w:t>
-      </w:r>
-    </w:p>
+          <w:rFonts w:ascii="微软雅黑" w:eastAsia="微软雅黑" w:hAnsi="微软雅黑" w:cs="微软雅黑"/>
+          <w:color w:val="000000" w:themeColor="text1"/>
+          <w:sz w:val="24"/>
+        </w:rPr>
+      </w:pPr>
+      <w:r>
+        <w:rPr>
+          <w:rFonts w:ascii="微软雅黑" w:eastAsia="微软雅黑" w:hAnsi="微软雅黑" w:cs="微软雅黑" w:hint="eastAsia"/>
+          <w:color w:val="000000" w:themeColor="text1"/>
+          <w:sz w:val="24"/>
+        </w:rPr>
+        <w:t>该类型的人视创造力和创新高于一切，对常规和</w:t>
+      </w:r>
+      <w:proofErr w:type="gramStart"/>
+      <w:r>
+        <w:rPr>
+          <w:rFonts w:ascii="微软雅黑" w:eastAsia="微软雅黑" w:hAnsi="微软雅黑" w:cs="微软雅黑" w:hint="eastAsia"/>
+          <w:color w:val="000000" w:themeColor="text1"/>
+          <w:sz w:val="24"/>
+        </w:rPr>
+        <w:t>可</w:t>
+      </w:r>
+      <w:proofErr w:type="gramEnd"/>
+      <w:r>
+        <w:rPr>
+          <w:rFonts w:ascii="微软雅黑" w:eastAsia="微软雅黑" w:hAnsi="微软雅黑" w:cs="微软雅黑" w:hint="eastAsia"/>
+          <w:color w:val="000000" w:themeColor="text1"/>
+          <w:sz w:val="24"/>
+        </w:rPr>
+        <w:t>预见的事情有强烈的反感，使得</w:t>
+      </w:r>
+      <w:proofErr w:type="gramStart"/>
+      <w:r>
+        <w:rPr>
+          <w:rFonts w:ascii="微软雅黑" w:eastAsia="微软雅黑" w:hAnsi="微软雅黑" w:cs="微软雅黑" w:hint="eastAsia"/>
+          <w:color w:val="000000" w:themeColor="text1"/>
+          <w:sz w:val="24"/>
+        </w:rPr>
+        <w:t>其很难</w:t>
+      </w:r>
+      <w:proofErr w:type="gramEnd"/>
+      <w:r>
+        <w:rPr>
+          <w:rFonts w:ascii="微软雅黑" w:eastAsia="微软雅黑" w:hAnsi="微软雅黑" w:cs="微软雅黑" w:hint="eastAsia"/>
+          <w:color w:val="000000" w:themeColor="text1"/>
+          <w:sz w:val="24"/>
+        </w:rPr>
+        <w:t>注意到必要的细节。在热情地着手新鲜事物时，有时会忽略必要的准备工作，急于深入其中；一旦解决了主要问题，常常会去做下一个令人兴奋的冒险，而不是坚持到底、确保原计划的成功实施。诚实、公正，但在批评他人时却显得生硬，不够圆滑。在其有趣、使人愉快的同时，也会显得虚伪，对待别人的计划很轻率。天生的敏捷思维，对于即将发生之事有预知能力，有时会错误地认为自己知道人们将要说的话，而且可能会一下子就提出意见。</w:t>
+      </w:r>
+    </w:p>
+    <w:tbl>
+      <w:tblPr>
+        <w:tblStyle w:val="a7"/>
+        <w:tblW w:w="11906" w:type="dxa"/>
+        <w:jc w:val="center"/>
+        <w:tblBorders>
+          <w:top w:val="none" w:sz="0" w:space="0" w:color="auto"/>
+          <w:left w:val="none" w:sz="0" w:space="0" w:color="auto"/>
+          <w:bottom w:val="none" w:sz="0" w:space="0" w:color="auto"/>
+          <w:right w:val="none" w:sz="0" w:space="0" w:color="auto"/>
+          <w:insideH w:val="none" w:sz="0" w:space="0" w:color="auto"/>
+          <w:insideV w:val="none" w:sz="0" w:space="0" w:color="auto"/>
+        </w:tblBorders>
+        <w:shd w:val="clear" w:color="auto" w:fill="F2F2F2" w:themeFill="background1" w:themeFillShade="F2"/>
+        <w:tblLook w:val="04A0" w:firstRow="1" w:lastRow="0" w:firstColumn="1" w:lastColumn="0" w:noHBand="0" w:noVBand="1"/>
+      </w:tblPr>
+      <w:tblGrid>
+        <w:gridCol w:w="11906"/>
+      </w:tblGrid>
+      <w:tr>
+        <w:trPr>
+          <w:trHeight w:val="850"/>
+          <w:jc w:val="center"/>
+        </w:trPr>
+        <w:tc>
+          <w:tcPr>
+            <w:tcW w:w="11906" w:type="dxa"/>
+            <w:shd w:val="clear" w:color="auto" w:fill="F2F2F2" w:themeFill="background1" w:themeFillShade="F2"/>
+            <w:vAlign w:val="center"/>
+          </w:tcPr>
+          <w:p>
+            <w:pPr>
+              <w:pStyle w:val="a6"/>
+              <w:jc w:val="center"/>
+              <w:rPr>
+                <w:rFonts w:ascii="微软雅黑" w:eastAsia="微软雅黑" w:hAnsi="微软雅黑" w:cs="微软雅黑"/>
+                <w:b/>
+                <w:color w:val="248F86" w:themeColor="accent5" w:themeShade="BF"/>
+                <w:kern w:val="24"/>
+                <w:sz w:val="52"/>
+                <w:szCs w:val="52"/>
+              </w:rPr>
+            </w:pPr>
+            <w:r>
+              <w:rPr>
+                <w:rFonts w:ascii="微软雅黑" w:eastAsia="微软雅黑" w:hAnsi="微软雅黑" w:cs="微软雅黑" w:hint="eastAsia"/>
+                <w:b/>
+                <w:color w:val="248F86" w:themeColor="accent5" w:themeShade="BF"/>
+                <w:kern w:val="24"/>
+                <w:sz w:val="52"/>
+                <w:szCs w:val="52"/>
+              </w:rPr>
+              <w:t>第三部分  职业性格类型分析</w:t>
+            </w:r>
+          </w:p>
+        </w:tc>
+      </w:tr>
+    </w:tbl>
+    <w:p>
+      <w:pPr>
+        <w:spacing w:beforeLines="100" w:before="312" w:line="520" w:lineRule="exact"/>
+        <w:ind w:firstLineChars="200" w:firstLine="480"/>
+        <w:rPr>
+          <w:rFonts w:ascii="微软雅黑" w:eastAsia="微软雅黑" w:hAnsi="微软雅黑" w:cs="微软雅黑"/>
+          <w:color w:val="000000" w:themeColor="text1"/>
+          <w:sz w:val="24"/>
+        </w:rPr>
+      </w:pPr>
+      <w:bookmarkStart w:id="1" w:name="OLE_LINK5"/>
+      <w:r>
+        <w:rPr>
+          <w:rFonts w:ascii="微软雅黑" w:eastAsia="微软雅黑" w:hAnsi="微软雅黑" w:cs="微软雅黑" w:hint="eastAsia"/>
+          <w:color w:val="000000" w:themeColor="text1"/>
+          <w:sz w:val="24"/>
+        </w:rPr>
+        <w:lastRenderedPageBreak/>
+        <w:t>“以心择业而非随波逐流”。明确自身内在天赋，在自我认知中构建差异化竞争优势。以下关于职业性格类型分析，将为你解析自身性格倾向，精准描绘出个人的职业画像。</w:t>
+      </w:r>
+    </w:p>
+    <w:bookmarkEnd w:id="1"/>
     <w:p>
       <w:pPr>
         <w:spacing w:beforeLines="70" w:before="218" w:afterLines="70" w:after="218"/>
         <w:ind w:left="420" w:hanging="420"/>
         <w:rPr>
-          <w:rFonts w:ascii="微软雅黑" w:eastAsia="微软雅黑" w:hAnsi="微软雅黑" w:cs="微软雅黑" w:hint="eastAsia"/>
-          <w:b/>
-          <w:color w:val="000000" w:themeColor="text1"/>
-          <w:sz w:val="32"/>
-          <w:szCs w:val="32"/>
-        </w:rPr>
-      </w:pPr>
-      <w:r>
-        <w:rPr>
-          <w:rFonts w:ascii="微软雅黑" w:eastAsia="微软雅黑" w:hAnsi="微软雅黑" w:cs="微软雅黑" w:hint="eastAsia"/>
-          <w:b/>
-          <w:color w:val="000000" w:themeColor="text1"/>
-          <w:sz w:val="32"/>
-          <w:szCs w:val="32"/>
-        </w:rPr>
-        <w:t>可能存在的盲点</w:t>
-      </w:r>
-    </w:p>
-    <w:p>
-      <w:pPr>
-        <w:spacing w:line="520" w:lineRule="exact"/>
-        <w:ind w:firstLineChars="200" w:firstLine="480"/>
-        <w:rPr>
-          <w:rFonts w:ascii="微软雅黑" w:eastAsia="微软雅黑" w:hAnsi="微软雅黑" w:cs="微软雅黑" w:hint="eastAsia"/>
-          <w:color w:val="000000" w:themeColor="text1"/>
-          <w:sz w:val="24"/>
-        </w:rPr>
-      </w:pPr>
-      <w:r>
-        <w:rPr>
-          <w:rFonts w:ascii="微软雅黑" w:eastAsia="微软雅黑" w:hAnsi="微软雅黑" w:cs="微软雅黑" w:hint="eastAsia"/>
-          <w:color w:val="000000" w:themeColor="text1"/>
-          <w:sz w:val="24"/>
-        </w:rPr>
-        <w:t>该类型的人视创造力和创新高于一切，对常规和可预见的事情有强烈的反感，使得其很难注意到必要的细节。在热情地着手新鲜事物时，有时会忽略必要的准备工作，急于深入其中；一旦解决了主要问题，常常会去做下一个令人兴奋的冒险，而不是坚持到底、确保原计划的成功实施。诚实、公正，但在批评他人时却显得生硬，不够圆滑。在其有趣、使人愉快的同时，也会显得虚伪，对待别人的计划很轻率。天生的敏捷思维，对于即将发生之事有预知能力，有时会错误地认为自己知道人们将要说的话，而且可能会一下子就提出意见。</w:t>
-      </w:r>
-    </w:p>
-    <w:p>
-      <w:pPr>
-        <w:rPr>
-          <w:rFonts w:ascii="微软雅黑" w:eastAsia="微软雅黑" w:hAnsi="微软雅黑" w:cs="微软雅黑" w:hint="eastAsia"/>
-          <w:color w:val="000000" w:themeColor="text1"/>
-          <w:sz w:val="10"/>
-          <w:szCs w:val="10"/>
-        </w:rPr>
-      </w:pPr>
-    </w:p>
-    <w:p>
-      <w:pPr>
-        <w:rPr>
-          <w:rFonts w:ascii="微软雅黑" w:eastAsia="微软雅黑" w:hAnsi="微软雅黑" w:cs="微软雅黑" w:hint="eastAsia"/>
-          <w:color w:val="000000" w:themeColor="text1"/>
-          <w:sz w:val="10"/>
-          <w:szCs w:val="10"/>
-        </w:rPr>
-      </w:pPr>
-    </w:p>
-    <w:p>
-      <w:pPr>
-        <w:rPr>
-          <w:rFonts w:ascii="微软雅黑" w:eastAsia="微软雅黑" w:hAnsi="微软雅黑" w:cs="微软雅黑" w:hint="eastAsia"/>
-          <w:color w:val="000000" w:themeColor="text1"/>
-          <w:sz w:val="10"/>
-          <w:szCs w:val="10"/>
-        </w:rPr>
-      </w:pPr>
-    </w:p>
-    <w:p>
-      <w:pPr>
-        <w:rPr>
-          <w:rFonts w:ascii="微软雅黑" w:eastAsia="微软雅黑" w:hAnsi="微软雅黑" w:cs="微软雅黑" w:hint="eastAsia"/>
-          <w:color w:val="000000" w:themeColor="text1"/>
-          <w:sz w:val="10"/>
-          <w:szCs w:val="10"/>
-        </w:rPr>
-      </w:pPr>
-      <w:r>
-        <w:rPr>
-          <w:noProof/>
-          <w:color w:val="000000" w:themeColor="text1"/>
-          <w:sz w:val="44"/>
-        </w:rPr>
-        <mc:AlternateContent>
-          <mc:Choice Requires="wps">
-            <w:drawing>
-              <wp:anchor distT="0" distB="0" distL="114300" distR="114300" simplePos="0" relativeHeight="251662336" behindDoc="0" locked="0" layoutInCell="1" allowOverlap="1" wp14:anchorId="15BDC913" wp14:editId="2CD7A3F6">
-                <wp:simplePos x="0" y="0"/>
-                <wp:positionH relativeFrom="column">
-                  <wp:posOffset>-1066800</wp:posOffset>
-                </wp:positionH>
-                <wp:positionV relativeFrom="paragraph">
-                  <wp:posOffset>107315</wp:posOffset>
-                </wp:positionV>
-                <wp:extent cx="7541895" cy="969010"/>
-                <wp:effectExtent l="0" t="0" r="1905" b="2540"/>
-                <wp:wrapNone/>
-                <wp:docPr id="7" name="矩形 7"/>
-                <wp:cNvGraphicFramePr/>
-                <a:graphic xmlns:a="http://schemas.openxmlformats.org/drawingml/2006/main">
-                  <a:graphicData uri="http://schemas.microsoft.com/office/word/2010/wordprocessingShape">
-                    <wps:wsp>
-                      <wps:cNvSpPr/>
-                      <wps:spPr>
-                        <a:xfrm>
-                          <a:off x="0" y="0"/>
-                          <a:ext cx="7541895" cy="969010"/>
-                        </a:xfrm>
-                        <a:prstGeom prst="rect">
-                          <a:avLst/>
-                        </a:prstGeom>
-                        <a:solidFill>
-                          <a:schemeClr val="bg1">
-                            <a:lumMod val="95000"/>
-                            <a:alpha val="60000"/>
-                          </a:schemeClr>
-                        </a:solidFill>
-                        <a:ln>
-                          <a:noFill/>
-                        </a:ln>
-                      </wps:spPr>
-                      <wps:style>
-                        <a:lnRef idx="2">
-                          <a:schemeClr val="accent1">
-                            <a:lumMod val="75000"/>
-                          </a:schemeClr>
-                        </a:lnRef>
-                        <a:fillRef idx="1">
-                          <a:schemeClr val="accent1"/>
-                        </a:fillRef>
-                        <a:effectRef idx="0">
-                          <a:srgbClr val="FFFFFF"/>
-                        </a:effectRef>
-                        <a:fontRef idx="minor">
-                          <a:schemeClr val="lt1"/>
-                        </a:fontRef>
-                      </wps:style>
-                      <wps:bodyPr rot="0" spcFirstLastPara="0" vertOverflow="overflow" horzOverflow="overflow" vert="horz" wrap="square" lIns="91440" tIns="45720" rIns="91440" bIns="45720" numCol="1" spcCol="0" rtlCol="0" fromWordArt="0" anchor="ctr" anchorCtr="0" forceAA="0" compatLnSpc="1">
-                        <a:noAutofit/>
-                      </wps:bodyPr>
-                    </wps:wsp>
-                  </a:graphicData>
-                </a:graphic>
-              </wp:anchor>
-            </w:drawing>
-          </mc:Choice>
-          <mc:Fallback>
-            <w:pict>
-              <v:rect w14:anchorId="42197F56" id="矩形 7" o:spid="_x0000_s1026" style="position:absolute;margin-left:-84pt;margin-top:8.45pt;width:593.85pt;height:76.3pt;z-index:251662336;visibility:visible;mso-wrap-style:square;mso-wrap-distance-left:9pt;mso-wrap-distance-top:0;mso-wrap-distance-right:9pt;mso-wrap-distance-bottom:0;mso-position-horizontal:absolute;mso-position-horizontal-relative:text;mso-position-vertical:absolute;mso-position-vertical-relative:text;v-text-anchor:middle" o:gfxdata="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" fillcolor="#f2f2f2 [3052]" stroked="f" strokeweight="1pt">
-                <v:fill opacity="39321f"/>
-              </v:rect>
-            </w:pict>
-          </mc:Fallback>
-        </mc:AlternateContent>
-      </w:r>
-    </w:p>
-    <w:p>
-      <w:pPr>
-        <w:rPr>
-          <w:rFonts w:ascii="微软雅黑" w:eastAsia="微软雅黑" w:hAnsi="微软雅黑" w:cs="微软雅黑" w:hint="eastAsia"/>
-          <w:color w:val="000000" w:themeColor="text1"/>
-          <w:sz w:val="10"/>
-          <w:szCs w:val="10"/>
-        </w:rPr>
-      </w:pPr>
-      <w:r>
-        <w:rPr>
-          <w:noProof/>
-          <w:color w:val="000000" w:themeColor="text1"/>
-        </w:rPr>
-        <mc:AlternateContent>
-          <mc:Choice Requires="wps">
-            <w:drawing>
-              <wp:anchor distT="0" distB="0" distL="114300" distR="114300" simplePos="0" relativeHeight="251663360" behindDoc="0" locked="0" layoutInCell="1" allowOverlap="1" wp14:anchorId="67B9E7D6" wp14:editId="61FFE3EB">
-                <wp:simplePos x="0" y="0"/>
-                <wp:positionH relativeFrom="column">
-                  <wp:posOffset>276860</wp:posOffset>
-                </wp:positionH>
-                <wp:positionV relativeFrom="paragraph">
-                  <wp:posOffset>99695</wp:posOffset>
-                </wp:positionV>
-                <wp:extent cx="4925060" cy="579120"/>
-                <wp:effectExtent l="0" t="0" r="0" b="0"/>
-                <wp:wrapNone/>
-                <wp:docPr id="8" name="矩形 5"/>
-                <wp:cNvGraphicFramePr/>
-                <a:graphic xmlns:a="http://schemas.openxmlformats.org/drawingml/2006/main">
-                  <a:graphicData uri="http://schemas.microsoft.com/office/word/2010/wordprocessingShape">
-                    <wps:wsp>
-                      <wps:cNvSpPr/>
-                      <wps:spPr>
-                        <a:xfrm>
-                          <a:off x="0" y="0"/>
-                          <a:ext cx="4925060" cy="579120"/>
-                        </a:xfrm>
-                        <a:prstGeom prst="rect">
-                          <a:avLst/>
-                        </a:prstGeom>
-                        <a:noFill/>
-                      </wps:spPr>
-                      <wps:txbx>
-                        <w:txbxContent>
-                          <w:p>
-                            <w:pPr>
-                              <w:pStyle w:val="a6"/>
-                              <w:jc w:val="center"/>
-                              <w:rPr>
-                                <w:rFonts w:ascii="微软雅黑" w:eastAsia="微软雅黑" w:hAnsi="微软雅黑" w:cs="微软雅黑" w:hint="eastAsia"/>
-                                <w:b/>
-                                <w:sz w:val="52"/>
-                                <w:szCs w:val="52"/>
-                              </w:rPr>
-                            </w:pPr>
-                            <w:proofErr w:type="gramStart"/>
-                            <w:r>
-                              <w:rPr>
-                                <w:rFonts w:ascii="微软雅黑" w:eastAsia="微软雅黑" w:hAnsi="微软雅黑" w:cs="微软雅黑" w:hint="eastAsia"/>
-                                <w:b/>
-                                <w:kern w:val="24"/>
-                                <w:sz w:val="52"/>
-                                <w:szCs w:val="52"/>
-                              </w:rPr>
-                              <w:t xml:space="preserve">第三部分  </w:t>
-                            </w:r>
-                            <w:r>
-                              <w:rPr>
-                                <w:rFonts w:ascii="微软雅黑" w:eastAsia="微软雅黑" w:hAnsi="微软雅黑" w:cs="微软雅黑" w:hint="eastAsia"/>
-                                <w:b/>
-                                <w:kern w:val="24"/>
-                                <w:sz w:val="52"/>
-                                <w:szCs w:val="52"/>
-                              </w:rPr>
-                              <w:t>职业性格类型分析</w:t>
-                            </w:r>
-                            <w:proofErr w:type="gramEnd"/>
-                          </w:p>
-                        </w:txbxContent>
-                      </wps:txbx>
-                      <wps:bodyPr wrap="square" lIns="0" tIns="0" rIns="0" bIns="0" rtlCol="0" anchor="b" anchorCtr="0">
-                        <a:noAutofit/>
-                      </wps:bodyPr>
-                    </wps:wsp>
-                  </a:graphicData>
-                </a:graphic>
-              </wp:anchor>
-            </w:drawing>
-          </mc:Choice>
-          <mc:Fallback>
-            <w:pict>
-              <v:rect w14:anchorId="67B9E7D6" id="_x0000_s1037" style="position:absolute;left:0;text-align:left;margin-left:21.8pt;margin-top:7.85pt;width:387.8pt;height:45.6pt;z-index:251663360;visibility:visible;mso-wrap-style:square;mso-wrap-distance-left:9pt;mso-wrap-distance-top:0;mso-wrap-distance-right:9pt;mso-wrap-distance-bottom:0;mso-position-horizontal:absolute;mso-position-horizontal-relative:text;mso-position-vertical:absolute;mso-position-vertical-relative:text;v-text-anchor:bottom" o:gfxdata="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" filled="f" stroked="f">
-                <v:textbox inset="0,0,0,0">
-                  <w:txbxContent>
-                    <w:p>
-                      <w:pPr>
-                        <w:pStyle w:val="a6"/>
-                        <w:jc w:val="center"/>
-                        <w:rPr>
-                          <w:rFonts w:ascii="微软雅黑" w:eastAsia="微软雅黑" w:hAnsi="微软雅黑" w:cs="微软雅黑" w:hint="eastAsia"/>
-                          <w:b/>
-                          <w:sz w:val="52"/>
-                          <w:szCs w:val="52"/>
-                        </w:rPr>
-                      </w:pPr>
-                      <w:proofErr w:type="gramStart"/>
-                      <w:r>
-                        <w:rPr>
-                          <w:rFonts w:ascii="微软雅黑" w:eastAsia="微软雅黑" w:hAnsi="微软雅黑" w:cs="微软雅黑" w:hint="eastAsia"/>
-                          <w:b/>
-                          <w:kern w:val="24"/>
-                          <w:sz w:val="52"/>
-                          <w:szCs w:val="52"/>
-                        </w:rPr>
-                        <w:t xml:space="preserve">第三部分  </w:t>
-                      </w:r>
-                      <w:r>
-                        <w:rPr>
-                          <w:rFonts w:ascii="微软雅黑" w:eastAsia="微软雅黑" w:hAnsi="微软雅黑" w:cs="微软雅黑" w:hint="eastAsia"/>
-                          <w:b/>
-                          <w:kern w:val="24"/>
-                          <w:sz w:val="52"/>
-                          <w:szCs w:val="52"/>
-                        </w:rPr>
-                        <w:t>职业性格类型分析</w:t>
-                      </w:r>
-                      <w:proofErr w:type="gramEnd"/>
-                    </w:p>
-                  </w:txbxContent>
-                </v:textbox>
-              </v:rect>
-            </w:pict>
-          </mc:Fallback>
-        </mc:AlternateContent>
-      </w:r>
-    </w:p>
-    <w:p>
-      <w:pPr>
-        <w:rPr>
-          <w:rFonts w:ascii="微软雅黑" w:eastAsia="微软雅黑" w:hAnsi="微软雅黑" w:cs="微软雅黑" w:hint="eastAsia"/>
-          <w:color w:val="000000" w:themeColor="text1"/>
-          <w:sz w:val="10"/>
-          <w:szCs w:val="10"/>
-        </w:rPr>
-      </w:pPr>
-    </w:p>
-    <w:p>
-      <w:pPr>
-        <w:rPr>
-          <w:rFonts w:ascii="微软雅黑" w:eastAsia="微软雅黑" w:hAnsi="微软雅黑" w:cs="微软雅黑" w:hint="eastAsia"/>
-          <w:color w:val="000000" w:themeColor="text1"/>
-          <w:sz w:val="10"/>
-          <w:szCs w:val="10"/>
-        </w:rPr>
-      </w:pPr>
-    </w:p>
-    <w:p>
-      <w:pPr>
-        <w:rPr>
-          <w:rFonts w:ascii="微软雅黑" w:eastAsia="微软雅黑" w:hAnsi="微软雅黑" w:cs="微软雅黑" w:hint="eastAsia"/>
-          <w:color w:val="000000" w:themeColor="text1"/>
-          <w:sz w:val="10"/>
-          <w:szCs w:val="10"/>
-        </w:rPr>
-      </w:pPr>
-    </w:p>
-    <w:p>
-      <w:pPr>
-        <w:rPr>
-          <w:rFonts w:ascii="微软雅黑" w:eastAsia="微软雅黑" w:hAnsi="微软雅黑" w:cs="微软雅黑" w:hint="eastAsia"/>
-          <w:b/>
-          <w:color w:val="000000" w:themeColor="text1"/>
-          <w:sz w:val="10"/>
-          <w:szCs w:val="10"/>
-        </w:rPr>
-      </w:pPr>
-    </w:p>
-    <w:p>
-      <w:pPr>
-        <w:pStyle w:val="a3"/>
-        <w:spacing w:before="37"/>
-        <w:ind w:right="31" w:firstLineChars="200" w:firstLine="488"/>
-        <w:rPr>
-          <w:rFonts w:hint="eastAsia"/>
-          <w:color w:val="000000" w:themeColor="text1"/>
-          <w:spacing w:val="2"/>
-          <w:sz w:val="24"/>
-          <w:szCs w:val="24"/>
-          <w:lang w:eastAsia="zh-CN"/>
-        </w:rPr>
-      </w:pPr>
-      <w:bookmarkStart w:id="1" w:name="OLE_LINK5"/>
-      <w:r>
-        <w:rPr>
-          <w:rFonts w:hint="eastAsia"/>
-          <w:color w:val="000000" w:themeColor="text1"/>
-          <w:spacing w:val="2"/>
-          <w:sz w:val="24"/>
-          <w:szCs w:val="24"/>
-          <w:lang w:eastAsia="zh-CN"/>
-        </w:rPr>
-        <w:t>“以心择业而非随波逐流”。明确自身内在天赋，在自我认知中构建差异化竞争优势。以下关于职业性格类型分析，将为你解析自身性格倾向，精准描绘出个人的职业画像。</w:t>
-      </w:r>
-    </w:p>
-    <w:bookmarkEnd w:id="1"/>
-    <w:p>
-      <w:pPr>
-        <w:spacing w:beforeLines="70" w:before="218" w:afterLines="70" w:after="218"/>
-        <w:ind w:left="420" w:hanging="420"/>
-        <w:rPr>
-          <w:rFonts w:ascii="微软雅黑" w:eastAsia="微软雅黑" w:hAnsi="微软雅黑" w:cs="微软雅黑" w:hint="eastAsia"/>
+          <w:rFonts w:ascii="微软雅黑" w:eastAsia="微软雅黑" w:hAnsi="微软雅黑" w:cs="微软雅黑"/>
           <w:b/>
           <w:color w:val="000000" w:themeColor="text1"/>
           <w:sz w:val="32"/>
@@ -3126,7 +2399,7 @@
         </w:numPr>
         <w:ind w:left="0" w:firstLineChars="200" w:firstLine="480"/>
         <w:rPr>
-          <w:rFonts w:ascii="微软雅黑" w:eastAsia="微软雅黑" w:hAnsi="微软雅黑" w:cs="微软雅黑" w:hint="eastAsia"/>
+          <w:rFonts w:ascii="微软雅黑" w:eastAsia="微软雅黑" w:hAnsi="微软雅黑" w:cs="微软雅黑"/>
           <w:color w:val="000000" w:themeColor="text1"/>
           <w:sz w:val="24"/>
         </w:rPr>
@@ -3148,7 +2421,7 @@
         </w:numPr>
         <w:ind w:left="0" w:firstLineChars="200" w:firstLine="480"/>
         <w:rPr>
-          <w:rFonts w:ascii="微软雅黑" w:eastAsia="微软雅黑" w:hAnsi="微软雅黑" w:cs="微软雅黑" w:hint="eastAsia"/>
+          <w:rFonts w:ascii="微软雅黑" w:eastAsia="微软雅黑" w:hAnsi="微软雅黑" w:cs="微软雅黑"/>
           <w:color w:val="000000" w:themeColor="text1"/>
           <w:sz w:val="24"/>
         </w:rPr>
@@ -3170,7 +2443,7 @@
         </w:numPr>
         <w:ind w:left="0" w:firstLineChars="200" w:firstLine="480"/>
         <w:rPr>
-          <w:rFonts w:ascii="微软雅黑" w:eastAsia="微软雅黑" w:hAnsi="微软雅黑" w:cs="微软雅黑" w:hint="eastAsia"/>
+          <w:rFonts w:ascii="微软雅黑" w:eastAsia="微软雅黑" w:hAnsi="微软雅黑" w:cs="微软雅黑"/>
           <w:color w:val="000000" w:themeColor="text1"/>
           <w:sz w:val="24"/>
         </w:rPr>
@@ -3192,7 +2465,7 @@
         </w:numPr>
         <w:ind w:left="0" w:firstLineChars="200" w:firstLine="480"/>
         <w:rPr>
-          <w:rFonts w:ascii="微软雅黑" w:eastAsia="微软雅黑" w:hAnsi="微软雅黑" w:cs="微软雅黑" w:hint="eastAsia"/>
+          <w:rFonts w:ascii="微软雅黑" w:eastAsia="微软雅黑" w:hAnsi="微软雅黑" w:cs="微软雅黑"/>
           <w:color w:val="000000" w:themeColor="text1"/>
           <w:sz w:val="24"/>
         </w:rPr>
@@ -3214,7 +2487,7 @@
         </w:numPr>
         <w:ind w:left="0" w:firstLineChars="200" w:firstLine="480"/>
         <w:rPr>
-          <w:rFonts w:ascii="微软雅黑" w:eastAsia="微软雅黑" w:hAnsi="微软雅黑" w:cs="微软雅黑" w:hint="eastAsia"/>
+          <w:rFonts w:ascii="微软雅黑" w:eastAsia="微软雅黑" w:hAnsi="微软雅黑" w:cs="微软雅黑"/>
           <w:color w:val="000000" w:themeColor="text1"/>
           <w:sz w:val="24"/>
         </w:rPr>
@@ -3236,7 +2509,7 @@
         </w:numPr>
         <w:ind w:left="0" w:firstLineChars="200" w:firstLine="480"/>
         <w:rPr>
-          <w:rFonts w:ascii="微软雅黑" w:eastAsia="微软雅黑" w:hAnsi="微软雅黑" w:cs="微软雅黑" w:hint="eastAsia"/>
+          <w:rFonts w:ascii="微软雅黑" w:eastAsia="微软雅黑" w:hAnsi="微软雅黑" w:cs="微软雅黑"/>
           <w:color w:val="000000" w:themeColor="text1"/>
           <w:sz w:val="24"/>
         </w:rPr>
@@ -3258,7 +2531,7 @@
         </w:numPr>
         <w:ind w:left="0" w:firstLineChars="200" w:firstLine="480"/>
         <w:rPr>
-          <w:rFonts w:ascii="微软雅黑" w:eastAsia="微软雅黑" w:hAnsi="微软雅黑" w:cs="微软雅黑" w:hint="eastAsia"/>
+          <w:rFonts w:ascii="微软雅黑" w:eastAsia="微软雅黑" w:hAnsi="微软雅黑" w:cs="微软雅黑"/>
           <w:color w:val="000000" w:themeColor="text1"/>
           <w:sz w:val="24"/>
         </w:rPr>
@@ -3280,7 +2553,7 @@
         </w:numPr>
         <w:ind w:left="0" w:firstLineChars="200" w:firstLine="480"/>
         <w:rPr>
-          <w:rFonts w:ascii="微软雅黑" w:eastAsia="微软雅黑" w:hAnsi="微软雅黑" w:cs="微软雅黑" w:hint="eastAsia"/>
+          <w:rFonts w:ascii="微软雅黑" w:eastAsia="微软雅黑" w:hAnsi="微软雅黑" w:cs="微软雅黑"/>
           <w:color w:val="000000" w:themeColor="text1"/>
           <w:sz w:val="24"/>
         </w:rPr>
@@ -3299,7 +2572,7 @@
         <w:spacing w:beforeLines="70" w:before="218" w:afterLines="70" w:after="218"/>
         <w:ind w:left="420" w:hanging="420"/>
         <w:rPr>
-          <w:rFonts w:ascii="微软雅黑" w:eastAsia="微软雅黑" w:hAnsi="微软雅黑" w:cs="微软雅黑" w:hint="eastAsia"/>
+          <w:rFonts w:ascii="微软雅黑" w:eastAsia="微软雅黑" w:hAnsi="微软雅黑" w:cs="微软雅黑"/>
           <w:b/>
           <w:color w:val="000000" w:themeColor="text1"/>
           <w:sz w:val="32"/>
@@ -3325,18 +2598,36 @@
         </w:numPr>
         <w:ind w:left="0" w:firstLineChars="200" w:firstLine="480"/>
         <w:rPr>
-          <w:rFonts w:ascii="微软雅黑" w:eastAsia="微软雅黑" w:hAnsi="微软雅黑" w:cs="微软雅黑" w:hint="eastAsia"/>
-          <w:color w:val="000000" w:themeColor="text1"/>
-          <w:sz w:val="24"/>
-        </w:rPr>
-      </w:pPr>
-      <w:r>
-        <w:rPr>
-          <w:rFonts w:ascii="微软雅黑" w:eastAsia="微软雅黑" w:hAnsi="微软雅黑" w:cs="微软雅黑" w:hint="eastAsia"/>
-          <w:color w:val="000000" w:themeColor="text1"/>
-          <w:sz w:val="24"/>
-        </w:rPr>
-        <w:t>难以使自己有条不紊和富于条理，在确定事情的优先级以及作出决策方面存在一定的困难</w:t>
+          <w:rFonts w:ascii="微软雅黑" w:eastAsia="微软雅黑" w:hAnsi="微软雅黑" w:cs="微软雅黑"/>
+          <w:color w:val="000000" w:themeColor="text1"/>
+          <w:sz w:val="24"/>
+        </w:rPr>
+      </w:pPr>
+      <w:r>
+        <w:rPr>
+          <w:rFonts w:ascii="微软雅黑" w:eastAsia="微软雅黑" w:hAnsi="微软雅黑" w:cs="微软雅黑" w:hint="eastAsia"/>
+          <w:color w:val="000000" w:themeColor="text1"/>
+          <w:sz w:val="24"/>
+        </w:rPr>
+        <w:t>难以使自己有条不紊和富于条理，在确定事情的优先级以及</w:t>
+      </w:r>
+      <w:proofErr w:type="gramStart"/>
+      <w:r>
+        <w:rPr>
+          <w:rFonts w:ascii="微软雅黑" w:eastAsia="微软雅黑" w:hAnsi="微软雅黑" w:cs="微软雅黑" w:hint="eastAsia"/>
+          <w:color w:val="000000" w:themeColor="text1"/>
+          <w:sz w:val="24"/>
+        </w:rPr>
+        <w:t>作出</w:t>
+      </w:r>
+      <w:proofErr w:type="gramEnd"/>
+      <w:r>
+        <w:rPr>
+          <w:rFonts w:ascii="微软雅黑" w:eastAsia="微软雅黑" w:hAnsi="微软雅黑" w:cs="微软雅黑" w:hint="eastAsia"/>
+          <w:color w:val="000000" w:themeColor="text1"/>
+          <w:sz w:val="24"/>
+        </w:rPr>
+        <w:t>决策方面存在一定的困难</w:t>
       </w:r>
     </w:p>
     <w:p>
@@ -3347,18 +2638,17 @@
         </w:numPr>
         <w:ind w:left="0" w:firstLineChars="200" w:firstLine="480"/>
         <w:rPr>
-          <w:rFonts w:ascii="微软雅黑" w:eastAsia="微软雅黑" w:hAnsi="微软雅黑" w:cs="微软雅黑" w:hint="eastAsia"/>
-          <w:color w:val="000000" w:themeColor="text1"/>
-          <w:sz w:val="24"/>
-        </w:rPr>
-      </w:pPr>
-      <w:r>
-        <w:rPr>
-          <w:rFonts w:ascii="微软雅黑" w:eastAsia="微软雅黑" w:hAnsi="微软雅黑" w:cs="微软雅黑" w:hint="eastAsia"/>
-          <w:color w:val="000000" w:themeColor="text1"/>
-          <w:sz w:val="24"/>
-        </w:rPr>
-        <w:lastRenderedPageBreak/>
+          <w:rFonts w:ascii="微软雅黑" w:eastAsia="微软雅黑" w:hAnsi="微软雅黑" w:cs="微软雅黑"/>
+          <w:color w:val="000000" w:themeColor="text1"/>
+          <w:sz w:val="24"/>
+        </w:rPr>
+      </w:pPr>
+      <w:r>
+        <w:rPr>
+          <w:rFonts w:ascii="微软雅黑" w:eastAsia="微软雅黑" w:hAnsi="微软雅黑" w:cs="微软雅黑" w:hint="eastAsia"/>
+          <w:color w:val="000000" w:themeColor="text1"/>
+          <w:sz w:val="24"/>
+        </w:rPr>
         <w:t>过于自信，可能会不恰当地运用自己的能力和社会经历，经常打断别人说话，也很可能不切实际地许诺</w:t>
       </w:r>
     </w:p>
@@ -3370,17 +2660,18 @@
         </w:numPr>
         <w:ind w:left="0" w:firstLineChars="200" w:firstLine="480"/>
         <w:rPr>
-          <w:rFonts w:ascii="微软雅黑" w:eastAsia="微软雅黑" w:hAnsi="微软雅黑" w:cs="微软雅黑" w:hint="eastAsia"/>
-          <w:color w:val="000000" w:themeColor="text1"/>
-          <w:sz w:val="24"/>
-        </w:rPr>
-      </w:pPr>
-      <w:r>
-        <w:rPr>
-          <w:rFonts w:ascii="微软雅黑" w:eastAsia="微软雅黑" w:hAnsi="微软雅黑" w:cs="微软雅黑" w:hint="eastAsia"/>
-          <w:color w:val="000000" w:themeColor="text1"/>
-          <w:sz w:val="24"/>
-        </w:rPr>
+          <w:rFonts w:ascii="微软雅黑" w:eastAsia="微软雅黑" w:hAnsi="微软雅黑" w:cs="微软雅黑"/>
+          <w:color w:val="000000" w:themeColor="text1"/>
+          <w:sz w:val="24"/>
+        </w:rPr>
+      </w:pPr>
+      <w:r>
+        <w:rPr>
+          <w:rFonts w:ascii="微软雅黑" w:eastAsia="微软雅黑" w:hAnsi="微软雅黑" w:cs="微软雅黑" w:hint="eastAsia"/>
+          <w:color w:val="000000" w:themeColor="text1"/>
+          <w:sz w:val="24"/>
+        </w:rPr>
+        <w:lastRenderedPageBreak/>
         <w:t>对自己不信任的、思维狭窄及思想顽固的人缺乏耐心</w:t>
       </w:r>
     </w:p>
@@ -3392,7 +2683,7 @@
         </w:numPr>
         <w:ind w:left="0" w:firstLineChars="200" w:firstLine="480"/>
         <w:rPr>
-          <w:rFonts w:ascii="微软雅黑" w:eastAsia="微软雅黑" w:hAnsi="微软雅黑" w:cs="微软雅黑" w:hint="eastAsia"/>
+          <w:rFonts w:ascii="微软雅黑" w:eastAsia="微软雅黑" w:hAnsi="微软雅黑" w:cs="微软雅黑"/>
           <w:color w:val="000000" w:themeColor="text1"/>
           <w:sz w:val="24"/>
         </w:rPr>
@@ -3414,7 +2705,7 @@
         </w:numPr>
         <w:ind w:left="0" w:firstLineChars="200" w:firstLine="480"/>
         <w:rPr>
-          <w:rFonts w:ascii="微软雅黑" w:eastAsia="微软雅黑" w:hAnsi="微软雅黑" w:cs="微软雅黑" w:hint="eastAsia"/>
+          <w:rFonts w:ascii="微软雅黑" w:eastAsia="微软雅黑" w:hAnsi="微软雅黑" w:cs="微软雅黑"/>
           <w:color w:val="000000" w:themeColor="text1"/>
           <w:sz w:val="24"/>
         </w:rPr>
@@ -3436,7 +2727,7 @@
         </w:numPr>
         <w:ind w:left="0" w:firstLineChars="200" w:firstLine="480"/>
         <w:rPr>
-          <w:rFonts w:ascii="微软雅黑" w:eastAsia="微软雅黑" w:hAnsi="微软雅黑" w:cs="微软雅黑" w:hint="eastAsia"/>
+          <w:rFonts w:ascii="微软雅黑" w:eastAsia="微软雅黑" w:hAnsi="微软雅黑" w:cs="微软雅黑"/>
           <w:color w:val="000000" w:themeColor="text1"/>
           <w:sz w:val="24"/>
         </w:rPr>
@@ -3453,7 +2744,7 @@
     <w:p>
       <w:pPr>
         <w:rPr>
-          <w:rFonts w:ascii="微软雅黑" w:eastAsia="微软雅黑" w:hAnsi="微软雅黑" w:cs="微软雅黑" w:hint="eastAsia"/>
+          <w:rFonts w:ascii="微软雅黑" w:eastAsia="微软雅黑" w:hAnsi="微软雅黑" w:cs="微软雅黑"/>
           <w:b/>
           <w:color w:val="000000" w:themeColor="text1"/>
           <w:sz w:val="10"/>
@@ -3461,266 +2752,120 @@
         </w:rPr>
       </w:pPr>
     </w:p>
-    <w:p>
-      <w:pPr>
-        <w:rPr>
-          <w:rFonts w:ascii="微软雅黑" w:eastAsia="微软雅黑" w:hAnsi="微软雅黑" w:cs="微软雅黑" w:hint="eastAsia"/>
+    <w:tbl>
+      <w:tblPr>
+        <w:tblStyle w:val="a7"/>
+        <w:tblW w:w="11906" w:type="dxa"/>
+        <w:jc w:val="center"/>
+        <w:tblBorders>
+          <w:top w:val="none" w:sz="0" w:space="0" w:color="auto"/>
+          <w:left w:val="none" w:sz="0" w:space="0" w:color="auto"/>
+          <w:bottom w:val="none" w:sz="0" w:space="0" w:color="auto"/>
+          <w:right w:val="none" w:sz="0" w:space="0" w:color="auto"/>
+          <w:insideH w:val="none" w:sz="0" w:space="0" w:color="auto"/>
+          <w:insideV w:val="none" w:sz="0" w:space="0" w:color="auto"/>
+        </w:tblBorders>
+        <w:shd w:val="clear" w:color="auto" w:fill="F2F2F2" w:themeFill="background1" w:themeFillShade="F2"/>
+        <w:tblLook w:val="04A0" w:firstRow="1" w:lastRow="0" w:firstColumn="1" w:lastColumn="0" w:noHBand="0" w:noVBand="1"/>
+      </w:tblPr>
+      <w:tblGrid>
+        <w:gridCol w:w="11906"/>
+      </w:tblGrid>
+      <w:tr>
+        <w:trPr>
+          <w:trHeight w:val="850"/>
+          <w:jc w:val="center"/>
+        </w:trPr>
+        <w:tc>
+          <w:tcPr>
+            <w:tcW w:w="11906" w:type="dxa"/>
+            <w:shd w:val="clear" w:color="auto" w:fill="F2F2F2" w:themeFill="background1" w:themeFillShade="F2"/>
+            <w:vAlign w:val="center"/>
+          </w:tcPr>
+          <w:p>
+            <w:pPr>
+              <w:pStyle w:val="a6"/>
+              <w:spacing w:beforeAutospacing="0" w:afterAutospacing="0"/>
+              <w:jc w:val="center"/>
+              <w:rPr>
+                <w:rFonts w:ascii="微软雅黑" w:eastAsia="微软雅黑" w:hAnsi="微软雅黑" w:cs="微软雅黑"/>
+                <w:b/>
+                <w:color w:val="248F86" w:themeColor="accent5" w:themeShade="BF"/>
+                <w:kern w:val="24"/>
+                <w:sz w:val="52"/>
+                <w:szCs w:val="52"/>
+              </w:rPr>
+            </w:pPr>
+            <w:bookmarkStart w:id="2" w:name="OLE_LINK4"/>
+            <w:r>
+              <w:rPr>
+                <w:rFonts w:ascii="微软雅黑" w:eastAsia="微软雅黑" w:hAnsi="微软雅黑" w:cs="微软雅黑" w:hint="eastAsia"/>
+                <w:b/>
+                <w:color w:val="248F86" w:themeColor="accent5" w:themeShade="BF"/>
+                <w:kern w:val="24"/>
+                <w:sz w:val="52"/>
+                <w:szCs w:val="52"/>
+              </w:rPr>
+              <w:t>第四部分  职业发展建议</w:t>
+            </w:r>
+          </w:p>
+        </w:tc>
+      </w:tr>
+    </w:tbl>
+    <w:p>
+      <w:pPr>
+        <w:spacing w:line="520" w:lineRule="exact"/>
+        <w:ind w:firstLineChars="200" w:firstLine="480"/>
+        <w:rPr>
+          <w:rFonts w:ascii="微软雅黑" w:eastAsia="微软雅黑" w:hAnsi="微软雅黑" w:cs="微软雅黑"/>
+          <w:color w:val="000000" w:themeColor="text1"/>
+          <w:sz w:val="24"/>
+        </w:rPr>
+      </w:pPr>
+      <w:r>
+        <w:rPr>
+          <w:rFonts w:ascii="微软雅黑" w:eastAsia="微软雅黑" w:hAnsi="微软雅黑" w:cs="微软雅黑" w:hint="eastAsia"/>
+          <w:color w:val="000000" w:themeColor="text1"/>
+          <w:sz w:val="24"/>
+        </w:rPr>
+        <w:t>特定的性格类型在特定的职业领域上，往往能够释放出更大的潜力，收获更为卓越的成绩。以下关于职业发展建议，将为你展现与自身性格相契合的职业场景，锚定适合自身发展的职业坐标。</w:t>
+      </w:r>
+    </w:p>
+    <w:bookmarkEnd w:id="2"/>
+    <w:p>
+      <w:pPr>
+        <w:spacing w:beforeLines="70" w:before="218" w:afterLines="70" w:after="218"/>
+        <w:ind w:left="420" w:hanging="420"/>
+        <w:rPr>
+          <w:rFonts w:ascii="微软雅黑" w:eastAsia="微软雅黑" w:hAnsi="微软雅黑" w:cs="微软雅黑"/>
           <w:b/>
           <w:color w:val="000000" w:themeColor="text1"/>
-          <w:sz w:val="10"/>
-          <w:szCs w:val="10"/>
-        </w:rPr>
-      </w:pPr>
-      <w:r>
-        <w:rPr>
-          <w:noProof/>
-          <w:color w:val="000000" w:themeColor="text1"/>
-          <w:sz w:val="44"/>
-        </w:rPr>
-        <mc:AlternateContent>
-          <mc:Choice Requires="wps">
-            <w:drawing>
-              <wp:anchor distT="0" distB="0" distL="114300" distR="114300" simplePos="0" relativeHeight="251660288" behindDoc="0" locked="0" layoutInCell="1" allowOverlap="1" wp14:anchorId="30D78CC8" wp14:editId="5840A966">
-                <wp:simplePos x="0" y="0"/>
-                <wp:positionH relativeFrom="column">
-                  <wp:posOffset>-1066800</wp:posOffset>
-                </wp:positionH>
-                <wp:positionV relativeFrom="paragraph">
-                  <wp:posOffset>5715</wp:posOffset>
-                </wp:positionV>
-                <wp:extent cx="7541895" cy="969010"/>
-                <wp:effectExtent l="0" t="0" r="1905" b="2540"/>
-                <wp:wrapNone/>
-                <wp:docPr id="25" name="矩形 25"/>
-                <wp:cNvGraphicFramePr/>
-                <a:graphic xmlns:a="http://schemas.openxmlformats.org/drawingml/2006/main">
-                  <a:graphicData uri="http://schemas.microsoft.com/office/word/2010/wordprocessingShape">
-                    <wps:wsp>
-                      <wps:cNvSpPr/>
-                      <wps:spPr>
-                        <a:xfrm>
-                          <a:off x="0" y="0"/>
-                          <a:ext cx="7541895" cy="969010"/>
-                        </a:xfrm>
-                        <a:prstGeom prst="rect">
-                          <a:avLst/>
-                        </a:prstGeom>
-                        <a:solidFill>
-                          <a:schemeClr val="bg1">
-                            <a:lumMod val="95000"/>
-                            <a:alpha val="60000"/>
-                          </a:schemeClr>
-                        </a:solidFill>
-                        <a:ln>
-                          <a:noFill/>
-                        </a:ln>
-                      </wps:spPr>
-                      <wps:style>
-                        <a:lnRef idx="2">
-                          <a:schemeClr val="accent1">
-                            <a:lumMod val="75000"/>
-                          </a:schemeClr>
-                        </a:lnRef>
-                        <a:fillRef idx="1">
-                          <a:schemeClr val="accent1"/>
-                        </a:fillRef>
-                        <a:effectRef idx="0">
-                          <a:srgbClr val="FFFFFF"/>
-                        </a:effectRef>
-                        <a:fontRef idx="minor">
-                          <a:schemeClr val="lt1"/>
-                        </a:fontRef>
-                      </wps:style>
-                      <wps:bodyPr rot="0" spcFirstLastPara="0" vertOverflow="overflow" horzOverflow="overflow" vert="horz" wrap="square" lIns="91440" tIns="45720" rIns="91440" bIns="45720" numCol="1" spcCol="0" rtlCol="0" fromWordArt="0" anchor="ctr" anchorCtr="0" forceAA="0" compatLnSpc="1">
-                        <a:noAutofit/>
-                      </wps:bodyPr>
-                    </wps:wsp>
-                  </a:graphicData>
-                </a:graphic>
-              </wp:anchor>
-            </w:drawing>
-          </mc:Choice>
-          <mc:Fallback>
-            <w:pict>
-              <v:rect w14:anchorId="145D2DC1" id="矩形 25" o:spid="_x0000_s1026" style="position:absolute;margin-left:-84pt;margin-top:.45pt;width:593.85pt;height:76.3pt;z-index:251660288;visibility:visible;mso-wrap-style:square;mso-wrap-distance-left:9pt;mso-wrap-distance-top:0;mso-wrap-distance-right:9pt;mso-wrap-distance-bottom:0;mso-position-horizontal:absolute;mso-position-horizontal-relative:text;mso-position-vertical:absolute;mso-position-vertical-relative:text;v-text-anchor:middle" o:gfxdata="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" fillcolor="#f2f2f2 [3052]" stroked="f" strokeweight="1pt">
-                <v:fill opacity="39321f"/>
-              </v:rect>
-            </w:pict>
-          </mc:Fallback>
-        </mc:AlternateContent>
-      </w:r>
-    </w:p>
-    <w:p>
-      <w:pPr>
+          <w:sz w:val="32"/>
+          <w:szCs w:val="32"/>
+        </w:rPr>
+      </w:pPr>
+      <w:proofErr w:type="gramStart"/>
+      <w:r>
         <w:rPr>
           <w:rFonts w:ascii="微软雅黑" w:eastAsia="微软雅黑" w:hAnsi="微软雅黑" w:cs="微软雅黑" w:hint="eastAsia"/>
           <w:b/>
           <w:color w:val="000000" w:themeColor="text1"/>
-          <w:sz w:val="10"/>
-          <w:szCs w:val="10"/>
-        </w:rPr>
-      </w:pPr>
-      <w:r>
-        <w:rPr>
-          <w:noProof/>
-          <w:color w:val="000000" w:themeColor="text1"/>
-        </w:rPr>
-        <mc:AlternateContent>
-          <mc:Choice Requires="wps">
-            <w:drawing>
-              <wp:anchor distT="0" distB="0" distL="114300" distR="114300" simplePos="0" relativeHeight="251661312" behindDoc="0" locked="0" layoutInCell="1" allowOverlap="1" wp14:anchorId="43AF989A" wp14:editId="427E3106">
-                <wp:simplePos x="0" y="0"/>
-                <wp:positionH relativeFrom="column">
-                  <wp:posOffset>43815</wp:posOffset>
-                </wp:positionH>
-                <wp:positionV relativeFrom="paragraph">
-                  <wp:posOffset>19685</wp:posOffset>
-                </wp:positionV>
-                <wp:extent cx="4925060" cy="579120"/>
-                <wp:effectExtent l="0" t="0" r="0" b="0"/>
-                <wp:wrapNone/>
-                <wp:docPr id="26" name="矩形 5"/>
-                <wp:cNvGraphicFramePr/>
-                <a:graphic xmlns:a="http://schemas.openxmlformats.org/drawingml/2006/main">
-                  <a:graphicData uri="http://schemas.microsoft.com/office/word/2010/wordprocessingShape">
-                    <wps:wsp>
-                      <wps:cNvSpPr/>
-                      <wps:spPr>
-                        <a:xfrm>
-                          <a:off x="0" y="0"/>
-                          <a:ext cx="4925060" cy="579120"/>
-                        </a:xfrm>
-                        <a:prstGeom prst="rect">
-                          <a:avLst/>
-                        </a:prstGeom>
-                        <a:noFill/>
-                      </wps:spPr>
-                      <wps:txbx>
-                        <w:txbxContent>
-                          <w:p>
-                            <w:pPr>
-                              <w:pStyle w:val="a6"/>
-                              <w:jc w:val="center"/>
-                              <w:rPr>
-                                <w:rFonts w:ascii="微软雅黑" w:eastAsia="微软雅黑" w:hAnsi="微软雅黑" w:cs="微软雅黑" w:hint="eastAsia"/>
-                                <w:b/>
-                                <w:sz w:val="52"/>
-                                <w:szCs w:val="52"/>
-                              </w:rPr>
-                            </w:pPr>
-                            <w:proofErr w:type="gramStart"/>
-                            <w:r>
-                              <w:rPr>
-                                <w:rFonts w:ascii="微软雅黑" w:eastAsia="微软雅黑" w:hAnsi="微软雅黑" w:cs="微软雅黑" w:hint="eastAsia"/>
-                                <w:b/>
-                                <w:kern w:val="24"/>
-                                <w:sz w:val="52"/>
-                                <w:szCs w:val="52"/>
-                              </w:rPr>
-                              <w:t xml:space="preserve">第四部分  </w:t>
-                            </w:r>
-                            <w:r>
-                              <w:rPr>
-                                <w:rFonts w:ascii="微软雅黑" w:eastAsia="微软雅黑" w:hAnsi="微软雅黑" w:cs="微软雅黑" w:hint="eastAsia"/>
-                                <w:b/>
-                                <w:kern w:val="24"/>
-                                <w:sz w:val="52"/>
-                                <w:szCs w:val="52"/>
-                              </w:rPr>
-                              <w:t>职业发展建议</w:t>
-                            </w:r>
-                            <w:proofErr w:type="gramEnd"/>
-                          </w:p>
-                        </w:txbxContent>
-                      </wps:txbx>
-                      <wps:bodyPr wrap="square" lIns="0" tIns="0" rIns="0" bIns="0" rtlCol="0" anchor="b" anchorCtr="0">
-                        <a:noAutofit/>
-                      </wps:bodyPr>
-                    </wps:wsp>
-                  </a:graphicData>
-                </a:graphic>
-              </wp:anchor>
-            </w:drawing>
-          </mc:Choice>
-          <mc:Fallback>
-            <w:pict>
-              <v:rect w14:anchorId="43AF989A" id="_x0000_s1038" style="position:absolute;left:0;text-align:left;margin-left:3.45pt;margin-top:1.55pt;width:387.8pt;height:45.6pt;z-index:251661312;visibility:visible;mso-wrap-style:square;mso-wrap-distance-left:9pt;mso-wrap-distance-top:0;mso-wrap-distance-right:9pt;mso-wrap-distance-bottom:0;mso-position-horizontal:absolute;mso-position-horizontal-relative:text;mso-position-vertical:absolute;mso-position-vertical-relative:text;v-text-anchor:bottom" o:gfxdata="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" filled="f" stroked="f">
-                <v:textbox inset="0,0,0,0">
-                  <w:txbxContent>
-                    <w:p>
-                      <w:pPr>
-                        <w:pStyle w:val="a6"/>
-                        <w:jc w:val="center"/>
-                        <w:rPr>
-                          <w:rFonts w:ascii="微软雅黑" w:eastAsia="微软雅黑" w:hAnsi="微软雅黑" w:cs="微软雅黑" w:hint="eastAsia"/>
-                          <w:b/>
-                          <w:sz w:val="52"/>
-                          <w:szCs w:val="52"/>
-                        </w:rPr>
-                      </w:pPr>
-                      <w:proofErr w:type="gramStart"/>
-                      <w:r>
-                        <w:rPr>
-                          <w:rFonts w:ascii="微软雅黑" w:eastAsia="微软雅黑" w:hAnsi="微软雅黑" w:cs="微软雅黑" w:hint="eastAsia"/>
-                          <w:b/>
-                          <w:kern w:val="24"/>
-                          <w:sz w:val="52"/>
-                          <w:szCs w:val="52"/>
-                        </w:rPr>
-                        <w:t xml:space="preserve">第四部分  </w:t>
-                      </w:r>
-                      <w:r>
-                        <w:rPr>
-                          <w:rFonts w:ascii="微软雅黑" w:eastAsia="微软雅黑" w:hAnsi="微软雅黑" w:cs="微软雅黑" w:hint="eastAsia"/>
-                          <w:b/>
-                          <w:kern w:val="24"/>
-                          <w:sz w:val="52"/>
-                          <w:szCs w:val="52"/>
-                        </w:rPr>
-                        <w:t>职业发展建议</w:t>
-                      </w:r>
-                      <w:proofErr w:type="gramEnd"/>
-                    </w:p>
-                  </w:txbxContent>
-                </v:textbox>
-              </v:rect>
-            </w:pict>
-          </mc:Fallback>
-        </mc:AlternateContent>
-      </w:r>
-    </w:p>
-    <w:p>
-      <w:pPr>
+          <w:sz w:val="32"/>
+          <w:szCs w:val="32"/>
+        </w:rPr>
+        <w:t>职场角色</w:t>
+      </w:r>
+      <w:proofErr w:type="gramEnd"/>
+      <w:r>
         <w:rPr>
           <w:rFonts w:ascii="微软雅黑" w:eastAsia="微软雅黑" w:hAnsi="微软雅黑" w:cs="微软雅黑" w:hint="eastAsia"/>
           <w:b/>
           <w:color w:val="000000" w:themeColor="text1"/>
-          <w:sz w:val="10"/>
-          <w:szCs w:val="10"/>
-        </w:rPr>
-      </w:pPr>
-    </w:p>
-    <w:p>
-      <w:pPr>
-        <w:rPr>
-          <w:rFonts w:ascii="微软雅黑" w:eastAsia="微软雅黑" w:hAnsi="微软雅黑" w:cs="微软雅黑" w:hint="eastAsia"/>
-          <w:b/>
-          <w:color w:val="000000" w:themeColor="text1"/>
-          <w:sz w:val="10"/>
-          <w:szCs w:val="10"/>
-        </w:rPr>
-      </w:pPr>
-    </w:p>
-    <w:p>
-      <w:pPr>
-        <w:rPr>
-          <w:rFonts w:ascii="微软雅黑" w:eastAsia="微软雅黑" w:hAnsi="微软雅黑" w:cs="微软雅黑" w:hint="eastAsia"/>
-          <w:b/>
-          <w:color w:val="000000" w:themeColor="text1"/>
-          <w:sz w:val="10"/>
-          <w:szCs w:val="10"/>
-        </w:rPr>
-      </w:pPr>
+          <w:sz w:val="32"/>
+          <w:szCs w:val="32"/>
+        </w:rPr>
+        <w:t>：</w:t>
+      </w:r>
     </w:p>
     <w:p>
       <w:pPr>
@@ -3728,7 +2873,6 @@
         <w:spacing w:before="37"/>
         <w:ind w:right="31" w:firstLineChars="200" w:firstLine="492"/>
         <w:rPr>
-          <w:rFonts w:hint="eastAsia"/>
           <w:color w:val="000000" w:themeColor="text1"/>
           <w:spacing w:val="3"/>
           <w:sz w:val="24"/>
@@ -3736,7 +2880,6 @@
           <w:lang w:eastAsia="zh-CN"/>
         </w:rPr>
       </w:pPr>
-      <w:bookmarkStart w:id="2" w:name="OLE_LINK4"/>
       <w:r>
         <w:rPr>
           <w:rFonts w:hint="eastAsia"/>
@@ -3746,22 +2889,33 @@
           <w:szCs w:val="24"/>
           <w:lang w:eastAsia="zh-CN"/>
         </w:rPr>
-        <w:t>特定的性格类型在特定的职业领域上，往往能够释放出更大的潜力，收获更为卓越的成绩。以下关于职业发展建议，将为你展现与自身性格相契合的职业场景，锚定适合自身发展的职业坐标。</w:t>
-      </w:r>
-    </w:p>
-    <w:bookmarkEnd w:id="2"/>
+        <w:t>发明</w:t>
+      </w:r>
+      <w:r>
+        <w:rPr>
+          <w:rFonts w:hint="eastAsia"/>
+          <w:color w:val="000000" w:themeColor="text1"/>
+          <w:spacing w:val="3"/>
+          <w:sz w:val="24"/>
+          <w:szCs w:val="24"/>
+          <w:lang w:eastAsia="zh-CN"/>
+        </w:rPr>
+        <w:t>型</w:t>
+      </w:r>
+    </w:p>
     <w:p>
       <w:pPr>
         <w:spacing w:beforeLines="70" w:before="218" w:afterLines="70" w:after="218"/>
         <w:ind w:left="420" w:hanging="420"/>
         <w:rPr>
-          <w:rFonts w:ascii="微软雅黑" w:eastAsia="微软雅黑" w:hAnsi="微软雅黑" w:cs="微软雅黑" w:hint="eastAsia"/>
+          <w:rFonts w:ascii="微软雅黑" w:eastAsia="微软雅黑" w:hAnsi="微软雅黑" w:cs="微软雅黑"/>
           <w:b/>
           <w:color w:val="000000" w:themeColor="text1"/>
           <w:sz w:val="32"/>
           <w:szCs w:val="32"/>
         </w:rPr>
       </w:pPr>
+      <w:proofErr w:type="gramStart"/>
       <w:r>
         <w:rPr>
           <w:rFonts w:ascii="微软雅黑" w:eastAsia="微软雅黑" w:hAnsi="微软雅黑" w:cs="微软雅黑" w:hint="eastAsia"/>
@@ -3770,23 +2924,34 @@
           <w:sz w:val="32"/>
           <w:szCs w:val="32"/>
         </w:rPr>
-        <w:t>职场角色：</w:t>
+        <w:t>职场定位</w:t>
+      </w:r>
+      <w:proofErr w:type="gramEnd"/>
+      <w:r>
+        <w:rPr>
+          <w:rFonts w:ascii="微软雅黑" w:eastAsia="微软雅黑" w:hAnsi="微软雅黑" w:cs="微软雅黑" w:hint="eastAsia"/>
+          <w:b/>
+          <w:color w:val="000000" w:themeColor="text1"/>
+          <w:sz w:val="32"/>
+          <w:szCs w:val="32"/>
+        </w:rPr>
+        <w:t>：</w:t>
       </w:r>
     </w:p>
     <w:p>
       <w:pPr>
         <w:pStyle w:val="a3"/>
-        <w:spacing w:before="37"/>
-        <w:ind w:right="31" w:firstLineChars="200" w:firstLine="492"/>
+        <w:spacing w:before="37" w:line="520" w:lineRule="exact"/>
+        <w:ind w:right="28" w:firstLineChars="200" w:firstLine="492"/>
         <w:rPr>
           <w:rFonts w:hint="eastAsia"/>
           <w:color w:val="000000" w:themeColor="text1"/>
-          <w:spacing w:val="3"/>
           <w:sz w:val="24"/>
           <w:szCs w:val="24"/>
           <w:lang w:eastAsia="zh-CN"/>
         </w:rPr>
       </w:pPr>
+      <w:bookmarkStart w:id="3" w:name="OLE_LINK2"/>
       <w:r>
         <w:rPr>
           <w:rFonts w:hint="eastAsia"/>
@@ -3796,15 +2961,16 @@
           <w:szCs w:val="24"/>
           <w:lang w:eastAsia="zh-CN"/>
         </w:rPr>
-        <w:t>发明型</w:t>
-      </w:r>
-    </w:p>
+        <w:t>致力于挑战传统观念和既有模式，激发新的想法和创意，为各种复杂问题提供新颖独特的解决方案。</w:t>
+      </w:r>
+    </w:p>
+    <w:bookmarkEnd w:id="3"/>
     <w:p>
       <w:pPr>
         <w:spacing w:beforeLines="70" w:before="218" w:afterLines="70" w:after="218"/>
         <w:ind w:left="420" w:hanging="420"/>
         <w:rPr>
-          <w:rFonts w:ascii="微软雅黑" w:eastAsia="微软雅黑" w:hAnsi="微软雅黑" w:cs="微软雅黑" w:hint="eastAsia"/>
+          <w:rFonts w:ascii="微软雅黑" w:eastAsia="微软雅黑" w:hAnsi="微软雅黑" w:cs="微软雅黑"/>
           <w:b/>
           <w:color w:val="000000" w:themeColor="text1"/>
           <w:sz w:val="32"/>
@@ -3819,42 +2985,229 @@
           <w:sz w:val="32"/>
           <w:szCs w:val="32"/>
         </w:rPr>
-        <w:t>职场定位：</w:t>
-      </w:r>
-    </w:p>
-    <w:p>
-      <w:pPr>
-        <w:pStyle w:val="a3"/>
-        <w:spacing w:before="37"/>
-        <w:ind w:right="31" w:firstLineChars="200" w:firstLine="492"/>
-        <w:rPr>
-          <w:rFonts w:hint="eastAsia"/>
-          <w:color w:val="000000" w:themeColor="text1"/>
-          <w:sz w:val="24"/>
-          <w:szCs w:val="24"/>
-          <w:lang w:eastAsia="zh-CN"/>
-        </w:rPr>
-      </w:pPr>
-      <w:bookmarkStart w:id="3" w:name="OLE_LINK2"/>
-      <w:r>
-        <w:rPr>
-          <w:rFonts w:hint="eastAsia"/>
-          <w:color w:val="000000" w:themeColor="text1"/>
-          <w:spacing w:val="3"/>
-          <w:sz w:val="24"/>
-          <w:szCs w:val="24"/>
-          <w:lang w:eastAsia="zh-CN"/>
-        </w:rPr>
-        <w:t>致力于挑战传统观念和既有模式，激发新的想法和创意，为各种复杂问题提供新颖独特的解决方案。</w:t>
-      </w:r>
-    </w:p>
-    <w:bookmarkEnd w:id="3"/>
+        <w:t>适应的工作氛围</w:t>
+      </w:r>
+    </w:p>
+    <w:p>
+      <w:pPr>
+        <w:ind w:firstLineChars="200" w:firstLine="480"/>
+        <w:rPr>
+          <w:rFonts w:ascii="微软雅黑" w:eastAsia="微软雅黑" w:hAnsi="微软雅黑" w:cs="微软雅黑"/>
+          <w:color w:val="000000" w:themeColor="text1"/>
+          <w:sz w:val="24"/>
+        </w:rPr>
+      </w:pPr>
+      <w:r>
+        <w:rPr>
+          <w:rFonts w:ascii="微软雅黑" w:eastAsia="微软雅黑" w:hAnsi="微软雅黑" w:cs="微软雅黑" w:hint="eastAsia"/>
+          <w:color w:val="000000" w:themeColor="text1"/>
+          <w:sz w:val="24"/>
+        </w:rPr>
+        <w:t>作为该类型的人，职业满足意味着你应该：</w:t>
+      </w:r>
+    </w:p>
+    <w:p>
+      <w:pPr>
+        <w:numPr>
+          <w:ilvl w:val="0"/>
+          <w:numId w:val="4"/>
+        </w:numPr>
+        <w:ind w:left="0" w:firstLineChars="200" w:firstLine="480"/>
+        <w:rPr>
+          <w:rFonts w:ascii="微软雅黑" w:eastAsia="微软雅黑" w:hAnsi="微软雅黑" w:cs="微软雅黑"/>
+          <w:color w:val="000000" w:themeColor="text1"/>
+          <w:sz w:val="24"/>
+        </w:rPr>
+      </w:pPr>
+      <w:r>
+        <w:rPr>
+          <w:rFonts w:ascii="微软雅黑" w:eastAsia="微软雅黑" w:hAnsi="微软雅黑" w:cs="微软雅黑" w:hint="eastAsia"/>
+          <w:color w:val="000000" w:themeColor="text1"/>
+          <w:sz w:val="24"/>
+        </w:rPr>
+        <w:t>以创造性的方式解决问题，和（或）构思新的解决方案</w:t>
+      </w:r>
+    </w:p>
+    <w:p>
+      <w:pPr>
+        <w:numPr>
+          <w:ilvl w:val="0"/>
+          <w:numId w:val="4"/>
+        </w:numPr>
+        <w:ind w:left="0" w:firstLineChars="200" w:firstLine="480"/>
+        <w:rPr>
+          <w:rFonts w:ascii="微软雅黑" w:eastAsia="微软雅黑" w:hAnsi="微软雅黑" w:cs="微软雅黑" w:hint="eastAsia"/>
+          <w:color w:val="000000" w:themeColor="text1"/>
+          <w:sz w:val="24"/>
+        </w:rPr>
+      </w:pPr>
+      <w:r>
+        <w:rPr>
+          <w:rFonts w:ascii="微软雅黑" w:eastAsia="微软雅黑" w:hAnsi="微软雅黑" w:cs="微软雅黑" w:hint="eastAsia"/>
+          <w:color w:val="000000" w:themeColor="text1"/>
+          <w:sz w:val="24"/>
+        </w:rPr>
+        <w:t>将创新的方法应用到更高效的系统和制度的构建中</w:t>
+      </w:r>
+    </w:p>
+    <w:p>
+      <w:pPr>
+        <w:numPr>
+          <w:ilvl w:val="0"/>
+          <w:numId w:val="4"/>
+        </w:numPr>
+        <w:ind w:left="0" w:firstLineChars="200" w:firstLine="480"/>
+        <w:rPr>
+          <w:rFonts w:ascii="微软雅黑" w:eastAsia="微软雅黑" w:hAnsi="微软雅黑" w:cs="微软雅黑" w:hint="eastAsia"/>
+          <w:color w:val="000000" w:themeColor="text1"/>
+          <w:sz w:val="24"/>
+        </w:rPr>
+      </w:pPr>
+      <w:r>
+        <w:rPr>
+          <w:rFonts w:ascii="微软雅黑" w:eastAsia="微软雅黑" w:hAnsi="微软雅黑" w:cs="微软雅黑" w:hint="eastAsia"/>
+          <w:color w:val="000000" w:themeColor="text1"/>
+          <w:sz w:val="24"/>
+        </w:rPr>
+        <w:lastRenderedPageBreak/>
+        <w:t>使创造力、胜任工作的能力和即兴发挥的能力得以充分施展</w:t>
+      </w:r>
+    </w:p>
+    <w:p>
+      <w:pPr>
+        <w:numPr>
+          <w:ilvl w:val="0"/>
+          <w:numId w:val="4"/>
+        </w:numPr>
+        <w:ind w:left="0" w:firstLineChars="200" w:firstLine="480"/>
+        <w:rPr>
+          <w:rFonts w:ascii="微软雅黑" w:eastAsia="微软雅黑" w:hAnsi="微软雅黑" w:cs="微软雅黑" w:hint="eastAsia"/>
+          <w:color w:val="000000" w:themeColor="text1"/>
+          <w:sz w:val="24"/>
+        </w:rPr>
+      </w:pPr>
+      <w:r>
+        <w:rPr>
+          <w:rFonts w:ascii="微软雅黑" w:eastAsia="微软雅黑" w:hAnsi="微软雅黑" w:cs="微软雅黑" w:hint="eastAsia"/>
+          <w:color w:val="000000" w:themeColor="text1"/>
+          <w:sz w:val="24"/>
+        </w:rPr>
+        <w:t>遵循一定的逻辑规律，以客观、公平的活动为基础，而非个人偏好</w:t>
+      </w:r>
+    </w:p>
+    <w:p>
+      <w:pPr>
+        <w:numPr>
+          <w:ilvl w:val="0"/>
+          <w:numId w:val="4"/>
+        </w:numPr>
+        <w:ind w:left="0" w:firstLineChars="200" w:firstLine="480"/>
+        <w:rPr>
+          <w:rFonts w:ascii="微软雅黑" w:eastAsia="微软雅黑" w:hAnsi="微软雅黑" w:cs="微软雅黑" w:hint="eastAsia"/>
+          <w:color w:val="000000" w:themeColor="text1"/>
+          <w:sz w:val="24"/>
+        </w:rPr>
+      </w:pPr>
+      <w:r>
+        <w:rPr>
+          <w:rFonts w:ascii="微软雅黑" w:eastAsia="微软雅黑" w:hAnsi="微软雅黑" w:cs="微软雅黑" w:hint="eastAsia"/>
+          <w:color w:val="000000" w:themeColor="text1"/>
+          <w:sz w:val="24"/>
+        </w:rPr>
+        <w:t>提升自己的专业技能和素质</w:t>
+      </w:r>
+    </w:p>
+    <w:p>
+      <w:pPr>
+        <w:numPr>
+          <w:ilvl w:val="0"/>
+          <w:numId w:val="4"/>
+        </w:numPr>
+        <w:ind w:left="0" w:firstLineChars="200" w:firstLine="480"/>
+        <w:rPr>
+          <w:rFonts w:ascii="微软雅黑" w:eastAsia="微软雅黑" w:hAnsi="微软雅黑" w:cs="微软雅黑" w:hint="eastAsia"/>
+          <w:color w:val="000000" w:themeColor="text1"/>
+          <w:sz w:val="24"/>
+        </w:rPr>
+      </w:pPr>
+      <w:r>
+        <w:rPr>
+          <w:rFonts w:ascii="微软雅黑" w:eastAsia="微软雅黑" w:hAnsi="微软雅黑" w:cs="微软雅黑" w:hint="eastAsia"/>
+          <w:color w:val="000000" w:themeColor="text1"/>
+          <w:sz w:val="24"/>
+        </w:rPr>
+        <w:t>提供与有能力、有地位人士接触的丰富机会，以及与自己所钦佩的人打交道</w:t>
+      </w:r>
+    </w:p>
+    <w:p>
+      <w:pPr>
+        <w:numPr>
+          <w:ilvl w:val="0"/>
+          <w:numId w:val="4"/>
+        </w:numPr>
+        <w:ind w:left="0" w:firstLineChars="200" w:firstLine="480"/>
+        <w:rPr>
+          <w:rFonts w:ascii="微软雅黑" w:eastAsia="微软雅黑" w:hAnsi="微软雅黑" w:cs="微软雅黑" w:hint="eastAsia"/>
+          <w:color w:val="000000" w:themeColor="text1"/>
+          <w:sz w:val="24"/>
+        </w:rPr>
+      </w:pPr>
+      <w:r>
+        <w:rPr>
+          <w:rFonts w:ascii="微软雅黑" w:eastAsia="微软雅黑" w:hAnsi="微软雅黑" w:cs="微软雅黑" w:hint="eastAsia"/>
+          <w:color w:val="000000" w:themeColor="text1"/>
+          <w:sz w:val="24"/>
+        </w:rPr>
+        <w:t>在较为轻松的气氛中工作，享有更多的个人自由、时间和自在的工作机会</w:t>
+      </w:r>
+    </w:p>
+    <w:p>
+      <w:pPr>
+        <w:numPr>
+          <w:ilvl w:val="0"/>
+          <w:numId w:val="4"/>
+        </w:numPr>
+        <w:ind w:left="0" w:firstLineChars="200" w:firstLine="480"/>
+        <w:rPr>
+          <w:rFonts w:ascii="微软雅黑" w:eastAsia="微软雅黑" w:hAnsi="微软雅黑" w:cs="微软雅黑"/>
+          <w:color w:val="000000" w:themeColor="text1"/>
+          <w:sz w:val="24"/>
+        </w:rPr>
+      </w:pPr>
+      <w:r>
+        <w:rPr>
+          <w:rFonts w:ascii="微软雅黑" w:eastAsia="微软雅黑" w:hAnsi="微软雅黑" w:cs="微软雅黑" w:hint="eastAsia"/>
+          <w:color w:val="000000" w:themeColor="text1"/>
+          <w:sz w:val="24"/>
+        </w:rPr>
+        <w:t>有机会设计和管理项目，并且不必拘泥于细节</w:t>
+      </w:r>
+    </w:p>
+    <w:p>
+      <w:pPr>
+        <w:spacing w:line="520" w:lineRule="exact"/>
+        <w:ind w:firstLineChars="200" w:firstLine="480"/>
+        <w:rPr>
+          <w:rFonts w:ascii="微软雅黑" w:eastAsia="微软雅黑" w:hAnsi="微软雅黑" w:cs="微软雅黑" w:hint="eastAsia"/>
+          <w:color w:val="000000" w:themeColor="text1"/>
+          <w:sz w:val="24"/>
+        </w:rPr>
+      </w:pPr>
+      <w:r>
+        <w:rPr>
+          <w:rFonts w:ascii="微软雅黑" w:eastAsia="微软雅黑" w:hAnsi="微软雅黑" w:cs="微软雅黑" w:hint="eastAsia"/>
+          <w:color w:val="000000" w:themeColor="text1"/>
+          <w:sz w:val="24"/>
+        </w:rPr>
+        <w:t>该类型的人适宜提出各类构想、案例分析，以及系统性的挑战、评价，甚至指出其中的错误。</w:t>
+      </w:r>
+    </w:p>
     <w:p>
       <w:pPr>
         <w:spacing w:beforeLines="70" w:before="218" w:afterLines="70" w:after="218"/>
         <w:ind w:left="420" w:hanging="420"/>
         <w:rPr>
-          <w:rFonts w:ascii="微软雅黑" w:eastAsia="微软雅黑" w:hAnsi="微软雅黑" w:cs="微软雅黑" w:hint="eastAsia"/>
+          <w:rFonts w:ascii="微软雅黑" w:eastAsia="微软雅黑" w:hAnsi="微软雅黑" w:cs="微软雅黑"/>
           <w:b/>
           <w:color w:val="000000" w:themeColor="text1"/>
           <w:sz w:val="32"/>
@@ -3869,26 +3222,7 @@
           <w:sz w:val="32"/>
           <w:szCs w:val="32"/>
         </w:rPr>
-        <w:t>适应的工作氛围</w:t>
-      </w:r>
-    </w:p>
-    <w:p>
-      <w:pPr>
-        <w:ind w:firstLineChars="200" w:firstLine="480"/>
-        <w:rPr>
-          <w:rFonts w:ascii="微软雅黑" w:eastAsia="微软雅黑" w:hAnsi="微软雅黑" w:cs="微软雅黑" w:hint="eastAsia"/>
-          <w:color w:val="000000" w:themeColor="text1"/>
-          <w:sz w:val="24"/>
-        </w:rPr>
-      </w:pPr>
-      <w:r>
-        <w:rPr>
-          <w:rFonts w:ascii="微软雅黑" w:eastAsia="微软雅黑" w:hAnsi="微软雅黑" w:cs="微软雅黑" w:hint="eastAsia"/>
-          <w:color w:val="000000" w:themeColor="text1"/>
-          <w:sz w:val="24"/>
-        </w:rPr>
-        <w:lastRenderedPageBreak/>
-        <w:t>作为该类型的人，职业满足意味着你应该：</w:t>
+        <w:t>适合的一般职业</w:t>
       </w:r>
     </w:p>
     <w:p>
@@ -3899,18 +3233,18 @@
         </w:numPr>
         <w:ind w:left="0" w:firstLineChars="200" w:firstLine="480"/>
         <w:rPr>
-          <w:rFonts w:ascii="微软雅黑" w:eastAsia="微软雅黑" w:hAnsi="微软雅黑" w:cs="微软雅黑" w:hint="eastAsia"/>
-          <w:color w:val="000000" w:themeColor="text1"/>
-          <w:sz w:val="24"/>
-        </w:rPr>
-      </w:pPr>
-      <w:r>
-        <w:rPr>
-          <w:rFonts w:ascii="微软雅黑" w:eastAsia="微软雅黑" w:hAnsi="微软雅黑" w:cs="微软雅黑" w:hint="eastAsia"/>
-          <w:color w:val="000000" w:themeColor="text1"/>
-          <w:sz w:val="24"/>
-        </w:rPr>
-        <w:t>以创造性的方式解决问题，和（或）构思新的解决方案</w:t>
+          <w:rFonts w:ascii="微软雅黑" w:eastAsia="微软雅黑" w:hAnsi="微软雅黑" w:cs="微软雅黑"/>
+          <w:color w:val="000000" w:themeColor="text1"/>
+          <w:sz w:val="24"/>
+        </w:rPr>
+      </w:pPr>
+      <w:r>
+        <w:rPr>
+          <w:rFonts w:ascii="微软雅黑" w:eastAsia="微软雅黑" w:hAnsi="微软雅黑" w:cs="微软雅黑" w:hint="eastAsia"/>
+          <w:color w:val="000000" w:themeColor="text1"/>
+          <w:sz w:val="24"/>
+        </w:rPr>
+        <w:t>政治类，如公务员、行政管理人员、政治分析家、战略规划师、社会科学家等；</w:t>
       </w:r>
     </w:p>
     <w:p>
@@ -3921,18 +3255,18 @@
         </w:numPr>
         <w:ind w:left="0" w:firstLineChars="200" w:firstLine="480"/>
         <w:rPr>
-          <w:rFonts w:ascii="微软雅黑" w:eastAsia="微软雅黑" w:hAnsi="微软雅黑" w:cs="微软雅黑" w:hint="eastAsia"/>
-          <w:color w:val="000000" w:themeColor="text1"/>
-          <w:sz w:val="24"/>
-        </w:rPr>
-      </w:pPr>
-      <w:r>
-        <w:rPr>
-          <w:rFonts w:ascii="微软雅黑" w:eastAsia="微软雅黑" w:hAnsi="微软雅黑" w:cs="微软雅黑" w:hint="eastAsia"/>
-          <w:color w:val="000000" w:themeColor="text1"/>
-          <w:sz w:val="24"/>
-        </w:rPr>
-        <w:t>将创新的方法应用到更高效的系统和制度的构建中</w:t>
+          <w:rFonts w:ascii="微软雅黑" w:eastAsia="微软雅黑" w:hAnsi="微软雅黑" w:cs="微软雅黑"/>
+          <w:color w:val="000000" w:themeColor="text1"/>
+          <w:sz w:val="24"/>
+        </w:rPr>
+      </w:pPr>
+      <w:r>
+        <w:rPr>
+          <w:rFonts w:ascii="微软雅黑" w:eastAsia="微软雅黑" w:hAnsi="微软雅黑" w:cs="微软雅黑" w:hint="eastAsia"/>
+          <w:color w:val="000000" w:themeColor="text1"/>
+          <w:sz w:val="24"/>
+        </w:rPr>
+        <w:t>研发类，如系统开发者、专有项目开发者、计算机程序员等；</w:t>
       </w:r>
     </w:p>
     <w:p>
@@ -3943,18 +3277,18 @@
         </w:numPr>
         <w:ind w:left="0" w:firstLineChars="200" w:firstLine="480"/>
         <w:rPr>
-          <w:rFonts w:ascii="微软雅黑" w:eastAsia="微软雅黑" w:hAnsi="微软雅黑" w:cs="微软雅黑" w:hint="eastAsia"/>
-          <w:color w:val="000000" w:themeColor="text1"/>
-          <w:sz w:val="24"/>
-        </w:rPr>
-      </w:pPr>
-      <w:r>
-        <w:rPr>
-          <w:rFonts w:ascii="微软雅黑" w:eastAsia="微软雅黑" w:hAnsi="微软雅黑" w:cs="微软雅黑" w:hint="eastAsia"/>
-          <w:color w:val="000000" w:themeColor="text1"/>
-          <w:sz w:val="24"/>
-        </w:rPr>
-        <w:t>使创造力、胜任工作的能力和即兴发挥的能力得以充分施展</w:t>
+          <w:rFonts w:ascii="微软雅黑" w:eastAsia="微软雅黑" w:hAnsi="微软雅黑" w:cs="微软雅黑"/>
+          <w:color w:val="000000" w:themeColor="text1"/>
+          <w:sz w:val="24"/>
+        </w:rPr>
+      </w:pPr>
+      <w:r>
+        <w:rPr>
+          <w:rFonts w:ascii="微软雅黑" w:eastAsia="微软雅黑" w:hAnsi="微软雅黑" w:cs="微软雅黑" w:hint="eastAsia"/>
+          <w:color w:val="000000" w:themeColor="text1"/>
+          <w:sz w:val="24"/>
+        </w:rPr>
+        <w:t>营销类，如广告策划人、市场调查员、制片人、市场销售、互联网营销人员等；</w:t>
       </w:r>
     </w:p>
     <w:p>
@@ -3965,18 +3299,18 @@
         </w:numPr>
         <w:ind w:left="0" w:firstLineChars="200" w:firstLine="480"/>
         <w:rPr>
-          <w:rFonts w:ascii="微软雅黑" w:eastAsia="微软雅黑" w:hAnsi="微软雅黑" w:cs="微软雅黑" w:hint="eastAsia"/>
-          <w:color w:val="000000" w:themeColor="text1"/>
-          <w:sz w:val="24"/>
-        </w:rPr>
-      </w:pPr>
-      <w:r>
-        <w:rPr>
-          <w:rFonts w:ascii="微软雅黑" w:eastAsia="微软雅黑" w:hAnsi="微软雅黑" w:cs="微软雅黑" w:hint="eastAsia"/>
-          <w:color w:val="000000" w:themeColor="text1"/>
-          <w:sz w:val="24"/>
-        </w:rPr>
-        <w:t>遵循一定的逻辑规律，以客观、公平的活动为基础，而非个人偏好</w:t>
+          <w:rFonts w:ascii="微软雅黑" w:eastAsia="微软雅黑" w:hAnsi="微软雅黑" w:cs="微软雅黑"/>
+          <w:color w:val="000000" w:themeColor="text1"/>
+          <w:sz w:val="24"/>
+        </w:rPr>
+      </w:pPr>
+      <w:r>
+        <w:rPr>
+          <w:rFonts w:ascii="微软雅黑" w:eastAsia="微软雅黑" w:hAnsi="微软雅黑" w:cs="微软雅黑" w:hint="eastAsia"/>
+          <w:color w:val="000000" w:themeColor="text1"/>
+          <w:sz w:val="24"/>
+        </w:rPr>
+        <w:t>经营管理类，如企业家、财务经理、投资顾问、业务顾问、行政服务管理、人力资源管理经理、生产经理、市场营销经理、执行总监、运输管理经理等；</w:t>
       </w:r>
     </w:p>
     <w:p>
@@ -3987,18 +3321,18 @@
         </w:numPr>
         <w:ind w:left="0" w:firstLineChars="200" w:firstLine="480"/>
         <w:rPr>
-          <w:rFonts w:ascii="微软雅黑" w:eastAsia="微软雅黑" w:hAnsi="微软雅黑" w:cs="微软雅黑" w:hint="eastAsia"/>
-          <w:color w:val="000000" w:themeColor="text1"/>
-          <w:sz w:val="24"/>
-        </w:rPr>
-      </w:pPr>
-      <w:r>
-        <w:rPr>
-          <w:rFonts w:ascii="微软雅黑" w:eastAsia="微软雅黑" w:hAnsi="微软雅黑" w:cs="微软雅黑" w:hint="eastAsia"/>
-          <w:color w:val="000000" w:themeColor="text1"/>
-          <w:sz w:val="24"/>
-        </w:rPr>
-        <w:t>提升自己的专业技能和素质</w:t>
+          <w:rFonts w:ascii="微软雅黑" w:eastAsia="微软雅黑" w:hAnsi="微软雅黑" w:cs="微软雅黑"/>
+          <w:color w:val="000000" w:themeColor="text1"/>
+          <w:sz w:val="24"/>
+        </w:rPr>
+      </w:pPr>
+      <w:r>
+        <w:rPr>
+          <w:rFonts w:ascii="微软雅黑" w:eastAsia="微软雅黑" w:hAnsi="微软雅黑" w:cs="微软雅黑" w:hint="eastAsia"/>
+          <w:color w:val="000000" w:themeColor="text1"/>
+          <w:sz w:val="24"/>
+        </w:rPr>
+        <w:t>艺术设计类，如演员、导演、制作人、作家、美术家、平面设计师、室内设计师等；</w:t>
       </w:r>
     </w:p>
     <w:p>
@@ -4009,18 +3343,18 @@
         </w:numPr>
         <w:ind w:left="0" w:firstLineChars="200" w:firstLine="480"/>
         <w:rPr>
-          <w:rFonts w:ascii="微软雅黑" w:eastAsia="微软雅黑" w:hAnsi="微软雅黑" w:cs="微软雅黑" w:hint="eastAsia"/>
-          <w:color w:val="000000" w:themeColor="text1"/>
-          <w:sz w:val="24"/>
-        </w:rPr>
-      </w:pPr>
-      <w:r>
-        <w:rPr>
-          <w:rFonts w:ascii="微软雅黑" w:eastAsia="微软雅黑" w:hAnsi="微软雅黑" w:cs="微软雅黑" w:hint="eastAsia"/>
-          <w:color w:val="000000" w:themeColor="text1"/>
-          <w:sz w:val="24"/>
-        </w:rPr>
-        <w:t>提供与有能力、有地位人士接触的丰富机会，以及与自己所钦佩的人打交道</w:t>
+          <w:rFonts w:ascii="微软雅黑" w:eastAsia="微软雅黑" w:hAnsi="微软雅黑" w:cs="微软雅黑"/>
+          <w:color w:val="000000" w:themeColor="text1"/>
+          <w:sz w:val="24"/>
+        </w:rPr>
+      </w:pPr>
+      <w:r>
+        <w:rPr>
+          <w:rFonts w:ascii="微软雅黑" w:eastAsia="微软雅黑" w:hAnsi="微软雅黑" w:cs="微软雅黑" w:hint="eastAsia"/>
+          <w:color w:val="000000" w:themeColor="text1"/>
+          <w:sz w:val="24"/>
+        </w:rPr>
+        <w:t>商业金融类，如会计师、成本预算分析师、审计员、财务顾问、猎头、保险审查与调查员、信贷主管、房地产销售、保险销售、电话销售等；</w:t>
       </w:r>
     </w:p>
     <w:p>
@@ -4031,562 +3365,159 @@
         </w:numPr>
         <w:ind w:left="0" w:firstLineChars="200" w:firstLine="480"/>
         <w:rPr>
-          <w:rFonts w:ascii="微软雅黑" w:eastAsia="微软雅黑" w:hAnsi="微软雅黑" w:cs="微软雅黑" w:hint="eastAsia"/>
-          <w:color w:val="000000" w:themeColor="text1"/>
-          <w:sz w:val="24"/>
-        </w:rPr>
-      </w:pPr>
-      <w:r>
-        <w:rPr>
-          <w:rFonts w:ascii="微软雅黑" w:eastAsia="微软雅黑" w:hAnsi="微软雅黑" w:cs="微软雅黑" w:hint="eastAsia"/>
-          <w:color w:val="000000" w:themeColor="text1"/>
-          <w:sz w:val="24"/>
-        </w:rPr>
-        <w:t>在较为轻松的气氛中工作，享有更多的个人自由、时间和自在的工作机会</w:t>
-      </w:r>
-    </w:p>
-    <w:p>
-      <w:pPr>
-        <w:numPr>
-          <w:ilvl w:val="0"/>
-          <w:numId w:val="3"/>
-        </w:numPr>
-        <w:ind w:left="0" w:firstLineChars="200" w:firstLine="480"/>
-        <w:rPr>
-          <w:rFonts w:ascii="微软雅黑" w:eastAsia="微软雅黑" w:hAnsi="微软雅黑" w:cs="微软雅黑" w:hint="eastAsia"/>
-          <w:color w:val="000000" w:themeColor="text1"/>
-          <w:sz w:val="24"/>
-        </w:rPr>
-      </w:pPr>
-      <w:r>
-        <w:rPr>
-          <w:rFonts w:ascii="微软雅黑" w:eastAsia="微软雅黑" w:hAnsi="微软雅黑" w:cs="微软雅黑" w:hint="eastAsia"/>
-          <w:color w:val="000000" w:themeColor="text1"/>
-          <w:sz w:val="24"/>
-        </w:rPr>
-        <w:t>有机会设计和管理项目，并且不必拘泥于细节</w:t>
-      </w:r>
-    </w:p>
+          <w:rFonts w:ascii="微软雅黑" w:eastAsia="微软雅黑" w:hAnsi="微软雅黑" w:cs="微软雅黑"/>
+          <w:color w:val="000000" w:themeColor="text1"/>
+          <w:sz w:val="24"/>
+        </w:rPr>
+      </w:pPr>
+      <w:r>
+        <w:rPr>
+          <w:rFonts w:ascii="微软雅黑" w:eastAsia="微软雅黑" w:hAnsi="微软雅黑" w:cs="微软雅黑" w:hint="eastAsia"/>
+          <w:color w:val="000000" w:themeColor="text1"/>
+          <w:sz w:val="24"/>
+        </w:rPr>
+        <w:lastRenderedPageBreak/>
+        <w:t>科学研究类，如化学家、医学家、生物学家、环境科学与保护专家、经济学家、政治学家等。</w:t>
+      </w:r>
+    </w:p>
+    <w:p>
+      <w:pPr>
+        <w:rPr>
+          <w:rFonts w:ascii="微软雅黑" w:eastAsia="微软雅黑" w:hAnsi="微软雅黑" w:cs="微软雅黑"/>
+          <w:b/>
+          <w:color w:val="000000" w:themeColor="text1"/>
+          <w:sz w:val="10"/>
+          <w:szCs w:val="10"/>
+        </w:rPr>
+      </w:pPr>
+    </w:p>
+    <w:tbl>
+      <w:tblPr>
+        <w:tblStyle w:val="a7"/>
+        <w:tblW w:w="11906" w:type="dxa"/>
+        <w:jc w:val="center"/>
+        <w:tblBorders>
+          <w:top w:val="none" w:sz="0" w:space="0" w:color="auto"/>
+          <w:left w:val="none" w:sz="0" w:space="0" w:color="auto"/>
+          <w:bottom w:val="none" w:sz="0" w:space="0" w:color="auto"/>
+          <w:right w:val="none" w:sz="0" w:space="0" w:color="auto"/>
+          <w:insideH w:val="none" w:sz="0" w:space="0" w:color="auto"/>
+          <w:insideV w:val="none" w:sz="0" w:space="0" w:color="auto"/>
+        </w:tblBorders>
+        <w:shd w:val="clear" w:color="auto" w:fill="F2F2F2" w:themeFill="background1" w:themeFillShade="F2"/>
+        <w:tblLook w:val="04A0" w:firstRow="1" w:lastRow="0" w:firstColumn="1" w:lastColumn="0" w:noHBand="0" w:noVBand="1"/>
+      </w:tblPr>
+      <w:tblGrid>
+        <w:gridCol w:w="11906"/>
+      </w:tblGrid>
+      <w:tr>
+        <w:trPr>
+          <w:trHeight w:val="850"/>
+          <w:jc w:val="center"/>
+        </w:trPr>
+        <w:tc>
+          <w:tcPr>
+            <w:tcW w:w="11906" w:type="dxa"/>
+            <w:shd w:val="clear" w:color="auto" w:fill="F2F2F2" w:themeFill="background1" w:themeFillShade="F2"/>
+            <w:vAlign w:val="center"/>
+          </w:tcPr>
+          <w:p>
+            <w:pPr>
+              <w:pStyle w:val="a6"/>
+              <w:jc w:val="center"/>
+              <w:rPr>
+                <w:rFonts w:ascii="微软雅黑" w:eastAsia="微软雅黑" w:hAnsi="微软雅黑" w:cs="微软雅黑"/>
+                <w:b/>
+                <w:color w:val="248F86" w:themeColor="accent5" w:themeShade="BF"/>
+                <w:kern w:val="24"/>
+                <w:sz w:val="52"/>
+                <w:szCs w:val="52"/>
+              </w:rPr>
+            </w:pPr>
+            <w:r>
+              <w:rPr>
+                <w:rFonts w:ascii="微软雅黑" w:eastAsia="微软雅黑" w:hAnsi="微软雅黑" w:cs="微软雅黑" w:hint="eastAsia"/>
+                <w:b/>
+                <w:color w:val="248F86" w:themeColor="accent5" w:themeShade="BF"/>
+                <w:kern w:val="24"/>
+                <w:sz w:val="52"/>
+                <w:szCs w:val="52"/>
+              </w:rPr>
+              <w:t>第五部分  团队适配建议</w:t>
+            </w:r>
+          </w:p>
+        </w:tc>
+      </w:tr>
+    </w:tbl>
     <w:p>
       <w:pPr>
         <w:spacing w:line="520" w:lineRule="exact"/>
         <w:ind w:firstLineChars="200" w:firstLine="480"/>
         <w:rPr>
-          <w:rFonts w:ascii="微软雅黑" w:eastAsia="微软雅黑" w:hAnsi="微软雅黑" w:cs="微软雅黑" w:hint="eastAsia"/>
-          <w:color w:val="000000" w:themeColor="text1"/>
-          <w:sz w:val="24"/>
-        </w:rPr>
-      </w:pPr>
-      <w:r>
-        <w:rPr>
-          <w:rFonts w:ascii="微软雅黑" w:eastAsia="微软雅黑" w:hAnsi="微软雅黑" w:cs="微软雅黑" w:hint="eastAsia"/>
-          <w:color w:val="000000" w:themeColor="text1"/>
-          <w:sz w:val="24"/>
-        </w:rPr>
-        <w:t>该类型的人适宜提出各类构想、案例分析，以及系统性的挑战、评价，甚至指出其中的错误。</w:t>
-      </w:r>
-    </w:p>
-    <w:p>
-      <w:pPr>
-        <w:spacing w:beforeLines="70" w:before="218" w:afterLines="70" w:after="218"/>
-        <w:ind w:left="420" w:hanging="420"/>
-        <w:rPr>
-          <w:rFonts w:ascii="微软雅黑" w:eastAsia="微软雅黑" w:hAnsi="微软雅黑" w:cs="微软雅黑" w:hint="eastAsia"/>
-          <w:b/>
-          <w:color w:val="000000" w:themeColor="text1"/>
-          <w:sz w:val="32"/>
-          <w:szCs w:val="32"/>
-        </w:rPr>
-      </w:pPr>
-      <w:r>
-        <w:rPr>
-          <w:rFonts w:ascii="微软雅黑" w:eastAsia="微软雅黑" w:hAnsi="微软雅黑" w:cs="微软雅黑" w:hint="eastAsia"/>
-          <w:b/>
-          <w:color w:val="000000" w:themeColor="text1"/>
-          <w:sz w:val="32"/>
-          <w:szCs w:val="32"/>
-        </w:rPr>
-        <w:t>适合的一般职业</w:t>
-      </w:r>
-    </w:p>
-    <w:p>
-      <w:pPr>
-        <w:numPr>
-          <w:ilvl w:val="0"/>
-          <w:numId w:val="3"/>
-        </w:numPr>
-        <w:ind w:left="0" w:firstLineChars="200" w:firstLine="480"/>
-        <w:rPr>
-          <w:rFonts w:ascii="微软雅黑" w:eastAsia="微软雅黑" w:hAnsi="微软雅黑" w:cs="微软雅黑" w:hint="eastAsia"/>
-          <w:color w:val="000000" w:themeColor="text1"/>
-          <w:sz w:val="24"/>
-        </w:rPr>
-      </w:pPr>
-      <w:r>
-        <w:rPr>
-          <w:rFonts w:ascii="微软雅黑" w:eastAsia="微软雅黑" w:hAnsi="微软雅黑" w:cs="微软雅黑" w:hint="eastAsia"/>
-          <w:color w:val="000000" w:themeColor="text1"/>
-          <w:sz w:val="24"/>
-        </w:rPr>
-        <w:t>政治类，如公务员、行政管理人员、政治分析家、战略规划师、社会科学家等；</w:t>
-      </w:r>
-    </w:p>
-    <w:p>
-      <w:pPr>
-        <w:numPr>
-          <w:ilvl w:val="0"/>
-          <w:numId w:val="3"/>
-        </w:numPr>
-        <w:ind w:left="0" w:firstLineChars="200" w:firstLine="480"/>
-        <w:rPr>
-          <w:rFonts w:ascii="微软雅黑" w:eastAsia="微软雅黑" w:hAnsi="微软雅黑" w:cs="微软雅黑" w:hint="eastAsia"/>
-          <w:color w:val="000000" w:themeColor="text1"/>
-          <w:sz w:val="24"/>
-        </w:rPr>
-      </w:pPr>
-      <w:r>
-        <w:rPr>
-          <w:rFonts w:ascii="微软雅黑" w:eastAsia="微软雅黑" w:hAnsi="微软雅黑" w:cs="微软雅黑" w:hint="eastAsia"/>
-          <w:color w:val="000000" w:themeColor="text1"/>
-          <w:sz w:val="24"/>
-        </w:rPr>
-        <w:t>研发类，如系统开发者、专有项目开发者、计算机程序员等；</w:t>
-      </w:r>
-    </w:p>
-    <w:p>
-      <w:pPr>
-        <w:numPr>
-          <w:ilvl w:val="0"/>
-          <w:numId w:val="3"/>
-        </w:numPr>
-        <w:ind w:left="0" w:firstLineChars="200" w:firstLine="480"/>
-        <w:rPr>
-          <w:rFonts w:ascii="微软雅黑" w:eastAsia="微软雅黑" w:hAnsi="微软雅黑" w:cs="微软雅黑" w:hint="eastAsia"/>
-          <w:color w:val="000000" w:themeColor="text1"/>
-          <w:sz w:val="24"/>
-        </w:rPr>
-      </w:pPr>
-      <w:r>
-        <w:rPr>
-          <w:rFonts w:ascii="微软雅黑" w:eastAsia="微软雅黑" w:hAnsi="微软雅黑" w:cs="微软雅黑" w:hint="eastAsia"/>
-          <w:color w:val="000000" w:themeColor="text1"/>
-          <w:sz w:val="24"/>
-        </w:rPr>
-        <w:t>营销类，如广告策划人、市场调查员、制片人、市场销售、互联网营销人员等；</w:t>
-      </w:r>
-    </w:p>
-    <w:p>
-      <w:pPr>
-        <w:numPr>
-          <w:ilvl w:val="0"/>
-          <w:numId w:val="3"/>
-        </w:numPr>
-        <w:ind w:left="0" w:firstLineChars="200" w:firstLine="480"/>
-        <w:rPr>
-          <w:rFonts w:ascii="微软雅黑" w:eastAsia="微软雅黑" w:hAnsi="微软雅黑" w:cs="微软雅黑" w:hint="eastAsia"/>
-          <w:color w:val="000000" w:themeColor="text1"/>
-          <w:sz w:val="24"/>
-        </w:rPr>
-      </w:pPr>
-      <w:r>
-        <w:rPr>
-          <w:rFonts w:ascii="微软雅黑" w:eastAsia="微软雅黑" w:hAnsi="微软雅黑" w:cs="微软雅黑" w:hint="eastAsia"/>
-          <w:color w:val="000000" w:themeColor="text1"/>
-          <w:sz w:val="24"/>
-        </w:rPr>
-        <w:t>经营管理类，如企业家、财务经理、投资顾问、业务顾问、行政服务管理、人力资源管理经理、生产经理、市场营销经理、执行总监、运输管理经理等；</w:t>
-      </w:r>
-    </w:p>
-    <w:p>
-      <w:pPr>
-        <w:numPr>
-          <w:ilvl w:val="0"/>
-          <w:numId w:val="3"/>
-        </w:numPr>
-        <w:ind w:left="0" w:firstLineChars="200" w:firstLine="480"/>
-        <w:rPr>
-          <w:rFonts w:ascii="微软雅黑" w:eastAsia="微软雅黑" w:hAnsi="微软雅黑" w:cs="微软雅黑" w:hint="eastAsia"/>
-          <w:color w:val="000000" w:themeColor="text1"/>
-          <w:sz w:val="24"/>
-        </w:rPr>
-      </w:pPr>
-      <w:r>
-        <w:rPr>
-          <w:rFonts w:ascii="微软雅黑" w:eastAsia="微软雅黑" w:hAnsi="微软雅黑" w:cs="微软雅黑" w:hint="eastAsia"/>
-          <w:color w:val="000000" w:themeColor="text1"/>
-          <w:sz w:val="24"/>
-        </w:rPr>
-        <w:t>艺术设计类，如演员、导演、制作人、作家、美术家、平面设计师、室内设计师等；</w:t>
-      </w:r>
-    </w:p>
-    <w:p>
-      <w:pPr>
-        <w:numPr>
-          <w:ilvl w:val="0"/>
-          <w:numId w:val="3"/>
-        </w:numPr>
-        <w:ind w:left="0" w:firstLineChars="200" w:firstLine="480"/>
-        <w:rPr>
-          <w:rFonts w:ascii="微软雅黑" w:eastAsia="微软雅黑" w:hAnsi="微软雅黑" w:cs="微软雅黑" w:hint="eastAsia"/>
-          <w:color w:val="000000" w:themeColor="text1"/>
-          <w:sz w:val="24"/>
-        </w:rPr>
-      </w:pPr>
-      <w:r>
-        <w:rPr>
-          <w:rFonts w:ascii="微软雅黑" w:eastAsia="微软雅黑" w:hAnsi="微软雅黑" w:cs="微软雅黑" w:hint="eastAsia"/>
-          <w:color w:val="000000" w:themeColor="text1"/>
-          <w:sz w:val="24"/>
-        </w:rPr>
-        <w:t>商业金融类，如会计师、成本预算分析师、审计员、财务顾问、猎头、保</w:t>
-      </w:r>
-      <w:r>
-        <w:rPr>
-          <w:rFonts w:ascii="微软雅黑" w:eastAsia="微软雅黑" w:hAnsi="微软雅黑" w:cs="微软雅黑" w:hint="eastAsia"/>
-          <w:color w:val="000000" w:themeColor="text1"/>
-          <w:sz w:val="24"/>
-        </w:rPr>
-        <w:lastRenderedPageBreak/>
-        <w:t>险审查与调查员、信贷主管、房地产销售、保险销售、电话销售等；</w:t>
-      </w:r>
-    </w:p>
-    <w:p>
-      <w:pPr>
-        <w:numPr>
-          <w:ilvl w:val="0"/>
-          <w:numId w:val="3"/>
-        </w:numPr>
-        <w:ind w:left="0" w:firstLineChars="200" w:firstLine="480"/>
-        <w:rPr>
-          <w:rFonts w:ascii="微软雅黑" w:eastAsia="微软雅黑" w:hAnsi="微软雅黑" w:cs="微软雅黑" w:hint="eastAsia"/>
-          <w:color w:val="000000" w:themeColor="text1"/>
-          <w:sz w:val="24"/>
-        </w:rPr>
-      </w:pPr>
-      <w:r>
-        <w:rPr>
-          <w:rFonts w:ascii="微软雅黑" w:eastAsia="微软雅黑" w:hAnsi="微软雅黑" w:cs="微软雅黑" w:hint="eastAsia"/>
-          <w:color w:val="000000" w:themeColor="text1"/>
-          <w:sz w:val="24"/>
-        </w:rPr>
-        <w:t>科学研究类，如化学家、医学家、生物学家、环境科学与保护专家、经济学家、政治学家等。</w:t>
-      </w:r>
-    </w:p>
-    <w:p>
-      <w:pPr>
-        <w:rPr>
-          <w:rFonts w:ascii="微软雅黑" w:eastAsia="微软雅黑" w:hAnsi="微软雅黑" w:cs="微软雅黑" w:hint="eastAsia"/>
-          <w:b/>
-          <w:color w:val="000000" w:themeColor="text1"/>
-          <w:sz w:val="10"/>
-          <w:szCs w:val="10"/>
-        </w:rPr>
-      </w:pPr>
-    </w:p>
-    <w:p>
-      <w:pPr>
-        <w:rPr>
-          <w:rFonts w:ascii="微软雅黑" w:eastAsia="微软雅黑" w:hAnsi="微软雅黑" w:cs="微软雅黑" w:hint="eastAsia"/>
-          <w:b/>
-          <w:color w:val="000000" w:themeColor="text1"/>
-          <w:sz w:val="10"/>
-          <w:szCs w:val="10"/>
-        </w:rPr>
-      </w:pPr>
-      <w:r>
-        <w:rPr>
-          <w:noProof/>
-          <w:color w:val="000000" w:themeColor="text1"/>
-          <w:sz w:val="44"/>
-        </w:rPr>
-        <mc:AlternateContent>
-          <mc:Choice Requires="wps">
-            <w:drawing>
-              <wp:anchor distT="0" distB="0" distL="114300" distR="114300" simplePos="0" relativeHeight="251664384" behindDoc="0" locked="0" layoutInCell="1" allowOverlap="1" wp14:anchorId="7E2B8E4A" wp14:editId="67FEA84A">
-                <wp:simplePos x="0" y="0"/>
-                <wp:positionH relativeFrom="column">
-                  <wp:posOffset>-1066800</wp:posOffset>
-                </wp:positionH>
-                <wp:positionV relativeFrom="paragraph">
-                  <wp:posOffset>5715</wp:posOffset>
-                </wp:positionV>
-                <wp:extent cx="7541895" cy="969010"/>
-                <wp:effectExtent l="0" t="0" r="1905" b="2540"/>
-                <wp:wrapNone/>
-                <wp:docPr id="9" name="矩形 9"/>
-                <wp:cNvGraphicFramePr/>
-                <a:graphic xmlns:a="http://schemas.openxmlformats.org/drawingml/2006/main">
-                  <a:graphicData uri="http://schemas.microsoft.com/office/word/2010/wordprocessingShape">
-                    <wps:wsp>
-                      <wps:cNvSpPr/>
-                      <wps:spPr>
-                        <a:xfrm>
-                          <a:off x="0" y="0"/>
-                          <a:ext cx="7541895" cy="969010"/>
-                        </a:xfrm>
-                        <a:prstGeom prst="rect">
-                          <a:avLst/>
-                        </a:prstGeom>
-                        <a:solidFill>
-                          <a:schemeClr val="bg1">
-                            <a:lumMod val="95000"/>
-                            <a:alpha val="60000"/>
-                          </a:schemeClr>
-                        </a:solidFill>
-                        <a:ln>
-                          <a:noFill/>
-                        </a:ln>
-                      </wps:spPr>
-                      <wps:style>
-                        <a:lnRef idx="2">
-                          <a:schemeClr val="accent1">
-                            <a:lumMod val="75000"/>
-                          </a:schemeClr>
-                        </a:lnRef>
-                        <a:fillRef idx="1">
-                          <a:schemeClr val="accent1"/>
-                        </a:fillRef>
-                        <a:effectRef idx="0">
-                          <a:srgbClr val="FFFFFF"/>
-                        </a:effectRef>
-                        <a:fontRef idx="minor">
-                          <a:schemeClr val="lt1"/>
-                        </a:fontRef>
-                      </wps:style>
-                      <wps:bodyPr rot="0" spcFirstLastPara="0" vertOverflow="overflow" horzOverflow="overflow" vert="horz" wrap="square" lIns="91440" tIns="45720" rIns="91440" bIns="45720" numCol="1" spcCol="0" rtlCol="0" fromWordArt="0" anchor="ctr" anchorCtr="0" forceAA="0" compatLnSpc="1">
-                        <a:noAutofit/>
-                      </wps:bodyPr>
-                    </wps:wsp>
-                  </a:graphicData>
-                </a:graphic>
-              </wp:anchor>
-            </w:drawing>
-          </mc:Choice>
-          <mc:Fallback>
-            <w:pict>
-              <v:rect w14:anchorId="72EC85AD" id="矩形 9" o:spid="_x0000_s1026" style="position:absolute;margin-left:-84pt;margin-top:.45pt;width:593.85pt;height:76.3pt;z-index:251664384;visibility:visible;mso-wrap-style:square;mso-wrap-distance-left:9pt;mso-wrap-distance-top:0;mso-wrap-distance-right:9pt;mso-wrap-distance-bottom:0;mso-position-horizontal:absolute;mso-position-horizontal-relative:text;mso-position-vertical:absolute;mso-position-vertical-relative:text;v-text-anchor:middle" o:gfxdata="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" fillcolor="#f2f2f2 [3052]" stroked="f" strokeweight="1pt">
-                <v:fill opacity="39321f"/>
-              </v:rect>
-            </w:pict>
-          </mc:Fallback>
-        </mc:AlternateContent>
-      </w:r>
-    </w:p>
-    <w:p>
-      <w:pPr>
-        <w:rPr>
-          <w:rFonts w:ascii="微软雅黑" w:eastAsia="微软雅黑" w:hAnsi="微软雅黑" w:cs="微软雅黑" w:hint="eastAsia"/>
-          <w:b/>
-          <w:color w:val="000000" w:themeColor="text1"/>
-          <w:sz w:val="10"/>
-          <w:szCs w:val="10"/>
-        </w:rPr>
-      </w:pPr>
-      <w:r>
-        <w:rPr>
-          <w:noProof/>
-          <w:color w:val="000000" w:themeColor="text1"/>
-        </w:rPr>
-        <mc:AlternateContent>
-          <mc:Choice Requires="wps">
-            <w:drawing>
-              <wp:anchor distT="0" distB="0" distL="114300" distR="114300" simplePos="0" relativeHeight="251665408" behindDoc="0" locked="0" layoutInCell="1" allowOverlap="1" wp14:anchorId="2F8AFF04" wp14:editId="02661805">
-                <wp:simplePos x="0" y="0"/>
-                <wp:positionH relativeFrom="column">
-                  <wp:posOffset>43815</wp:posOffset>
-                </wp:positionH>
-                <wp:positionV relativeFrom="paragraph">
-                  <wp:posOffset>19685</wp:posOffset>
-                </wp:positionV>
-                <wp:extent cx="4925060" cy="579120"/>
-                <wp:effectExtent l="0" t="0" r="0" b="0"/>
-                <wp:wrapNone/>
-                <wp:docPr id="11" name="矩形 5"/>
-                <wp:cNvGraphicFramePr/>
-                <a:graphic xmlns:a="http://schemas.openxmlformats.org/drawingml/2006/main">
-                  <a:graphicData uri="http://schemas.microsoft.com/office/word/2010/wordprocessingShape">
-                    <wps:wsp>
-                      <wps:cNvSpPr/>
-                      <wps:spPr>
-                        <a:xfrm>
-                          <a:off x="0" y="0"/>
-                          <a:ext cx="4925060" cy="579120"/>
-                        </a:xfrm>
-                        <a:prstGeom prst="rect">
-                          <a:avLst/>
-                        </a:prstGeom>
-                        <a:noFill/>
-                      </wps:spPr>
-                      <wps:txbx>
-                        <w:txbxContent>
-                          <w:p>
-                            <w:pPr>
-                              <w:pStyle w:val="a6"/>
-                              <w:jc w:val="center"/>
-                              <w:rPr>
-                                <w:rFonts w:ascii="微软雅黑" w:eastAsia="微软雅黑" w:hAnsi="微软雅黑" w:cs="微软雅黑" w:hint="eastAsia"/>
-                                <w:b/>
-                                <w:sz w:val="52"/>
-                                <w:szCs w:val="52"/>
-                              </w:rPr>
-                            </w:pPr>
-                            <w:proofErr w:type="gramStart"/>
-                            <w:r>
-                              <w:rPr>
-                                <w:rFonts w:ascii="微软雅黑" w:eastAsia="微软雅黑" w:hAnsi="微软雅黑" w:cs="微软雅黑" w:hint="eastAsia"/>
-                                <w:b/>
-                                <w:kern w:val="24"/>
-                                <w:sz w:val="52"/>
-                                <w:szCs w:val="52"/>
-                              </w:rPr>
-                              <w:t>第五部分  团队适配建议</w:t>
-                            </w:r>
-                            <w:proofErr w:type="gramEnd"/>
-                          </w:p>
-                        </w:txbxContent>
-                      </wps:txbx>
-                      <wps:bodyPr wrap="square" lIns="0" tIns="0" rIns="0" bIns="0" rtlCol="0" anchor="b" anchorCtr="0">
-                        <a:noAutofit/>
-                      </wps:bodyPr>
-                    </wps:wsp>
-                  </a:graphicData>
-                </a:graphic>
-              </wp:anchor>
-            </w:drawing>
-          </mc:Choice>
-          <mc:Fallback>
-            <w:pict>
-              <v:rect w14:anchorId="2F8AFF04" id="_x0000_s1039" style="position:absolute;left:0;text-align:left;margin-left:3.45pt;margin-top:1.55pt;width:387.8pt;height:45.6pt;z-index:251665408;visibility:visible;mso-wrap-style:square;mso-wrap-distance-left:9pt;mso-wrap-distance-top:0;mso-wrap-distance-right:9pt;mso-wrap-distance-bottom:0;mso-position-horizontal:absolute;mso-position-horizontal-relative:text;mso-position-vertical:absolute;mso-position-vertical-relative:text;v-text-anchor:bottom" o:gfxdata="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" filled="f" stroked="f">
-                <v:textbox inset="0,0,0,0">
-                  <w:txbxContent>
-                    <w:p>
-                      <w:pPr>
-                        <w:pStyle w:val="a6"/>
-                        <w:jc w:val="center"/>
-                        <w:rPr>
-                          <w:rFonts w:ascii="微软雅黑" w:eastAsia="微软雅黑" w:hAnsi="微软雅黑" w:cs="微软雅黑" w:hint="eastAsia"/>
-                          <w:b/>
-                          <w:sz w:val="52"/>
-                          <w:szCs w:val="52"/>
-                        </w:rPr>
-                      </w:pPr>
-                      <w:proofErr w:type="gramStart"/>
-                      <w:r>
-                        <w:rPr>
-                          <w:rFonts w:ascii="微软雅黑" w:eastAsia="微软雅黑" w:hAnsi="微软雅黑" w:cs="微软雅黑" w:hint="eastAsia"/>
-                          <w:b/>
-                          <w:kern w:val="24"/>
-                          <w:sz w:val="52"/>
-                          <w:szCs w:val="52"/>
-                        </w:rPr>
-                        <w:t>第五部分  团队适配建议</w:t>
-                      </w:r>
-                      <w:proofErr w:type="gramEnd"/>
-                    </w:p>
-                  </w:txbxContent>
-                </v:textbox>
-              </v:rect>
-            </w:pict>
-          </mc:Fallback>
-        </mc:AlternateContent>
-      </w:r>
-    </w:p>
-    <w:p>
-      <w:pPr>
-        <w:rPr>
-          <w:rFonts w:ascii="微软雅黑" w:eastAsia="微软雅黑" w:hAnsi="微软雅黑" w:cs="微软雅黑" w:hint="eastAsia"/>
-          <w:b/>
-          <w:color w:val="000000" w:themeColor="text1"/>
-          <w:sz w:val="10"/>
-          <w:szCs w:val="10"/>
-        </w:rPr>
-      </w:pPr>
-    </w:p>
-    <w:p>
-      <w:pPr>
-        <w:rPr>
-          <w:rFonts w:ascii="微软雅黑" w:eastAsia="微软雅黑" w:hAnsi="微软雅黑" w:cs="微软雅黑" w:hint="eastAsia"/>
-          <w:b/>
-          <w:color w:val="000000" w:themeColor="text1"/>
-          <w:sz w:val="10"/>
-          <w:szCs w:val="10"/>
-        </w:rPr>
-      </w:pPr>
-    </w:p>
-    <w:p>
-      <w:pPr>
-        <w:rPr>
-          <w:rFonts w:ascii="微软雅黑" w:eastAsia="微软雅黑" w:hAnsi="微软雅黑" w:cs="微软雅黑" w:hint="eastAsia"/>
-          <w:b/>
-          <w:color w:val="000000" w:themeColor="text1"/>
-          <w:sz w:val="10"/>
-          <w:szCs w:val="10"/>
-        </w:rPr>
-      </w:pPr>
-    </w:p>
-    <w:p>
-      <w:pPr>
-        <w:pStyle w:val="a3"/>
-        <w:spacing w:before="37"/>
-        <w:ind w:right="31" w:firstLineChars="200" w:firstLine="492"/>
-        <w:rPr>
-          <w:rFonts w:hint="eastAsia"/>
-          <w:color w:val="000000" w:themeColor="text1"/>
-          <w:spacing w:val="2"/>
-          <w:sz w:val="24"/>
-          <w:szCs w:val="24"/>
-          <w:lang w:eastAsia="zh-CN"/>
-        </w:rPr>
-      </w:pPr>
-      <w:r>
-        <w:rPr>
-          <w:rFonts w:hint="eastAsia"/>
-          <w:color w:val="000000" w:themeColor="text1"/>
-          <w:spacing w:val="3"/>
-          <w:sz w:val="24"/>
-          <w:szCs w:val="24"/>
-          <w:lang w:eastAsia="zh-CN"/>
+          <w:rFonts w:ascii="微软雅黑" w:eastAsia="微软雅黑" w:hAnsi="微软雅黑" w:cs="微软雅黑"/>
+          <w:color w:val="000000" w:themeColor="text1"/>
+          <w:sz w:val="24"/>
+        </w:rPr>
+      </w:pPr>
+      <w:r>
+        <w:rPr>
+          <w:rFonts w:ascii="微软雅黑" w:eastAsia="微软雅黑" w:hAnsi="微软雅黑" w:cs="微软雅黑" w:hint="eastAsia"/>
+          <w:color w:val="000000" w:themeColor="text1"/>
+          <w:sz w:val="24"/>
         </w:rPr>
         <w:t>“独行者速，众行者远”。多元协作时代，</w:t>
       </w:r>
-      <w:r>
-        <w:rPr>
-          <w:rFonts w:hint="eastAsia"/>
-          <w:color w:val="000000" w:themeColor="text1"/>
-          <w:spacing w:val="2"/>
-          <w:sz w:val="24"/>
-          <w:szCs w:val="24"/>
-          <w:lang w:eastAsia="zh-CN"/>
-        </w:rPr>
-        <w:t>职场生态已从单一技能的比拼转变为性格特质的互补，此时</w:t>
-      </w:r>
-      <w:r>
-        <w:rPr>
-          <w:rFonts w:hint="eastAsia"/>
-          <w:color w:val="000000" w:themeColor="text1"/>
-          <w:spacing w:val="3"/>
-          <w:sz w:val="24"/>
-          <w:szCs w:val="24"/>
-          <w:lang w:eastAsia="zh-CN"/>
-        </w:rPr>
-        <w:t>团队适配力决定了竞争力上限！以下关于团队适配报告，将为你定位适配的团队成员类型，帮</w:t>
-      </w:r>
-      <w:r>
-        <w:rPr>
-          <w:rFonts w:hint="eastAsia"/>
-          <w:color w:val="000000" w:themeColor="text1"/>
-          <w:spacing w:val="2"/>
-          <w:sz w:val="24"/>
-          <w:szCs w:val="24"/>
-          <w:lang w:eastAsia="zh-CN"/>
-        </w:rPr>
-        <w:t>助你在职场中找到专属生态位。</w:t>
+      <w:proofErr w:type="gramStart"/>
+      <w:r>
+        <w:rPr>
+          <w:rFonts w:ascii="微软雅黑" w:eastAsia="微软雅黑" w:hAnsi="微软雅黑" w:cs="微软雅黑" w:hint="eastAsia"/>
+          <w:color w:val="000000" w:themeColor="text1"/>
+          <w:sz w:val="24"/>
+        </w:rPr>
+        <w:t>职场生态</w:t>
+      </w:r>
+      <w:proofErr w:type="gramEnd"/>
+      <w:r>
+        <w:rPr>
+          <w:rFonts w:ascii="微软雅黑" w:eastAsia="微软雅黑" w:hAnsi="微软雅黑" w:cs="微软雅黑" w:hint="eastAsia"/>
+          <w:color w:val="000000" w:themeColor="text1"/>
+          <w:sz w:val="24"/>
+        </w:rPr>
+        <w:t>已从单一技能的比</w:t>
+      </w:r>
+      <w:proofErr w:type="gramStart"/>
+      <w:r>
+        <w:rPr>
+          <w:rFonts w:ascii="微软雅黑" w:eastAsia="微软雅黑" w:hAnsi="微软雅黑" w:cs="微软雅黑" w:hint="eastAsia"/>
+          <w:color w:val="000000" w:themeColor="text1"/>
+          <w:sz w:val="24"/>
+        </w:rPr>
+        <w:t>拼转变</w:t>
+      </w:r>
+      <w:proofErr w:type="gramEnd"/>
+      <w:r>
+        <w:rPr>
+          <w:rFonts w:ascii="微软雅黑" w:eastAsia="微软雅黑" w:hAnsi="微软雅黑" w:cs="微软雅黑" w:hint="eastAsia"/>
+          <w:color w:val="000000" w:themeColor="text1"/>
+          <w:sz w:val="24"/>
+        </w:rPr>
+        <w:t>为性格特质的互补，此时团队适配力决定了竞争力上限！以下关于团队适配报告，将为你定位适配的团队成员类型，帮助你在职场中找到专属生态位。</w:t>
       </w:r>
     </w:p>
     <w:p>
       <w:pPr>
         <w:pStyle w:val="a3"/>
         <w:spacing w:before="231"/>
+        <w:rPr>
+          <w:b/>
+          <w:bCs/>
+          <w:color w:val="000000" w:themeColor="text1"/>
+          <w:spacing w:val="3"/>
+          <w:sz w:val="24"/>
+          <w:szCs w:val="24"/>
+        </w:rPr>
+      </w:pPr>
+      <w:r>
         <w:rPr>
           <w:rFonts w:hint="eastAsia"/>
           <w:b/>
@@ -4596,21 +3527,8 @@
           <w:sz w:val="24"/>
           <w:szCs w:val="24"/>
         </w:rPr>
-      </w:pPr>
-      <w:proofErr w:type="spellStart"/>
-      <w:r>
-        <w:rPr>
-          <w:rFonts w:hint="eastAsia"/>
-          <w:b/>
-          <w:bCs/>
-          <w:color w:val="000000" w:themeColor="text1"/>
-          <w:spacing w:val="3"/>
-          <w:sz w:val="24"/>
-          <w:szCs w:val="24"/>
-        </w:rPr>
         <w:t>适配类型</w:t>
       </w:r>
-      <w:proofErr w:type="spellEnd"/>
       <w:r>
         <w:rPr>
           <w:b/>
@@ -4630,7 +3548,6 @@
         <w:ind w:right="31"/>
         <w:jc w:val="center"/>
         <w:rPr>
-          <w:rFonts w:hint="eastAsia"/>
           <w:color w:val="000000" w:themeColor="text1"/>
           <w:spacing w:val="2"/>
           <w:sz w:val="24"/>
@@ -4642,9 +3559,10 @@
         <w:rPr>
           <w:noProof/>
           <w:color w:val="000000" w:themeColor="text1"/>
+          <w:lang w:eastAsia="zh-CN"/>
         </w:rPr>
         <w:drawing>
-          <wp:inline distT="0" distB="0" distL="114300" distR="114300" wp14:anchorId="21B429F2" wp14:editId="17B9F040">
+          <wp:inline distT="0" distB="0" distL="114300" distR="114300" wp14:anchorId="5ACA9909" wp14:editId="295DE568">
             <wp:extent cx="4129405" cy="1800225"/>
             <wp:effectExtent l="0" t="0" r="0" b="0"/>
             <wp:docPr id="12" name="图片 1"/>
@@ -4661,7 +3579,7 @@
                     </pic:cNvPicPr>
                   </pic:nvPicPr>
                   <pic:blipFill>
-                    <a:blip r:embed="rId12"/>
+                    <a:blip r:embed="rId14"/>
                     <a:stretch>
                       <a:fillRect/>
                     </a:stretch>
@@ -4689,8 +3607,21 @@
     <w:p>
       <w:pPr>
         <w:pStyle w:val="a3"/>
-        <w:spacing w:before="37"/>
+        <w:spacing w:before="37" w:line="520" w:lineRule="exact"/>
         <w:ind w:right="31" w:firstLineChars="200" w:firstLine="488"/>
+        <w:rPr>
+          <w:b/>
+          <w:bCs/>
+          <w:color w:val="000000" w:themeColor="text1"/>
+          <w:spacing w:val="2"/>
+          <w:sz w:val="24"/>
+          <w:szCs w:val="24"/>
+          <w:lang w:eastAsia="zh-CN"/>
+        </w:rPr>
+      </w:pPr>
+      <w:bookmarkStart w:id="5" w:name="_GoBack"/>
+      <w:bookmarkEnd w:id="4"/>
+      <w:r>
         <w:rPr>
           <w:rFonts w:hint="eastAsia"/>
           <w:b/>
@@ -4701,6 +3632,48 @@
           <w:szCs w:val="24"/>
           <w:lang w:eastAsia="zh-CN"/>
         </w:rPr>
+        <w:t>适配类型1：INTJ</w:t>
+      </w:r>
+    </w:p>
+    <w:p>
+      <w:pPr>
+        <w:pStyle w:val="a3"/>
+        <w:spacing w:before="37" w:line="520" w:lineRule="exact"/>
+        <w:ind w:right="31" w:firstLineChars="200" w:firstLine="488"/>
+        <w:rPr>
+          <w:color w:val="000000" w:themeColor="text1"/>
+          <w:spacing w:val="2"/>
+          <w:sz w:val="24"/>
+          <w:szCs w:val="24"/>
+          <w:lang w:eastAsia="zh-CN"/>
+        </w:rPr>
+      </w:pPr>
+      <w:r>
+        <w:rPr>
+          <w:rFonts w:hint="eastAsia"/>
+          <w:color w:val="000000" w:themeColor="text1"/>
+          <w:spacing w:val="2"/>
+          <w:sz w:val="24"/>
+          <w:szCs w:val="24"/>
+          <w:lang w:eastAsia="zh-CN"/>
+        </w:rPr>
+        <w:t>ENTP擅长创新和辩论，但可能缺乏深度分析和战略规划能力。INTJ的缜密思维和长远规划能力可以弥补这一不足，两者在科研、技术开发等需要创新和战略思维的领域中能形成高效合作。</w:t>
+      </w:r>
+    </w:p>
+    <w:p>
+      <w:pPr>
+        <w:pStyle w:val="a3"/>
+        <w:spacing w:before="37" w:line="520" w:lineRule="exact"/>
+        <w:ind w:right="31" w:firstLineChars="200" w:firstLine="488"/>
+        <w:rPr>
+          <w:b/>
+          <w:bCs/>
+          <w:color w:val="000000" w:themeColor="text1"/>
+          <w:spacing w:val="2"/>
+          <w:sz w:val="24"/>
+          <w:szCs w:val="24"/>
+          <w:lang w:eastAsia="zh-CN"/>
+        </w:rPr>
       </w:pPr>
       <w:r>
         <w:rPr>
@@ -4713,9 +3686,49 @@
           <w:szCs w:val="24"/>
           <w:lang w:eastAsia="zh-CN"/>
         </w:rPr>
-        <w:t>适配类型</w:t>
-      </w:r>
-      <w:bookmarkEnd w:id="4"/>
+        <w:t>适配类型2：ESTP</w:t>
+      </w:r>
+    </w:p>
+    <w:p>
+      <w:pPr>
+        <w:pStyle w:val="a3"/>
+        <w:spacing w:before="37" w:line="520" w:lineRule="exact"/>
+        <w:ind w:right="31" w:firstLineChars="200" w:firstLine="488"/>
+        <w:rPr>
+          <w:color w:val="000000" w:themeColor="text1"/>
+          <w:spacing w:val="2"/>
+          <w:sz w:val="24"/>
+          <w:szCs w:val="24"/>
+          <w:lang w:eastAsia="zh-CN"/>
+        </w:rPr>
+      </w:pPr>
+      <w:r>
+        <w:rPr>
+          <w:rFonts w:hint="eastAsia"/>
+          <w:color w:val="000000" w:themeColor="text1"/>
+          <w:spacing w:val="2"/>
+          <w:sz w:val="24"/>
+          <w:szCs w:val="24"/>
+          <w:lang w:eastAsia="zh-CN"/>
+        </w:rPr>
+        <w:t>ENTP在理论创新上表现出色，但可能忽视实际操作和应变能力。ESTP的行动力和应变能力可以确保ENTP的计划得到有效执行，两者在创业、项目管理等领域中能形成高效协作。</w:t>
+      </w:r>
+    </w:p>
+    <w:p>
+      <w:pPr>
+        <w:pStyle w:val="a3"/>
+        <w:spacing w:before="37" w:line="520" w:lineRule="exact"/>
+        <w:ind w:right="31" w:firstLineChars="200" w:firstLine="488"/>
+        <w:rPr>
+          <w:b/>
+          <w:bCs/>
+          <w:color w:val="000000" w:themeColor="text1"/>
+          <w:spacing w:val="2"/>
+          <w:sz w:val="24"/>
+          <w:szCs w:val="24"/>
+          <w:lang w:eastAsia="zh-CN"/>
+        </w:rPr>
+      </w:pPr>
       <w:r>
         <w:rPr>
           <w:rFonts w:hint="eastAsia"/>
@@ -4727,14 +3740,21 @@
           <w:szCs w:val="24"/>
           <w:lang w:eastAsia="zh-CN"/>
         </w:rPr>
-        <w:t>1：INTJ</w:t>
+        <w:t>适配类型3：INFP</w:t>
       </w:r>
     </w:p>
     <w:p>
       <w:pPr>
         <w:pStyle w:val="a3"/>
-        <w:spacing w:before="37"/>
-        <w:ind w:right="31" w:firstLineChars="200" w:firstLine="488"/>
+        <w:spacing w:line="520" w:lineRule="exact"/>
+        <w:ind w:right="28" w:firstLineChars="200" w:firstLine="488"/>
+        <w:rPr>
+          <w:rFonts w:hint="eastAsia"/>
+          <w:color w:val="000000" w:themeColor="text1"/>
+          <w:lang w:eastAsia="zh-CN"/>
+        </w:rPr>
+      </w:pPr>
+      <w:r>
         <w:rPr>
           <w:rFonts w:hint="eastAsia"/>
           <w:color w:val="000000" w:themeColor="text1"/>
@@ -4743,7 +3763,9 @@
           <w:szCs w:val="24"/>
           <w:lang w:eastAsia="zh-CN"/>
         </w:rPr>
-      </w:pPr>
+        <w:t>ENTP可能过于理性和逻辑化，缺乏情感共鸣。INFP的深刻洞察力和</w:t>
+      </w:r>
+      <w:proofErr w:type="gramStart"/>
       <w:r>
         <w:rPr>
           <w:rFonts w:hint="eastAsia"/>
@@ -4753,134 +3775,39 @@
           <w:szCs w:val="24"/>
           <w:lang w:eastAsia="zh-CN"/>
         </w:rPr>
-        <w:t>ENTP擅长创新和辩论，但可能缺乏深度分析和战略规划能力。INTJ的缜密思维和长远规划能力可以弥补这一不足，两者在科研、技术开发等需要创新和战略思维的领域中能形成高效合作。</w:t>
-      </w:r>
-    </w:p>
-    <w:p>
-      <w:pPr>
-        <w:pStyle w:val="a3"/>
-        <w:spacing w:before="37"/>
-        <w:ind w:right="31" w:firstLineChars="200" w:firstLine="488"/>
+        <w:t>同理</w:t>
+      </w:r>
+      <w:r>
         <w:rPr>
           <w:rFonts w:hint="eastAsia"/>
-          <w:b/>
-          <w:bCs/>
           <w:color w:val="000000" w:themeColor="text1"/>
           <w:spacing w:val="2"/>
           <w:sz w:val="24"/>
           <w:szCs w:val="24"/>
           <w:lang w:eastAsia="zh-CN"/>
         </w:rPr>
-      </w:pPr>
+        <w:lastRenderedPageBreak/>
+        <w:t>心</w:t>
+      </w:r>
+      <w:proofErr w:type="gramEnd"/>
       <w:r>
         <w:rPr>
           <w:rFonts w:hint="eastAsia"/>
-          <w:b/>
-          <w:bCs/>
           <w:color w:val="000000" w:themeColor="text1"/>
           <w:spacing w:val="2"/>
           <w:sz w:val="24"/>
           <w:szCs w:val="24"/>
           <w:lang w:eastAsia="zh-CN"/>
         </w:rPr>
-        <w:t>适配类型2：ESTP</w:t>
-      </w:r>
-    </w:p>
-    <w:p>
-      <w:pPr>
-        <w:pStyle w:val="a3"/>
-        <w:spacing w:before="37"/>
-        <w:ind w:right="31" w:firstLineChars="200" w:firstLine="488"/>
-        <w:rPr>
-          <w:rFonts w:hint="eastAsia"/>
-          <w:color w:val="000000" w:themeColor="text1"/>
-          <w:spacing w:val="2"/>
-          <w:sz w:val="24"/>
-          <w:szCs w:val="24"/>
-          <w:lang w:eastAsia="zh-CN"/>
-        </w:rPr>
-      </w:pPr>
-      <w:r>
-        <w:rPr>
-          <w:rFonts w:hint="eastAsia"/>
-          <w:color w:val="000000" w:themeColor="text1"/>
-          <w:spacing w:val="2"/>
-          <w:sz w:val="24"/>
-          <w:szCs w:val="24"/>
-          <w:lang w:eastAsia="zh-CN"/>
-        </w:rPr>
-        <w:t>ENTP在理论创新上表现出色，但可能忽视实际操作和应变能力。ESTP的行动力和应变能力可以确保ENTP的计划得到有效执行，两者在创业、项目管理</w:t>
-      </w:r>
-      <w:r>
-        <w:rPr>
-          <w:rFonts w:hint="eastAsia"/>
-          <w:color w:val="000000" w:themeColor="text1"/>
-          <w:spacing w:val="2"/>
-          <w:sz w:val="24"/>
-          <w:szCs w:val="24"/>
-          <w:lang w:eastAsia="zh-CN"/>
-        </w:rPr>
-        <w:lastRenderedPageBreak/>
-        <w:t>等领域中能形成高效协作。</w:t>
-      </w:r>
-    </w:p>
-    <w:p>
-      <w:pPr>
-        <w:pStyle w:val="a3"/>
-        <w:spacing w:before="37"/>
-        <w:ind w:right="31" w:firstLineChars="200" w:firstLine="488"/>
-        <w:rPr>
-          <w:rFonts w:hint="eastAsia"/>
-          <w:b/>
-          <w:bCs/>
-          <w:color w:val="000000" w:themeColor="text1"/>
-          <w:spacing w:val="2"/>
-          <w:sz w:val="24"/>
-          <w:szCs w:val="24"/>
-          <w:lang w:eastAsia="zh-CN"/>
-        </w:rPr>
-      </w:pPr>
-      <w:r>
-        <w:rPr>
-          <w:rFonts w:hint="eastAsia"/>
-          <w:b/>
-          <w:bCs/>
-          <w:color w:val="000000" w:themeColor="text1"/>
-          <w:spacing w:val="2"/>
-          <w:sz w:val="24"/>
-          <w:szCs w:val="24"/>
-          <w:lang w:eastAsia="zh-CN"/>
-        </w:rPr>
-        <w:t>适配类型3：INFP</w:t>
-      </w:r>
-    </w:p>
-    <w:p>
-      <w:pPr>
-        <w:pStyle w:val="a3"/>
-        <w:spacing w:before="37"/>
-        <w:ind w:right="31" w:firstLineChars="200" w:firstLine="488"/>
-        <w:rPr>
-          <w:rFonts w:hint="eastAsia"/>
-          <w:color w:val="000000" w:themeColor="text1"/>
-          <w:lang w:eastAsia="zh-CN"/>
-        </w:rPr>
-      </w:pPr>
-      <w:r>
-        <w:rPr>
-          <w:rFonts w:hint="eastAsia"/>
-          <w:color w:val="000000" w:themeColor="text1"/>
-          <w:spacing w:val="2"/>
-          <w:sz w:val="24"/>
-          <w:szCs w:val="24"/>
-          <w:lang w:eastAsia="zh-CN"/>
-        </w:rPr>
-        <w:t>ENTP可能过于理性和逻辑化，缺乏情感共鸣。INFP的深刻洞察力和同理心可以弥补这一不足，两者在需要创新思维和人文关怀的领域（如心理咨询、艺术教育）中能形成良好合作。</w:t>
-      </w:r>
+        <w:t>可以弥补这一不足，两者在需要创新思维和人文关怀的领域（如心理咨询、艺术教育）中能形成良好合作。</w:t>
+      </w:r>
+      <w:bookmarkEnd w:id="5"/>
     </w:p>
     <w:sectPr>
-      <w:footerReference w:type="default" r:id="rId13"/>
+      <w:headerReference w:type="default" r:id="rId15"/>
+      <w:footerReference w:type="default" r:id="rId16"/>
       <w:pgSz w:w="11906" w:h="16838"/>
-      <w:pgMar w:top="1134" w:right="1701" w:bottom="1134" w:left="1701" w:header="851" w:footer="794" w:gutter="0"/>
+      <w:pgMar w:top="1440" w:right="1800" w:bottom="1440" w:left="1800" w:header="851" w:footer="510" w:gutter="0"/>
       <w:pgNumType w:start="1"/>
       <w:cols w:space="425"/>
       <w:docGrid w:type="lines" w:linePitch="312"/>
@@ -4890,7 +3817,7 @@
 </file>
 
 <file path=word/endnotes.xml><?xml version="1.0" encoding="utf-8"?>
-<w:endnotes xmlns:wpc="http://schemas.microsoft.com/office/word/2010/wordprocessingCanvas" xmlns:cx="http://schemas.microsoft.com/office/drawing/2014/chartex" xmlns:cx1="http://schemas.microsoft.com/office/drawing/2015/9/8/chartex" xmlns:cx2="http://schemas.microsoft.com/office/drawing/2015/10/21/chartex" xmlns:cx3="http://schemas.microsoft.com/office/drawing/2016/5/9/chartex" xmlns:cx4="http://schemas.microsoft.com/office/drawing/2016/5/10/chartex" xmlns:cx5="http://schemas.microsoft.com/office/drawing/2016/5/11/chartex" xmlns:cx6="http://schemas.microsoft.com/office/drawing/2016/5/12/chartex" xmlns:cx7="http://schemas.microsoft.com/office/drawing/2016/5/13/chartex" xmlns:cx8="http://schemas.microsoft.com/office/drawing/2016/5/14/chartex" xmlns:mc="http://schemas.openxmlformats.org/markup-compatibility/2006" xmlns:aink="http://schemas.microsoft.com/office/drawing/2016/ink" xmlns:am3d="http://schemas.microsoft.com/office/drawing/2017/model3d" xmlns:o="urn:schemas-microsoft-com:office:office" xmlns:oel="http://schemas.microsoft.com/office/2019/extlst" xmlns:r="http://schemas.openxmlformats.org/officeDocument/2006/relationships" xmlns:m="http://schemas.openxmlformats.org/officeDocument/2006/math" xmlns:v="urn:schemas-microsoft-com:vml" xmlns:wp14="http://schemas.microsoft.com/office/word/2010/wordprocessingDrawing" xmlns:wp="http://schemas.openxmlformats.org/drawingml/2006/wordprocessingDrawing" xmlns:w10="urn:schemas-microsoft-com:office:word" xmlns:w="http://schemas.openxmlformats.org/wordprocessingml/2006/main" xmlns:w14="http://schemas.microsoft.com/office/word/2010/wordml" xmlns:w15="http://schemas.microsoft.com/office/word/2012/wordml" xmlns:w16cex="http://schemas.microsoft.com/office/word/2018/wordml/cex" xmlns:w16cid="http://schemas.microsoft.com/office/word/2016/wordml/cid" xmlns:w16="http://schemas.microsoft.com/office/word/2018/wordml" xmlns:w16du="http://schemas.microsoft.com/office/word/2023/wordml/word16du" xmlns:w16sdtdh="http://schemas.microsoft.com/office/word/2020/wordml/sdtdatahash" xmlns:w16sdtfl="http://schemas.microsoft.com/office/word/2024/wordml/sdtformatlock" xmlns:w16se="http://schemas.microsoft.com/office/word/2015/wordml/symex" xmlns:wpg="http://schemas.microsoft.com/office/word/2010/wordprocessingGroup" xmlns:wpi="http://schemas.microsoft.com/office/word/2010/wordprocessingInk" xmlns:wne="http://schemas.microsoft.com/office/word/2006/wordml" xmlns:wps="http://schemas.microsoft.com/office/word/2010/wordprocessingShape" mc:Ignorable="w14 w15 w16se w16cid w16 w16cex w16sdtdh w16sdtfl w16du wp14">
+<w:endnotes xmlns:wpc="http://schemas.microsoft.com/office/word/2010/wordprocessingCanvas" xmlns:mc="http://schemas.openxmlformats.org/markup-compatibility/2006" xmlns:o="urn:schemas-microsoft-com:office:office" xmlns:r="http://schemas.openxmlformats.org/officeDocument/2006/relationships" xmlns:m="http://schemas.openxmlformats.org/officeDocument/2006/math" xmlns:v="urn:schemas-microsoft-com:vml" xmlns:wp14="http://schemas.microsoft.com/office/word/2010/wordprocessingDrawing" xmlns:wp="http://schemas.openxmlformats.org/drawingml/2006/wordprocessingDrawing" xmlns:w10="urn:schemas-microsoft-com:office:word" xmlns:w="http://schemas.openxmlformats.org/wordprocessingml/2006/main" xmlns:w14="http://schemas.microsoft.com/office/word/2010/wordml" xmlns:w15="http://schemas.microsoft.com/office/word/2012/wordml" xmlns:wpg="http://schemas.microsoft.com/office/word/2010/wordprocessingGroup" xmlns:wpi="http://schemas.microsoft.com/office/word/2010/wordprocessingInk" xmlns:wne="http://schemas.microsoft.com/office/word/2006/wordml" xmlns:wps="http://schemas.microsoft.com/office/word/2010/wordprocessingShape" mc:Ignorable="w14 w15 wp14">
   <w:endnote w:type="separator" w:id="-1">
     <w:p>
       <w:r>
@@ -4909,66 +3836,55 @@
 </file>
 
 <file path=word/footer1.xml><?xml version="1.0" encoding="utf-8"?>
-<w:ftr xmlns:wpc="http://schemas.microsoft.com/office/word/2010/wordprocessingCanvas" xmlns:cx="http://schemas.microsoft.com/office/drawing/2014/chartex" xmlns:cx1="http://schemas.microsoft.com/office/drawing/2015/9/8/chartex" xmlns:cx2="http://schemas.microsoft.com/office/drawing/2015/10/21/chartex" xmlns:cx3="http://schemas.microsoft.com/office/drawing/2016/5/9/chartex" xmlns:cx4="http://schemas.microsoft.com/office/drawing/2016/5/10/chartex" xmlns:cx5="http://schemas.microsoft.com/office/drawing/2016/5/11/chartex" xmlns:cx6="http://schemas.microsoft.com/office/drawing/2016/5/12/chartex" xmlns:cx7="http://schemas.microsoft.com/office/drawing/2016/5/13/chartex" xmlns:cx8="http://schemas.microsoft.com/office/drawing/2016/5/14/chartex" xmlns:mc="http://schemas.openxmlformats.org/markup-compatibility/2006" xmlns:aink="http://schemas.microsoft.com/office/drawing/2016/ink" xmlns:am3d="http://schemas.microsoft.com/office/drawing/2017/model3d" xmlns:o="urn:schemas-microsoft-com:office:office" xmlns:oel="http://schemas.microsoft.com/office/2019/extlst" xmlns:r="http://schemas.openxmlformats.org/officeDocument/2006/relationships" xmlns:m="http://schemas.openxmlformats.org/officeDocument/2006/math" xmlns:v="urn:schemas-microsoft-com:vml" xmlns:wp14="http://schemas.microsoft.com/office/word/2010/wordprocessingDrawing" xmlns:wp="http://schemas.openxmlformats.org/drawingml/2006/wordprocessingDrawing" xmlns:w10="urn:schemas-microsoft-com:office:word" xmlns:w="http://schemas.openxmlformats.org/wordprocessingml/2006/main" xmlns:w14="http://schemas.microsoft.com/office/word/2010/wordml" xmlns:w15="http://schemas.microsoft.com/office/word/2012/wordml" xmlns:w16cex="http://schemas.microsoft.com/office/word/2018/wordml/cex" xmlns:w16cid="http://schemas.microsoft.com/office/word/2016/wordml/cid" xmlns:w16="http://schemas.microsoft.com/office/word/2018/wordml" xmlns:w16du="http://schemas.microsoft.com/office/word/2023/wordml/word16du" xmlns:w16sdtdh="http://schemas.microsoft.com/office/word/2020/wordml/sdtdatahash" xmlns:w16sdtfl="http://schemas.microsoft.com/office/word/2024/wordml/sdtformatlock" xmlns:w16se="http://schemas.microsoft.com/office/word/2015/wordml/symex" xmlns:wpg="http://schemas.microsoft.com/office/word/2010/wordprocessingGroup" xmlns:wpi="http://schemas.microsoft.com/office/word/2010/wordprocessingInk" xmlns:wne="http://schemas.microsoft.com/office/word/2006/wordml" xmlns:wps="http://schemas.microsoft.com/office/word/2010/wordprocessingShape" mc:Ignorable="w14 w15 w16se w16cid w16 w16cex w16sdtdh w16sdtfl w16du wp14">
+<w:ftr xmlns:wpc="http://schemas.microsoft.com/office/word/2010/wordprocessingCanvas" xmlns:mc="http://schemas.openxmlformats.org/markup-compatibility/2006" xmlns:o="urn:schemas-microsoft-com:office:office" xmlns:r="http://schemas.openxmlformats.org/officeDocument/2006/relationships" xmlns:m="http://schemas.openxmlformats.org/officeDocument/2006/math" xmlns:v="urn:schemas-microsoft-com:vml" xmlns:wp14="http://schemas.microsoft.com/office/word/2010/wordprocessingDrawing" xmlns:wp="http://schemas.openxmlformats.org/drawingml/2006/wordprocessingDrawing" xmlns:w10="urn:schemas-microsoft-com:office:word" xmlns:w="http://schemas.openxmlformats.org/wordprocessingml/2006/main" xmlns:w14="http://schemas.microsoft.com/office/word/2010/wordml" xmlns:w15="http://schemas.microsoft.com/office/word/2012/wordml" xmlns:wpg="http://schemas.microsoft.com/office/word/2010/wordprocessingGroup" xmlns:wpi="http://schemas.microsoft.com/office/word/2010/wordprocessingInk" xmlns:wne="http://schemas.microsoft.com/office/word/2006/wordml" xmlns:wps="http://schemas.microsoft.com/office/word/2010/wordprocessingShape" mc:Ignorable="w14 w15 wp14">
+  <w:p>
+    <w:pPr>
+      <w:pStyle w:val="a4"/>
+      <w:jc w:val="center"/>
+    </w:pPr>
+  </w:p>
+  <w:p>
+    <w:pPr>
+      <w:pStyle w:val="a4"/>
+    </w:pPr>
+  </w:p>
+</w:ftr>
+</file>
+
+<file path=word/footer2.xml><?xml version="1.0" encoding="utf-8"?>
+<w:ftr xmlns:wpc="http://schemas.microsoft.com/office/word/2010/wordprocessingCanvas" xmlns:mc="http://schemas.openxmlformats.org/markup-compatibility/2006" xmlns:o="urn:schemas-microsoft-com:office:office" xmlns:r="http://schemas.openxmlformats.org/officeDocument/2006/relationships" xmlns:m="http://schemas.openxmlformats.org/officeDocument/2006/math" xmlns:v="urn:schemas-microsoft-com:vml" xmlns:wp14="http://schemas.microsoft.com/office/word/2010/wordprocessingDrawing" xmlns:wp="http://schemas.openxmlformats.org/drawingml/2006/wordprocessingDrawing" xmlns:w10="urn:schemas-microsoft-com:office:word" xmlns:w="http://schemas.openxmlformats.org/wordprocessingml/2006/main" xmlns:w14="http://schemas.microsoft.com/office/word/2010/wordml" xmlns:w15="http://schemas.microsoft.com/office/word/2012/wordml" xmlns:wpg="http://schemas.microsoft.com/office/word/2010/wordprocessingGroup" xmlns:wpi="http://schemas.microsoft.com/office/word/2010/wordprocessingInk" xmlns:wne="http://schemas.microsoft.com/office/word/2006/wordml" xmlns:wps="http://schemas.microsoft.com/office/word/2010/wordprocessingShape" mc:Ignorable="w14 w15 wp14">
   <w:sdt>
     <w:sdtPr>
-      <w:id w:val="661505434"/>
+      <w:id w:val="-1296833972"/>
       <w:docPartObj>
         <w:docPartGallery w:val="Page Numbers (Bottom of Page)"/>
         <w:docPartUnique/>
       </w:docPartObj>
     </w:sdtPr>
-    <w:sdtEndPr>
-      <w:rPr>
-        <w:sz w:val="20"/>
-        <w:szCs w:val="28"/>
-      </w:rPr>
-    </w:sdtEndPr>
+    <w:sdtEndPr/>
     <w:sdtContent>
       <w:p>
         <w:pPr>
-          <w:pStyle w:val="a5"/>
+          <w:pStyle w:val="a4"/>
           <w:jc w:val="center"/>
-          <w:rPr>
-            <w:rFonts w:hint="eastAsia"/>
-            <w:sz w:val="20"/>
-            <w:szCs w:val="28"/>
-          </w:rPr>
         </w:pPr>
         <w:r>
-          <w:rPr>
-            <w:sz w:val="20"/>
-            <w:szCs w:val="28"/>
-          </w:rPr>
           <w:fldChar w:fldCharType="begin"/>
         </w:r>
         <w:r>
-          <w:rPr>
-            <w:sz w:val="20"/>
-            <w:szCs w:val="28"/>
-          </w:rPr>
           <w:instrText>PAGE   \* MERGEFORMAT</w:instrText>
         </w:r>
         <w:r>
-          <w:rPr>
-            <w:sz w:val="20"/>
-            <w:szCs w:val="28"/>
-          </w:rPr>
           <w:fldChar w:fldCharType="separate"/>
         </w:r>
         <w:r>
           <w:rPr>
-            <w:sz w:val="20"/>
-            <w:szCs w:val="28"/>
+            <w:noProof/>
             <w:lang w:val="zh-CN"/>
           </w:rPr>
-          <w:t>2</w:t>
+          <w:t>8</w:t>
         </w:r>
         <w:r>
-          <w:rPr>
-            <w:sz w:val="20"/>
-            <w:szCs w:val="28"/>
-          </w:rPr>
           <w:fldChar w:fldCharType="end"/>
         </w:r>
       </w:p>
@@ -4976,14 +3892,14 @@
   </w:sdt>
   <w:p>
     <w:pPr>
-      <w:pStyle w:val="a5"/>
+      <w:pStyle w:val="a4"/>
     </w:pPr>
   </w:p>
 </w:ftr>
 </file>
 
 <file path=word/footnotes.xml><?xml version="1.0" encoding="utf-8"?>
-<w:footnotes xmlns:wpc="http://schemas.microsoft.com/office/word/2010/wordprocessingCanvas" xmlns:cx="http://schemas.microsoft.com/office/drawing/2014/chartex" xmlns:cx1="http://schemas.microsoft.com/office/drawing/2015/9/8/chartex" xmlns:cx2="http://schemas.microsoft.com/office/drawing/2015/10/21/chartex" xmlns:cx3="http://schemas.microsoft.com/office/drawing/2016/5/9/chartex" xmlns:cx4="http://schemas.microsoft.com/office/drawing/2016/5/10/chartex" xmlns:cx5="http://schemas.microsoft.com/office/drawing/2016/5/11/chartex" xmlns:cx6="http://schemas.microsoft.com/office/drawing/2016/5/12/chartex" xmlns:cx7="http://schemas.microsoft.com/office/drawing/2016/5/13/chartex" xmlns:cx8="http://schemas.microsoft.com/office/drawing/2016/5/14/chartex" xmlns:mc="http://schemas.openxmlformats.org/markup-compatibility/2006" xmlns:aink="http://schemas.microsoft.com/office/drawing/2016/ink" xmlns:am3d="http://schemas.microsoft.com/office/drawing/2017/model3d" xmlns:o="urn:schemas-microsoft-com:office:office" xmlns:oel="http://schemas.microsoft.com/office/2019/extlst" xmlns:r="http://schemas.openxmlformats.org/officeDocument/2006/relationships" xmlns:m="http://schemas.openxmlformats.org/officeDocument/2006/math" xmlns:v="urn:schemas-microsoft-com:vml" xmlns:wp14="http://schemas.microsoft.com/office/word/2010/wordprocessingDrawing" xmlns:wp="http://schemas.openxmlformats.org/drawingml/2006/wordprocessingDrawing" xmlns:w10="urn:schemas-microsoft-com:office:word" xmlns:w="http://schemas.openxmlformats.org/wordprocessingml/2006/main" xmlns:w14="http://schemas.microsoft.com/office/word/2010/wordml" xmlns:w15="http://schemas.microsoft.com/office/word/2012/wordml" xmlns:w16cex="http://schemas.microsoft.com/office/word/2018/wordml/cex" xmlns:w16cid="http://schemas.microsoft.com/office/word/2016/wordml/cid" xmlns:w16="http://schemas.microsoft.com/office/word/2018/wordml" xmlns:w16du="http://schemas.microsoft.com/office/word/2023/wordml/word16du" xmlns:w16sdtdh="http://schemas.microsoft.com/office/word/2020/wordml/sdtdatahash" xmlns:w16sdtfl="http://schemas.microsoft.com/office/word/2024/wordml/sdtformatlock" xmlns:w16se="http://schemas.microsoft.com/office/word/2015/wordml/symex" xmlns:wpg="http://schemas.microsoft.com/office/word/2010/wordprocessingGroup" xmlns:wpi="http://schemas.microsoft.com/office/word/2010/wordprocessingInk" xmlns:wne="http://schemas.microsoft.com/office/word/2006/wordml" xmlns:wps="http://schemas.microsoft.com/office/word/2010/wordprocessingShape" mc:Ignorable="w14 w15 w16se w16cid w16 w16cex w16sdtdh w16sdtfl w16du wp14">
+<w:footnotes xmlns:wpc="http://schemas.microsoft.com/office/word/2010/wordprocessingCanvas" xmlns:mc="http://schemas.openxmlformats.org/markup-compatibility/2006" xmlns:o="urn:schemas-microsoft-com:office:office" xmlns:r="http://schemas.openxmlformats.org/officeDocument/2006/relationships" xmlns:m="http://schemas.openxmlformats.org/officeDocument/2006/math" xmlns:v="urn:schemas-microsoft-com:vml" xmlns:wp14="http://schemas.microsoft.com/office/word/2010/wordprocessingDrawing" xmlns:wp="http://schemas.openxmlformats.org/drawingml/2006/wordprocessingDrawing" xmlns:w10="urn:schemas-microsoft-com:office:word" xmlns:w="http://schemas.openxmlformats.org/wordprocessingml/2006/main" xmlns:w14="http://schemas.microsoft.com/office/word/2010/wordml" xmlns:w15="http://schemas.microsoft.com/office/word/2012/wordml" xmlns:wpg="http://schemas.microsoft.com/office/word/2010/wordprocessingGroup" xmlns:wpi="http://schemas.microsoft.com/office/word/2010/wordprocessingInk" xmlns:wne="http://schemas.microsoft.com/office/word/2006/wordml" xmlns:wps="http://schemas.microsoft.com/office/word/2010/wordprocessingShape" mc:Ignorable="w14 w15 wp14">
   <w:footnote w:type="separator" w:id="-1">
     <w:p>
       <w:r>
@@ -5002,20 +3918,36 @@
 </file>
 
 <file path=word/header1.xml><?xml version="1.0" encoding="utf-8"?>
-<w:hdr xmlns:wpc="http://schemas.microsoft.com/office/word/2010/wordprocessingCanvas" xmlns:cx="http://schemas.microsoft.com/office/drawing/2014/chartex" xmlns:cx1="http://schemas.microsoft.com/office/drawing/2015/9/8/chartex" xmlns:cx2="http://schemas.microsoft.com/office/drawing/2015/10/21/chartex" xmlns:cx3="http://schemas.microsoft.com/office/drawing/2016/5/9/chartex" xmlns:cx4="http://schemas.microsoft.com/office/drawing/2016/5/10/chartex" xmlns:cx5="http://schemas.microsoft.com/office/drawing/2016/5/11/chartex" xmlns:cx6="http://schemas.microsoft.com/office/drawing/2016/5/12/chartex" xmlns:cx7="http://schemas.microsoft.com/office/drawing/2016/5/13/chartex" xmlns:cx8="http://schemas.microsoft.com/office/drawing/2016/5/14/chartex" xmlns:mc="http://schemas.openxmlformats.org/markup-compatibility/2006" xmlns:aink="http://schemas.microsoft.com/office/drawing/2016/ink" xmlns:am3d="http://schemas.microsoft.com/office/drawing/2017/model3d" xmlns:o="urn:schemas-microsoft-com:office:office" xmlns:oel="http://schemas.microsoft.com/office/2019/extlst" xmlns:r="http://schemas.openxmlformats.org/officeDocument/2006/relationships" xmlns:m="http://schemas.openxmlformats.org/officeDocument/2006/math" xmlns:v="urn:schemas-microsoft-com:vml" xmlns:wp14="http://schemas.microsoft.com/office/word/2010/wordprocessingDrawing" xmlns:wp="http://schemas.openxmlformats.org/drawingml/2006/wordprocessingDrawing" xmlns:w10="urn:schemas-microsoft-com:office:word" xmlns:w="http://schemas.openxmlformats.org/wordprocessingml/2006/main" xmlns:w14="http://schemas.microsoft.com/office/word/2010/wordml" xmlns:w15="http://schemas.microsoft.com/office/word/2012/wordml" xmlns:w16cex="http://schemas.microsoft.com/office/word/2018/wordml/cex" xmlns:w16cid="http://schemas.microsoft.com/office/word/2016/wordml/cid" xmlns:w16="http://schemas.microsoft.com/office/word/2018/wordml" xmlns:w16du="http://schemas.microsoft.com/office/word/2023/wordml/word16du" xmlns:w16sdtdh="http://schemas.microsoft.com/office/word/2020/wordml/sdtdatahash" xmlns:w16sdtfl="http://schemas.microsoft.com/office/word/2024/wordml/sdtformatlock" xmlns:w16se="http://schemas.microsoft.com/office/word/2015/wordml/symex" xmlns:wpg="http://schemas.microsoft.com/office/word/2010/wordprocessingGroup" xmlns:wpi="http://schemas.microsoft.com/office/word/2010/wordprocessingInk" xmlns:wne="http://schemas.microsoft.com/office/word/2006/wordml" xmlns:wps="http://schemas.microsoft.com/office/word/2010/wordprocessingShape" mc:Ignorable="w14 w15 w16se w16cid w16 w16cex w16sdtdh w16sdtfl w16du wp14">
+<w:hdr xmlns:wpc="http://schemas.microsoft.com/office/word/2010/wordprocessingCanvas" xmlns:mc="http://schemas.openxmlformats.org/markup-compatibility/2006" xmlns:o="urn:schemas-microsoft-com:office:office" xmlns:r="http://schemas.openxmlformats.org/officeDocument/2006/relationships" xmlns:m="http://schemas.openxmlformats.org/officeDocument/2006/math" xmlns:v="urn:schemas-microsoft-com:vml" xmlns:wp14="http://schemas.microsoft.com/office/word/2010/wordprocessingDrawing" xmlns:wp="http://schemas.openxmlformats.org/drawingml/2006/wordprocessingDrawing" xmlns:w10="urn:schemas-microsoft-com:office:word" xmlns:w="http://schemas.openxmlformats.org/wordprocessingml/2006/main" xmlns:w14="http://schemas.microsoft.com/office/word/2010/wordml" xmlns:w15="http://schemas.microsoft.com/office/word/2012/wordml" xmlns:wpg="http://schemas.microsoft.com/office/word/2010/wordprocessingGroup" xmlns:wpi="http://schemas.microsoft.com/office/word/2010/wordprocessingInk" xmlns:wne="http://schemas.microsoft.com/office/word/2006/wordml" xmlns:wps="http://schemas.microsoft.com/office/word/2010/wordprocessingShape" mc:Ignorable="w14 w15 wp14">
   <w:p>
     <w:pPr>
       <w:pStyle w:val="a5"/>
       <w:jc w:val="right"/>
       <w:rPr>
-        <w:rFonts w:ascii="黑体" w:eastAsia="黑体" w:hAnsi="黑体" w:cs="黑体" w:hint="eastAsia"/>
+        <w:rFonts w:ascii="黑体" w:eastAsia="黑体" w:hAnsi="黑体" w:cs="黑体"/>
+        <w:sz w:val="24"/>
+        <w:szCs w:val="40"/>
+      </w:rPr>
+    </w:pPr>
+  </w:p>
+</w:hdr>
+</file>
+
+<file path=word/header2.xml><?xml version="1.0" encoding="utf-8"?>
+<w:hdr xmlns:wpc="http://schemas.microsoft.com/office/word/2010/wordprocessingCanvas" xmlns:mc="http://schemas.openxmlformats.org/markup-compatibility/2006" xmlns:o="urn:schemas-microsoft-com:office:office" xmlns:r="http://schemas.openxmlformats.org/officeDocument/2006/relationships" xmlns:m="http://schemas.openxmlformats.org/officeDocument/2006/math" xmlns:v="urn:schemas-microsoft-com:vml" xmlns:wp14="http://schemas.microsoft.com/office/word/2010/wordprocessingDrawing" xmlns:wp="http://schemas.openxmlformats.org/drawingml/2006/wordprocessingDrawing" xmlns:w10="urn:schemas-microsoft-com:office:word" xmlns:w="http://schemas.openxmlformats.org/wordprocessingml/2006/main" xmlns:w14="http://schemas.microsoft.com/office/word/2010/wordml" xmlns:w15="http://schemas.microsoft.com/office/word/2012/wordml" xmlns:wpg="http://schemas.microsoft.com/office/word/2010/wordprocessingGroup" xmlns:wpi="http://schemas.microsoft.com/office/word/2010/wordprocessingInk" xmlns:wne="http://schemas.microsoft.com/office/word/2006/wordml" xmlns:wps="http://schemas.microsoft.com/office/word/2010/wordprocessingShape" mc:Ignorable="w14 w15 wp14">
+  <w:p>
+    <w:pPr>
+      <w:pStyle w:val="a5"/>
+      <w:jc w:val="right"/>
+      <w:rPr>
+        <w:rFonts w:ascii="黑体" w:eastAsia="黑体" w:hAnsi="黑体" w:cs="黑体"/>
         <w:sz w:val="24"/>
         <w:szCs w:val="40"/>
       </w:rPr>
     </w:pPr>
     <w:r>
       <w:rPr>
-        <w:rFonts w:ascii="黑体" w:eastAsia="黑体" w:hAnsi="黑体" w:cs="黑体" w:hint="eastAsia"/>
+        <w:rFonts w:ascii="黑体" w:eastAsia="黑体" w:hAnsi="黑体" w:cs="黑体"/>
         <w:sz w:val="24"/>
         <w:szCs w:val="40"/>
       </w:rPr>
@@ -5026,8 +3958,8 @@
 </file>
 
 <file path=word/numbering.xml><?xml version="1.0" encoding="utf-8"?>
-<w:numbering xmlns:wpc="http://schemas.microsoft.com/office/word/2010/wordprocessingCanvas" xmlns:cx="http://schemas.microsoft.com/office/drawing/2014/chartex" xmlns:cx1="http://schemas.microsoft.com/office/drawing/2015/9/8/chartex" xmlns:cx2="http://schemas.microsoft.com/office/drawing/2015/10/21/chartex" xmlns:cx3="http://schemas.microsoft.com/office/drawing/2016/5/9/chartex" xmlns:cx4="http://schemas.microsoft.com/office/drawing/2016/5/10/chartex" xmlns:cx5="http://schemas.microsoft.com/office/drawing/2016/5/11/chartex" xmlns:cx6="http://schemas.microsoft.com/office/drawing/2016/5/12/chartex" xmlns:cx7="http://schemas.microsoft.com/office/drawing/2016/5/13/chartex" xmlns:cx8="http://schemas.microsoft.com/office/drawing/2016/5/14/chartex" xmlns:mc="http://schemas.openxmlformats.org/markup-compatibility/2006" xmlns:aink="http://schemas.microsoft.com/office/drawing/2016/ink" xmlns:am3d="http://schemas.microsoft.com/office/drawing/2017/model3d" xmlns:o="urn:schemas-microsoft-com:office:office" xmlns:oel="http://schemas.microsoft.com/office/2019/extlst" xmlns:r="http://schemas.openxmlformats.org/officeDocument/2006/relationships" xmlns:m="http://schemas.openxmlformats.org/officeDocument/2006/math" xmlns:v="urn:schemas-microsoft-com:vml" xmlns:wp14="http://schemas.microsoft.com/office/word/2010/wordprocessingDrawing" xmlns:wp="http://schemas.openxmlformats.org/drawingml/2006/wordprocessingDrawing" xmlns:w10="urn:schemas-microsoft-com:office:word" xmlns:w="http://schemas.openxmlformats.org/wordprocessingml/2006/main" xmlns:w14="http://schemas.microsoft.com/office/word/2010/wordml" xmlns:w15="http://schemas.microsoft.com/office/word/2012/wordml" xmlns:w16cex="http://schemas.microsoft.com/office/word/2018/wordml/cex" xmlns:w16cid="http://schemas.microsoft.com/office/word/2016/wordml/cid" xmlns:w16="http://schemas.microsoft.com/office/word/2018/wordml" xmlns:w16du="http://schemas.microsoft.com/office/word/2023/wordml/word16du" xmlns:w16sdtdh="http://schemas.microsoft.com/office/word/2020/wordml/sdtdatahash" xmlns:w16sdtfl="http://schemas.microsoft.com/office/word/2024/wordml/sdtformatlock" xmlns:w16se="http://schemas.microsoft.com/office/word/2015/wordml/symex" xmlns:wpg="http://schemas.microsoft.com/office/word/2010/wordprocessingGroup" xmlns:wpi="http://schemas.microsoft.com/office/word/2010/wordprocessingInk" xmlns:wne="http://schemas.microsoft.com/office/word/2006/wordml" xmlns:wps="http://schemas.microsoft.com/office/word/2010/wordprocessingShape" mc:Ignorable="w14 w15 w16se w16cid w16 w16cex w16sdtdh w16sdtfl w16du wp14">
-  <w:abstractNum w:abstractNumId="0" w15:restartNumberingAfterBreak="0">
+<w:numbering xmlns:wpc="http://schemas.microsoft.com/office/word/2010/wordprocessingCanvas" xmlns:mc="http://schemas.openxmlformats.org/markup-compatibility/2006" xmlns:o="urn:schemas-microsoft-com:office:office" xmlns:r="http://schemas.openxmlformats.org/officeDocument/2006/relationships" xmlns:m="http://schemas.openxmlformats.org/officeDocument/2006/math" xmlns:v="urn:schemas-microsoft-com:vml" xmlns:wp14="http://schemas.microsoft.com/office/word/2010/wordprocessingDrawing" xmlns:wp="http://schemas.openxmlformats.org/drawingml/2006/wordprocessingDrawing" xmlns:w10="urn:schemas-microsoft-com:office:word" xmlns:w="http://schemas.openxmlformats.org/wordprocessingml/2006/main" xmlns:w14="http://schemas.microsoft.com/office/word/2010/wordml" xmlns:w15="http://schemas.microsoft.com/office/word/2012/wordml" xmlns:wpg="http://schemas.microsoft.com/office/word/2010/wordprocessingGroup" xmlns:wpi="http://schemas.microsoft.com/office/word/2010/wordprocessingInk" xmlns:wne="http://schemas.microsoft.com/office/word/2006/wordml" xmlns:wps="http://schemas.microsoft.com/office/word/2010/wordprocessingShape" mc:Ignorable="w14 w15 wp14">
+  <w:abstractNum w:abstractNumId="0">
     <w:nsid w:val="ABD79B40"/>
     <w:multiLevelType w:val="singleLevel"/>
     <w:tmpl w:val="ABD79B40"/>
@@ -5045,7 +3977,7 @@
       </w:rPr>
     </w:lvl>
   </w:abstractNum>
-  <w:abstractNum w:abstractNumId="1" w15:restartNumberingAfterBreak="0">
+  <w:abstractNum w:abstractNumId="1">
     <w:nsid w:val="DB0C22D4"/>
     <w:multiLevelType w:val="singleLevel"/>
     <w:tmpl w:val="DB0C22D4"/>
@@ -5063,7 +3995,7 @@
       </w:rPr>
     </w:lvl>
   </w:abstractNum>
-  <w:abstractNum w:abstractNumId="2" w15:restartNumberingAfterBreak="0">
+  <w:abstractNum w:abstractNumId="2">
     <w:nsid w:val="F38E8289"/>
     <w:multiLevelType w:val="singleLevel"/>
     <w:tmpl w:val="F38E8289"/>
@@ -5081,20 +4013,24 @@
       </w:rPr>
     </w:lvl>
   </w:abstractNum>
-  <w:num w:numId="1" w16cid:durableId="582955634">
+  <w:num w:numId="1">
     <w:abstractNumId w:val="0"/>
   </w:num>
-  <w:num w:numId="2" w16cid:durableId="653222091">
+  <w:num w:numId="2">
     <w:abstractNumId w:val="2"/>
   </w:num>
-  <w:num w:numId="3" w16cid:durableId="362488048">
+  <w:num w:numId="3">
     <w:abstractNumId w:val="1"/>
+  </w:num>
+  <w:num w:numId="4">
+    <w:abstractNumId w:val="1"/>
+    <w:lvlOverride w:ilvl="0"/>
   </w:num>
 </w:numbering>
 </file>
 
 <file path=word/styles.xml><?xml version="1.0" encoding="utf-8"?>
-<w:styles xmlns:mc="http://schemas.openxmlformats.org/markup-compatibility/2006" xmlns:r="http://schemas.openxmlformats.org/officeDocument/2006/relationships" xmlns:w="http://schemas.openxmlformats.org/wordprocessingml/2006/main" xmlns:w14="http://schemas.microsoft.com/office/word/2010/wordml" xmlns:w15="http://schemas.microsoft.com/office/word/2012/wordml" xmlns:w16cex="http://schemas.microsoft.com/office/word/2018/wordml/cex" xmlns:w16cid="http://schemas.microsoft.com/office/word/2016/wordml/cid" xmlns:w16="http://schemas.microsoft.com/office/word/2018/wordml" xmlns:w16du="http://schemas.microsoft.com/office/word/2023/wordml/word16du" xmlns:w16sdtdh="http://schemas.microsoft.com/office/word/2020/wordml/sdtdatahash" xmlns:w16sdtfl="http://schemas.microsoft.com/office/word/2024/wordml/sdtformatlock" xmlns:w16se="http://schemas.microsoft.com/office/word/2015/wordml/symex" mc:Ignorable="w14 w15 w16se w16cid w16 w16cex w16sdtdh w16sdtfl w16du">
+<w:styles xmlns:mc="http://schemas.openxmlformats.org/markup-compatibility/2006" xmlns:r="http://schemas.openxmlformats.org/officeDocument/2006/relationships" xmlns:w="http://schemas.openxmlformats.org/wordprocessingml/2006/main" xmlns:w14="http://schemas.microsoft.com/office/word/2010/wordml" xmlns:w15="http://schemas.microsoft.com/office/word/2012/wordml" mc:Ignorable="w14 w15">
   <w:docDefaults>
     <w:rPrDefault>
       <w:rPr>
@@ -5104,7 +4040,7 @@
     </w:rPrDefault>
     <w:pPrDefault/>
   </w:docDefaults>
-  <w:latentStyles w:defLockedState="0" w:defUIPriority="0" w:defSemiHidden="0" w:defUnhideWhenUsed="0" w:defQFormat="0" w:count="376">
+  <w:latentStyles w:defLockedState="0" w:defUIPriority="0" w:defSemiHidden="0" w:defUnhideWhenUsed="0" w:defQFormat="0" w:count="371">
     <w:lsdException w:name="Normal" w:qFormat="1"/>
     <w:lsdException w:name="heading 1" w:qFormat="1"/>
     <w:lsdException w:name="heading 2" w:semiHidden="1" w:unhideWhenUsed="1" w:qFormat="1"/>
@@ -5116,7 +4052,7 @@
     <w:lsdException w:name="heading 8" w:semiHidden="1" w:unhideWhenUsed="1" w:qFormat="1"/>
     <w:lsdException w:name="heading 9" w:semiHidden="1" w:unhideWhenUsed="1" w:qFormat="1"/>
     <w:lsdException w:name="header" w:qFormat="1"/>
-    <w:lsdException w:name="footer" w:qFormat="1"/>
+    <w:lsdException w:name="footer" w:uiPriority="99" w:qFormat="1"/>
     <w:lsdException w:name="caption" w:semiHidden="1" w:unhideWhenUsed="1" w:qFormat="1"/>
     <w:lsdException w:name="Title" w:qFormat="1"/>
     <w:lsdException w:name="Default Paragraph Font" w:semiHidden="1" w:qFormat="1"/>
@@ -5175,8 +4111,8 @@
     <w:lsdException w:name="Table Web 2" w:semiHidden="1" w:unhideWhenUsed="1"/>
     <w:lsdException w:name="Table Web 3" w:semiHidden="1" w:unhideWhenUsed="1"/>
     <w:lsdException w:name="Table Theme" w:semiHidden="1" w:unhideWhenUsed="1"/>
-    <w:lsdException w:name="Placeholder Text" w:semiHidden="1" w:uiPriority="99" w:unhideWhenUsed="1"/>
-    <w:lsdException w:name="No Spacing" w:semiHidden="1" w:uiPriority="99" w:unhideWhenUsed="1"/>
+    <w:lsdException w:name="Placeholder Text" w:semiHidden="1" w:uiPriority="99"/>
+    <w:lsdException w:name="No Spacing" w:uiPriority="99"/>
     <w:lsdException w:name="Light Shading" w:uiPriority="60"/>
     <w:lsdException w:name="Light List" w:uiPriority="61"/>
     <w:lsdException w:name="Light Grid" w:uiPriority="62"/>
@@ -5197,10 +4133,10 @@
     <w:lsdException w:name="Medium Shading 1 Accent 1" w:uiPriority="63"/>
     <w:lsdException w:name="Medium Shading 2 Accent 1" w:uiPriority="64"/>
     <w:lsdException w:name="Medium List 1 Accent 1" w:uiPriority="65"/>
-    <w:lsdException w:name="Revision" w:semiHidden="1" w:uiPriority="99" w:unhideWhenUsed="1"/>
-    <w:lsdException w:name="List Paragraph" w:semiHidden="1" w:uiPriority="99" w:unhideWhenUsed="1"/>
-    <w:lsdException w:name="Quote" w:semiHidden="1" w:uiPriority="99" w:unhideWhenUsed="1"/>
-    <w:lsdException w:name="Intense Quote" w:semiHidden="1" w:uiPriority="99" w:unhideWhenUsed="1"/>
+    <w:lsdException w:name="Revision" w:semiHidden="1" w:uiPriority="99"/>
+    <w:lsdException w:name="List Paragraph" w:uiPriority="99"/>
+    <w:lsdException w:name="Quote" w:uiPriority="99"/>
+    <w:lsdException w:name="Intense Quote" w:uiPriority="99"/>
     <w:lsdException w:name="Medium List 2 Accent 1" w:uiPriority="66"/>
     <w:lsdException w:name="Medium Grid 1 Accent 1" w:uiPriority="67"/>
     <w:lsdException w:name="Medium Grid 2 Accent 1" w:uiPriority="68"/>
@@ -5390,11 +4326,6 @@
     <w:lsdException w:name="List Table 5 Dark Accent 6" w:uiPriority="50"/>
     <w:lsdException w:name="List Table 6 Colorful Accent 6" w:uiPriority="51"/>
     <w:lsdException w:name="List Table 7 Colorful Accent 6" w:uiPriority="52"/>
-    <w:lsdException w:name="Mention" w:semiHidden="1" w:uiPriority="99" w:unhideWhenUsed="1"/>
-    <w:lsdException w:name="Smart Hyperlink" w:semiHidden="1" w:uiPriority="99" w:unhideWhenUsed="1"/>
-    <w:lsdException w:name="Hashtag" w:semiHidden="1" w:uiPriority="99" w:unhideWhenUsed="1"/>
-    <w:lsdException w:name="Unresolved Mention" w:semiHidden="1" w:uiPriority="99" w:unhideWhenUsed="1"/>
-    <w:lsdException w:name="Smart Link" w:semiHidden="1" w:uiPriority="99" w:unhideWhenUsed="1"/>
   </w:latentStyles>
   <w:style w:type="paragraph" w:default="1" w:styleId="a">
     <w:name w:val="Normal"/>
@@ -5452,6 +4383,8 @@
   <w:style w:type="paragraph" w:styleId="a4">
     <w:name w:val="footer"/>
     <w:basedOn w:val="a"/>
+    <w:link w:val="Char"/>
+    <w:uiPriority w:val="99"/>
     <w:qFormat/>
     <w:pPr>
       <w:tabs>
@@ -5500,11 +4433,55 @@
       <w:sz w:val="24"/>
     </w:rPr>
   </w:style>
+  <w:style w:type="character" w:customStyle="1" w:styleId="Char">
+    <w:name w:val="页脚 Char"/>
+    <w:basedOn w:val="a0"/>
+    <w:link w:val="a4"/>
+    <w:uiPriority w:val="99"/>
+    <w:rsid w:val="00F27EED"/>
+    <w:rPr>
+      <w:rFonts w:asciiTheme="minorHAnsi" w:eastAsiaTheme="minorEastAsia" w:hAnsiTheme="minorHAnsi" w:cstheme="minorBidi"/>
+      <w:kern w:val="2"/>
+      <w:sz w:val="18"/>
+      <w:szCs w:val="24"/>
+    </w:rPr>
+  </w:style>
+  <w:style w:type="table" w:styleId="a7">
+    <w:name w:val="Table Grid"/>
+    <w:basedOn w:val="a1"/>
+    <w:rsid w:val="00757680"/>
+    <w:tblPr>
+      <w:tblInd w:w="0" w:type="dxa"/>
+      <w:tblBorders>
+        <w:top w:val="single" w:sz="4" w:space="0" w:color="auto"/>
+        <w:left w:val="single" w:sz="4" w:space="0" w:color="auto"/>
+        <w:bottom w:val="single" w:sz="4" w:space="0" w:color="auto"/>
+        <w:right w:val="single" w:sz="4" w:space="0" w:color="auto"/>
+        <w:insideH w:val="single" w:sz="4" w:space="0" w:color="auto"/>
+        <w:insideV w:val="single" w:sz="4" w:space="0" w:color="auto"/>
+      </w:tblBorders>
+      <w:tblCellMar>
+        <w:top w:w="0" w:type="dxa"/>
+        <w:left w:w="108" w:type="dxa"/>
+        <w:bottom w:w="0" w:type="dxa"/>
+        <w:right w:w="108" w:type="dxa"/>
+      </w:tblCellMar>
+    </w:tblPr>
+  </w:style>
+  <w:style w:type="paragraph" w:styleId="a8">
+    <w:name w:val="List Paragraph"/>
+    <w:basedOn w:val="a"/>
+    <w:uiPriority w:val="99"/>
+    <w:rsid w:val="00B12278"/>
+    <w:pPr>
+      <w:ind w:firstLineChars="200" w:firstLine="420"/>
+    </w:pPr>
+  </w:style>
 </w:styles>
 </file>
 
 <file path=word/charts/chart1.xml><?xml version="1.0" encoding="utf-8"?>
-<c:chartSpace xmlns:c="http://schemas.openxmlformats.org/drawingml/2006/chart" xmlns:a="http://schemas.openxmlformats.org/drawingml/2006/main" xmlns:r="http://schemas.openxmlformats.org/officeDocument/2006/relationships" xmlns:c16r2="http://schemas.microsoft.com/office/drawing/2015/06/chart">
+<c:chartSpace xmlns:c="http://schemas.openxmlformats.org/drawingml/2006/chart" xmlns:a="http://schemas.openxmlformats.org/drawingml/2006/main" xmlns:r="http://schemas.openxmlformats.org/officeDocument/2006/relationships">
   <c:date1904 val="0"/>
   <c:lang val="zh-CN"/>
   <c:roundedCorners val="0"/>
@@ -5550,11 +4527,6 @@
               </a:ln>
               <a:effectLst/>
             </c:spPr>
-            <c:extLst>
-              <c:ext xmlns:c16="http://schemas.microsoft.com/office/drawing/2014/chart" uri="{C3380CC4-5D6E-409C-BE32-E72D297353CC}">
-                <c16:uniqueId val="{00000001-A237-431F-98F3-D7C3927DF1FD}"/>
-              </c:ext>
-            </c:extLst>
           </c:dPt>
           <c:dPt>
             <c:idx val="1"/>
@@ -5569,11 +4541,6 @@
               </a:ln>
               <a:effectLst/>
             </c:spPr>
-            <c:extLst>
-              <c:ext xmlns:c16="http://schemas.microsoft.com/office/drawing/2014/chart" uri="{C3380CC4-5D6E-409C-BE32-E72D297353CC}">
-                <c16:uniqueId val="{00000003-A237-431F-98F3-D7C3927DF1FD}"/>
-              </c:ext>
-            </c:extLst>
           </c:dPt>
           <c:dPt>
             <c:idx val="2"/>
@@ -5588,11 +4555,6 @@
               </a:ln>
               <a:effectLst/>
             </c:spPr>
-            <c:extLst>
-              <c:ext xmlns:c16="http://schemas.microsoft.com/office/drawing/2014/chart" uri="{C3380CC4-5D6E-409C-BE32-E72D297353CC}">
-                <c16:uniqueId val="{00000005-A237-431F-98F3-D7C3927DF1FD}"/>
-              </c:ext>
-            </c:extLst>
           </c:dPt>
           <c:dPt>
             <c:idx val="3"/>
@@ -5607,11 +4569,6 @@
               </a:ln>
               <a:effectLst/>
             </c:spPr>
-            <c:extLst>
-              <c:ext xmlns:c16="http://schemas.microsoft.com/office/drawing/2014/chart" uri="{C3380CC4-5D6E-409C-BE32-E72D297353CC}">
-                <c16:uniqueId val="{00000007-A237-431F-98F3-D7C3927DF1FD}"/>
-              </c:ext>
-            </c:extLst>
           </c:dPt>
           <c:dPt>
             <c:idx val="4"/>
@@ -5626,11 +4583,6 @@
               </a:ln>
               <a:effectLst/>
             </c:spPr>
-            <c:extLst>
-              <c:ext xmlns:c16="http://schemas.microsoft.com/office/drawing/2014/chart" uri="{C3380CC4-5D6E-409C-BE32-E72D297353CC}">
-                <c16:uniqueId val="{00000009-A237-431F-98F3-D7C3927DF1FD}"/>
-              </c:ext>
-            </c:extLst>
           </c:dPt>
           <c:dPt>
             <c:idx val="5"/>
@@ -5645,11 +4597,6 @@
               </a:ln>
               <a:effectLst/>
             </c:spPr>
-            <c:extLst>
-              <c:ext xmlns:c16="http://schemas.microsoft.com/office/drawing/2014/chart" uri="{C3380CC4-5D6E-409C-BE32-E72D297353CC}">
-                <c16:uniqueId val="{0000000B-A237-431F-98F3-D7C3927DF1FD}"/>
-              </c:ext>
-            </c:extLst>
           </c:dPt>
           <c:dPt>
             <c:idx val="6"/>
@@ -5664,11 +4611,6 @@
               </a:ln>
               <a:effectLst/>
             </c:spPr>
-            <c:extLst>
-              <c:ext xmlns:c16="http://schemas.microsoft.com/office/drawing/2014/chart" uri="{C3380CC4-5D6E-409C-BE32-E72D297353CC}">
-                <c16:uniqueId val="{0000000D-A237-431F-98F3-D7C3927DF1FD}"/>
-              </c:ext>
-            </c:extLst>
           </c:dPt>
           <c:dPt>
             <c:idx val="7"/>
@@ -5683,11 +4625,6 @@
               </a:ln>
               <a:effectLst/>
             </c:spPr>
-            <c:extLst>
-              <c:ext xmlns:c16="http://schemas.microsoft.com/office/drawing/2014/chart" uri="{C3380CC4-5D6E-409C-BE32-E72D297353CC}">
-                <c16:uniqueId val="{0000000F-A237-431F-98F3-D7C3927DF1FD}"/>
-              </c:ext>
-            </c:extLst>
           </c:dPt>
           <c:dLbls>
             <c:spPr>
@@ -5698,7 +4635,9 @@
               <a:effectLst/>
             </c:spPr>
             <c:txPr>
-              <a:bodyPr rot="0" spcFirstLastPara="0" vertOverflow="ellipsis" vert="horz" wrap="square" lIns="38100" tIns="19050" rIns="38100" bIns="19050" anchor="ctr" anchorCtr="1"/>
+              <a:bodyPr rot="0" spcFirstLastPara="1" vertOverflow="ellipsis" vert="horz" wrap="square" lIns="38100" tIns="19050" rIns="38100" bIns="19050" anchor="ctr" anchorCtr="1">
+                <a:spAutoFit/>
+              </a:bodyPr>
               <a:lstStyle/>
               <a:p>
                 <a:pPr>
@@ -5826,11 +4765,6 @@
               </c:numCache>
             </c:numRef>
           </c:val>
-          <c:extLst>
-            <c:ext xmlns:c16="http://schemas.microsoft.com/office/drawing/2014/chart" uri="{C3380CC4-5D6E-409C-BE32-E72D297353CC}">
-              <c16:uniqueId val="{00000010-A237-431F-98F3-D7C3927DF1FD}"/>
-            </c:ext>
-          </c:extLst>
         </c:ser>
         <c:dLbls>
           <c:showLegendKey val="0"/>
@@ -5842,11 +4776,11 @@
         </c:dLbls>
         <c:gapWidth val="246"/>
         <c:overlap val="-28"/>
-        <c:axId val="994309600"/>
-        <c:axId val="76586288"/>
+        <c:axId val="927479280"/>
+        <c:axId val="927485264"/>
       </c:barChart>
       <c:catAx>
-        <c:axId val="994309600"/>
+        <c:axId val="927479280"/>
         <c:scaling>
           <c:orientation val="minMax"/>
         </c:scaling>
@@ -5883,7 +4817,7 @@
           <a:effectLst/>
         </c:spPr>
         <c:txPr>
-          <a:bodyPr rot="-60000000" spcFirstLastPara="0" vertOverflow="ellipsis" vert="horz" wrap="square" anchor="ctr" anchorCtr="1"/>
+          <a:bodyPr rot="-60000000" spcFirstLastPara="1" vertOverflow="ellipsis" vert="horz" wrap="square" anchor="ctr" anchorCtr="1"/>
           <a:lstStyle/>
           <a:p>
             <a:pPr>
@@ -5902,7 +4836,7 @@
             <a:endParaRPr lang="zh-CN"/>
           </a:p>
         </c:txPr>
-        <c:crossAx val="76586288"/>
+        <c:crossAx val="927485264"/>
         <c:crosses val="autoZero"/>
         <c:auto val="1"/>
         <c:lblAlgn val="ctr"/>
@@ -5910,7 +4844,7 @@
         <c:noMultiLvlLbl val="0"/>
       </c:catAx>
       <c:valAx>
-        <c:axId val="76586288"/>
+        <c:axId val="927485264"/>
         <c:scaling>
           <c:orientation val="minMax"/>
         </c:scaling>
@@ -5920,7 +4854,7 @@
         <c:majorTickMark val="out"/>
         <c:minorTickMark val="none"/>
         <c:tickLblPos val="nextTo"/>
-        <c:crossAx val="994309600"/>
+        <c:crossAx val="927479280"/>
         <c:crosses val="autoZero"/>
         <c:crossBetween val="between"/>
       </c:valAx>
@@ -6780,6 +5714,10 @@
 </s:customData>
 </file>
 
+<file path=customXml/item2.xml><?xml version="1.0" encoding="utf-8"?>
+<b:Sources xmlns:b="http://schemas.openxmlformats.org/officeDocument/2006/bibliography" xmlns="http://schemas.openxmlformats.org/officeDocument/2006/bibliography" SelectedStyle="\APASixthEditionOfficeOnline.xsl" StyleName="APA" Version="6"/>
+</file>
+
 <file path=customXml/itemProps1.xml><?xml version="1.0" encoding="utf-8"?>
 <ds:datastoreItem xmlns:ds="http://schemas.openxmlformats.org/officeDocument/2006/customXml" ds:itemID="{B1977F7D-205B-4081-913C-38D41E755F92}">
   <ds:schemaRefs>
@@ -6788,8 +5726,10 @@
 </ds:datastoreItem>
 </file>
 
-<file path=docMetadata/LabelInfo.xml><?xml version="1.0" encoding="utf-8"?>
-<clbl:labelList xmlns:clbl="http://schemas.microsoft.com/office/2020/mipLabelMetadata">
-  <clbl:label id="{f42aa342-8706-4288-bd11-ebb85995028c}" enabled="1" method="Standard" siteId="{72f988bf-86f1-41af-91ab-2d7cd011db47}" contentBits="0" removed="0"/>
-</clbl:labelList>
+<file path=customXml/itemProps2.xml><?xml version="1.0" encoding="utf-8"?>
+<ds:datastoreItem xmlns:ds="http://schemas.openxmlformats.org/officeDocument/2006/customXml" ds:itemID="{F3B72E9C-81BF-4671-BEC5-8BCF5C9C4404}">
+  <ds:schemaRefs>
+    <ds:schemaRef ds:uri="http://schemas.openxmlformats.org/officeDocument/2006/bibliography"/>
+  </ds:schemaRefs>
+</ds:datastoreItem>
 </file>